--- a/PW1TB-32_Sliunko_Ihor_Olehovych/PW1ТВ-32_Слюнько_Ігор_Олегович.docx
+++ b/PW1TB-32_Sliunko_Ihor_Olehovych/PW1ТВ-32_Слюнько_Ігор_Олегович.docx
@@ -486,7 +486,7 @@
             <w:sz w:val="32"/>
             <w:szCs w:val="32"/>
           </w:rPr>
-          <w:t>https://github.com/Ihor-Sl/web-programming/tree/main/PW1TB-32_Sliunko_Ihor_Olehovych</w:t>
+          <w:t>https://github.com/Ihor-Sl/mobile/tree/main/PW1TB-32_Sliunko_Ihor_Olehovych</w:t>
         </w:r>
       </w:hyperlink>
     </w:p>
@@ -638,9 +638,13 @@
           <w:szCs w:val="32"/>
         </w:rPr>
         <w:lastRenderedPageBreak/>
-        <w:t>В</w:t>
-      </w:r>
-      <w:r>
+        <w:t>Варіант 18</w:t>
+      </w:r>
+    </w:p>
+    <w:p>
+      <w:pPr>
+        <w:spacing w:after="0"/>
+        <w:jc w:val="center"/>
         <w:rPr>
           <w:rFonts w:ascii="Times New Roman" w:eastAsia="Times New Roman" w:hAnsi="Times New Roman" w:cs="Times New Roman"/>
           <w:b/>
@@ -649,13 +653,8 @@
           <w:sz w:val="32"/>
           <w:szCs w:val="32"/>
         </w:rPr>
-        <w:t>аріант 18</w:t>
-      </w:r>
-    </w:p>
-    <w:p>
-      <w:pPr>
-        <w:spacing w:after="0"/>
-        <w:jc w:val="center"/>
+      </w:pPr>
+      <w:r>
         <w:rPr>
           <w:rFonts w:ascii="Times New Roman" w:eastAsia="Times New Roman" w:hAnsi="Times New Roman" w:cs="Times New Roman"/>
           <w:b/>
@@ -664,8 +663,13 @@
           <w:sz w:val="32"/>
           <w:szCs w:val="32"/>
         </w:rPr>
-      </w:pPr>
-      <w:r>
+        <w:t>Система аварійного електропостачання.</w:t>
+      </w:r>
+    </w:p>
+    <w:p>
+      <w:pPr>
+        <w:spacing w:after="0"/>
+        <w:jc w:val="center"/>
         <w:rPr>
           <w:rFonts w:ascii="Times New Roman" w:eastAsia="Times New Roman" w:hAnsi="Times New Roman" w:cs="Times New Roman"/>
           <w:b/>
@@ -674,8 +678,7 @@
           <w:sz w:val="32"/>
           <w:szCs w:val="32"/>
         </w:rPr>
-        <w:t>Система аварійного електропостачання.</w:t>
-      </w:r>
+      </w:pPr>
     </w:p>
     <w:p>
       <w:pPr>
@@ -690,11 +693,7 @@
           <w:szCs w:val="32"/>
         </w:rPr>
       </w:pPr>
-    </w:p>
-    <w:p>
-      <w:pPr>
-        <w:spacing w:after="0"/>
-        <w:jc w:val="center"/>
+      <w:r>
         <w:rPr>
           <w:rFonts w:ascii="Times New Roman" w:eastAsia="Times New Roman" w:hAnsi="Times New Roman" w:cs="Times New Roman"/>
           <w:b/>
@@ -703,8 +702,13 @@
           <w:sz w:val="32"/>
           <w:szCs w:val="32"/>
         </w:rPr>
-      </w:pPr>
-      <w:r>
+        <w:t>Загальна структура застосунку</w:t>
+      </w:r>
+    </w:p>
+    <w:p>
+      <w:pPr>
+        <w:spacing w:after="0"/>
+        <w:jc w:val="center"/>
         <w:rPr>
           <w:rFonts w:ascii="Times New Roman" w:eastAsia="Times New Roman" w:hAnsi="Times New Roman" w:cs="Times New Roman"/>
           <w:b/>
@@ -713,8 +717,118 @@
           <w:sz w:val="32"/>
           <w:szCs w:val="32"/>
         </w:rPr>
-        <w:t>Загальна структура застосунку</w:t>
-      </w:r>
+      </w:pPr>
+    </w:p>
+    <w:p>
+      <w:pPr>
+        <w:spacing w:after="0"/>
+        <w:rPr>
+          <w:rFonts w:ascii="Times New Roman" w:eastAsia="Times New Roman" w:hAnsi="Times New Roman" w:cs="Times New Roman"/>
+          <w:color w:val="000000"/>
+          <w:sz w:val="28"/>
+          <w:szCs w:val="28"/>
+        </w:rPr>
+      </w:pPr>
+      <w:r>
+        <w:rPr>
+          <w:rFonts w:ascii="Times New Roman" w:eastAsia="Times New Roman" w:hAnsi="Times New Roman" w:cs="Times New Roman"/>
+          <w:color w:val="000000"/>
+          <w:sz w:val="28"/>
+          <w:szCs w:val="28"/>
+        </w:rPr>
+        <w:t xml:space="preserve">Усі чотири заняття виконано в одному </w:t>
+      </w:r>
+      <w:proofErr w:type="spellStart"/>
+      <w:r>
+        <w:rPr>
+          <w:rFonts w:ascii="Times New Roman" w:eastAsia="Times New Roman" w:hAnsi="Times New Roman" w:cs="Times New Roman"/>
+          <w:color w:val="000000"/>
+          <w:sz w:val="28"/>
+          <w:szCs w:val="28"/>
+        </w:rPr>
+        <w:t>Android-проєкті</w:t>
+      </w:r>
+      <w:proofErr w:type="spellEnd"/>
+      <w:r>
+        <w:rPr>
+          <w:rFonts w:ascii="Times New Roman" w:eastAsia="Times New Roman" w:hAnsi="Times New Roman" w:cs="Times New Roman"/>
+          <w:color w:val="000000"/>
+          <w:sz w:val="28"/>
+          <w:szCs w:val="28"/>
+        </w:rPr>
+        <w:t>. Кожне заняття винесено в окремий пакет, а зверху екрана розташований сегментований перемикач «ПЗ 1 … ПЗ 4» (компонент `</w:t>
+      </w:r>
+      <w:proofErr w:type="spellStart"/>
+      <w:r>
+        <w:rPr>
+          <w:rFonts w:ascii="Times New Roman" w:eastAsia="Times New Roman" w:hAnsi="Times New Roman" w:cs="Times New Roman"/>
+          <w:color w:val="000000"/>
+          <w:sz w:val="28"/>
+          <w:szCs w:val="28"/>
+        </w:rPr>
+        <w:t>PracticeSelector</w:t>
+      </w:r>
+      <w:proofErr w:type="spellEnd"/>
+      <w:r>
+        <w:rPr>
+          <w:rFonts w:ascii="Times New Roman" w:eastAsia="Times New Roman" w:hAnsi="Times New Roman" w:cs="Times New Roman"/>
+          <w:color w:val="000000"/>
+          <w:sz w:val="28"/>
+          <w:szCs w:val="28"/>
+        </w:rPr>
+        <w:t>`), який обирає, що показувати. Усередині кожного пакета бізнес-логіка (`</w:t>
+      </w:r>
+      <w:proofErr w:type="spellStart"/>
+      <w:r>
+        <w:rPr>
+          <w:rFonts w:ascii="Times New Roman" w:eastAsia="Times New Roman" w:hAnsi="Times New Roman" w:cs="Times New Roman"/>
+          <w:color w:val="000000"/>
+          <w:sz w:val="28"/>
+          <w:szCs w:val="28"/>
+        </w:rPr>
+        <w:t>data</w:t>
+      </w:r>
+      <w:proofErr w:type="spellEnd"/>
+      <w:r>
+        <w:rPr>
+          <w:rFonts w:ascii="Times New Roman" w:eastAsia="Times New Roman" w:hAnsi="Times New Roman" w:cs="Times New Roman"/>
+          <w:color w:val="000000"/>
+          <w:sz w:val="28"/>
+          <w:szCs w:val="28"/>
+        </w:rPr>
+        <w:t>`) відокремлена від інтерфейсу (`</w:t>
+      </w:r>
+      <w:proofErr w:type="spellStart"/>
+      <w:r>
+        <w:rPr>
+          <w:rFonts w:ascii="Times New Roman" w:eastAsia="Times New Roman" w:hAnsi="Times New Roman" w:cs="Times New Roman"/>
+          <w:color w:val="000000"/>
+          <w:sz w:val="28"/>
+          <w:szCs w:val="28"/>
+        </w:rPr>
+        <w:t>composables</w:t>
+      </w:r>
+      <w:proofErr w:type="spellEnd"/>
+      <w:r>
+        <w:rPr>
+          <w:rFonts w:ascii="Times New Roman" w:eastAsia="Times New Roman" w:hAnsi="Times New Roman" w:cs="Times New Roman"/>
+          <w:color w:val="000000"/>
+          <w:sz w:val="28"/>
+          <w:szCs w:val="28"/>
+        </w:rPr>
+        <w:t>`).</w:t>
+      </w:r>
+    </w:p>
+    <w:p>
+      <w:pPr>
+        <w:spacing w:after="0"/>
+        <w:rPr>
+          <w:rFonts w:ascii="Times New Roman" w:eastAsia="Times New Roman" w:hAnsi="Times New Roman" w:cs="Times New Roman"/>
+          <w:color w:val="000000"/>
+          <w:sz w:val="28"/>
+          <w:szCs w:val="28"/>
+        </w:rPr>
+      </w:pPr>
     </w:p>
     <w:p>
       <w:pPr>
@@ -722,139 +836,15 @@
         <w:jc w:val="center"/>
         <w:rPr>
           <w:rFonts w:ascii="Times New Roman" w:eastAsia="Times New Roman" w:hAnsi="Times New Roman" w:cs="Times New Roman"/>
-          <w:b/>
-          <w:bCs/>
-          <w:color w:val="000000"/>
-          <w:sz w:val="32"/>
-          <w:szCs w:val="32"/>
-        </w:rPr>
-      </w:pPr>
-    </w:p>
-    <w:p>
-      <w:pPr>
-        <w:spacing w:after="0"/>
-        <w:rPr>
-          <w:rFonts w:ascii="Times New Roman" w:eastAsia="Times New Roman" w:hAnsi="Times New Roman" w:cs="Times New Roman"/>
-          <w:color w:val="000000"/>
-          <w:sz w:val="28"/>
-          <w:szCs w:val="28"/>
-        </w:rPr>
-      </w:pPr>
-      <w:r>
-        <w:rPr>
-          <w:rFonts w:ascii="Times New Roman" w:eastAsia="Times New Roman" w:hAnsi="Times New Roman" w:cs="Times New Roman"/>
-          <w:color w:val="000000"/>
-          <w:sz w:val="28"/>
-          <w:szCs w:val="28"/>
-        </w:rPr>
-        <w:t xml:space="preserve">Усі чотири заняття виконано в одному </w:t>
-      </w:r>
-      <w:proofErr w:type="spellStart"/>
-      <w:r>
-        <w:rPr>
-          <w:rFonts w:ascii="Times New Roman" w:eastAsia="Times New Roman" w:hAnsi="Times New Roman" w:cs="Times New Roman"/>
-          <w:color w:val="000000"/>
-          <w:sz w:val="28"/>
-          <w:szCs w:val="28"/>
-        </w:rPr>
-        <w:t>Android-проєкті</w:t>
-      </w:r>
-      <w:proofErr w:type="spellEnd"/>
-      <w:r>
-        <w:rPr>
-          <w:rFonts w:ascii="Times New Roman" w:eastAsia="Times New Roman" w:hAnsi="Times New Roman" w:cs="Times New Roman"/>
-          <w:color w:val="000000"/>
-          <w:sz w:val="28"/>
-          <w:szCs w:val="28"/>
-        </w:rPr>
-        <w:t>. Кожне заняття винесено в окремий пакет, а зверху екрана розташований сегментований перемикач «ПЗ 1 … ПЗ 4» (компонент `</w:t>
-      </w:r>
-      <w:proofErr w:type="spellStart"/>
-      <w:r>
-        <w:rPr>
-          <w:rFonts w:ascii="Times New Roman" w:eastAsia="Times New Roman" w:hAnsi="Times New Roman" w:cs="Times New Roman"/>
-          <w:color w:val="000000"/>
-          <w:sz w:val="28"/>
-          <w:szCs w:val="28"/>
-        </w:rPr>
-        <w:t>PracticeSelector</w:t>
-      </w:r>
-      <w:proofErr w:type="spellEnd"/>
-      <w:r>
-        <w:rPr>
-          <w:rFonts w:ascii="Times New Roman" w:eastAsia="Times New Roman" w:hAnsi="Times New Roman" w:cs="Times New Roman"/>
-          <w:color w:val="000000"/>
-          <w:sz w:val="28"/>
-          <w:szCs w:val="28"/>
-        </w:rPr>
-        <w:t>`), який обирає, що показувати. Усередині кожного пакета бізнес-логіка (`</w:t>
-      </w:r>
-      <w:proofErr w:type="spellStart"/>
-      <w:r>
-        <w:rPr>
-          <w:rFonts w:ascii="Times New Roman" w:eastAsia="Times New Roman" w:hAnsi="Times New Roman" w:cs="Times New Roman"/>
-          <w:color w:val="000000"/>
-          <w:sz w:val="28"/>
-          <w:szCs w:val="28"/>
-        </w:rPr>
-        <w:t>data</w:t>
-      </w:r>
-      <w:proofErr w:type="spellEnd"/>
-      <w:r>
-        <w:rPr>
-          <w:rFonts w:ascii="Times New Roman" w:eastAsia="Times New Roman" w:hAnsi="Times New Roman" w:cs="Times New Roman"/>
-          <w:color w:val="000000"/>
-          <w:sz w:val="28"/>
-          <w:szCs w:val="28"/>
-        </w:rPr>
-        <w:t>`) відокремлена від інтерфейсу (`</w:t>
-      </w:r>
-      <w:proofErr w:type="spellStart"/>
-      <w:r>
-        <w:rPr>
-          <w:rFonts w:ascii="Times New Roman" w:eastAsia="Times New Roman" w:hAnsi="Times New Roman" w:cs="Times New Roman"/>
-          <w:color w:val="000000"/>
-          <w:sz w:val="28"/>
-          <w:szCs w:val="28"/>
-        </w:rPr>
-        <w:t>composables</w:t>
-      </w:r>
-      <w:proofErr w:type="spellEnd"/>
-      <w:r>
-        <w:rPr>
-          <w:rFonts w:ascii="Times New Roman" w:eastAsia="Times New Roman" w:hAnsi="Times New Roman" w:cs="Times New Roman"/>
-          <w:color w:val="000000"/>
-          <w:sz w:val="28"/>
-          <w:szCs w:val="28"/>
-        </w:rPr>
-        <w:t>`).</w:t>
-      </w:r>
-    </w:p>
-    <w:p>
-      <w:pPr>
-        <w:spacing w:after="0"/>
-        <w:rPr>
-          <w:rFonts w:ascii="Times New Roman" w:eastAsia="Times New Roman" w:hAnsi="Times New Roman" w:cs="Times New Roman"/>
-          <w:color w:val="000000"/>
-          <w:sz w:val="28"/>
-          <w:szCs w:val="28"/>
-        </w:rPr>
-      </w:pPr>
-    </w:p>
-    <w:p>
-      <w:pPr>
-        <w:spacing w:after="0"/>
-        <w:jc w:val="center"/>
-        <w:rPr>
-          <w:rFonts w:ascii="Times New Roman" w:eastAsia="Times New Roman" w:hAnsi="Times New Roman" w:cs="Times New Roman"/>
-          <w:color w:val="000000"/>
-          <w:sz w:val="28"/>
-          <w:szCs w:val="28"/>
-        </w:rPr>
-      </w:pPr>
-      <w:r>
-        <w:rPr>
-          <w:rFonts w:ascii="Times New Roman" w:eastAsia="Times New Roman" w:hAnsi="Times New Roman" w:cs="Times New Roman"/>
+          <w:color w:val="000000"/>
+          <w:sz w:val="28"/>
+          <w:szCs w:val="28"/>
+        </w:rPr>
+      </w:pPr>
+      <w:r>
+        <w:rPr>
+          <w:rFonts w:ascii="Times New Roman" w:eastAsia="Times New Roman" w:hAnsi="Times New Roman" w:cs="Times New Roman"/>
+          <w:noProof/>
           <w:color w:val="000000"/>
           <w:sz w:val="28"/>
           <w:szCs w:val="28"/>
@@ -1634,6 +1624,7 @@
       <w:r>
         <w:rPr>
           <w:rFonts w:ascii="Times New Roman" w:eastAsia="Times New Roman" w:hAnsi="Times New Roman" w:cs="Times New Roman"/>
+          <w:noProof/>
           <w:color w:val="000000"/>
           <w:sz w:val="28"/>
           <w:szCs w:val="28"/>
@@ -1682,14 +1673,6 @@
           <w:szCs w:val="28"/>
         </w:rPr>
         <w:br/>
-      </w:r>
-      <w:r>
-        <w:rPr>
-          <w:rFonts w:ascii="Times New Roman" w:eastAsia="Times New Roman" w:hAnsi="Times New Roman" w:cs="Times New Roman"/>
-          <w:color w:val="000000"/>
-          <w:sz w:val="28"/>
-          <w:szCs w:val="28"/>
-        </w:rPr>
         <w:t>Об'єкт `</w:t>
       </w:r>
       <w:proofErr w:type="spellStart"/>
@@ -1859,6 +1842,7 @@
       <w:r>
         <w:rPr>
           <w:rFonts w:ascii="Times New Roman" w:eastAsia="Times New Roman" w:hAnsi="Times New Roman" w:cs="Times New Roman"/>
+          <w:noProof/>
           <w:color w:val="000000"/>
           <w:sz w:val="28"/>
           <w:szCs w:val="28"/>
@@ -1911,6 +1895,7 @@
       <w:r>
         <w:rPr>
           <w:rFonts w:ascii="Times New Roman" w:eastAsia="Times New Roman" w:hAnsi="Times New Roman" w:cs="Times New Roman"/>
+          <w:noProof/>
           <w:color w:val="000000"/>
           <w:sz w:val="28"/>
           <w:szCs w:val="28"/>
@@ -2491,6 +2476,7 @@
       <w:r>
         <w:rPr>
           <w:rFonts w:ascii="Times New Roman" w:eastAsia="Times New Roman" w:hAnsi="Times New Roman" w:cs="Times New Roman"/>
+          <w:noProof/>
           <w:color w:val="000000"/>
           <w:sz w:val="28"/>
           <w:szCs w:val="28"/>
@@ -2543,6 +2529,7 @@
       <w:r>
         <w:rPr>
           <w:rFonts w:ascii="Times New Roman" w:eastAsia="Times New Roman" w:hAnsi="Times New Roman" w:cs="Times New Roman"/>
+          <w:noProof/>
           <w:color w:val="000000"/>
           <w:sz w:val="28"/>
           <w:szCs w:val="28"/>
@@ -2595,6 +2582,7 @@
       <w:r>
         <w:rPr>
           <w:rFonts w:ascii="Times New Roman" w:eastAsia="Times New Roman" w:hAnsi="Times New Roman" w:cs="Times New Roman"/>
+          <w:noProof/>
           <w:color w:val="000000"/>
           <w:sz w:val="28"/>
           <w:szCs w:val="28"/>
@@ -2902,18 +2890,7 @@
           <w:sz w:val="32"/>
           <w:szCs w:val="32"/>
         </w:rPr>
-        <w:t xml:space="preserve">Практична заняття № </w:t>
-      </w:r>
-      <w:r>
-        <w:rPr>
-          <w:rFonts w:ascii="Times New Roman" w:eastAsia="Times New Roman" w:hAnsi="Times New Roman" w:cs="Times New Roman"/>
-          <w:b/>
-          <w:bCs/>
-          <w:color w:val="000000"/>
-          <w:sz w:val="32"/>
-          <w:szCs w:val="32"/>
-        </w:rPr>
-        <w:t>2</w:t>
+        <w:t>Практична заняття № 2</w:t>
       </w:r>
     </w:p>
     <w:p>
@@ -3511,6 +3488,7 @@
       <w:r>
         <w:rPr>
           <w:rFonts w:ascii="Times New Roman" w:eastAsia="Times New Roman" w:hAnsi="Times New Roman" w:cs="Times New Roman"/>
+          <w:noProof/>
           <w:color w:val="000000"/>
           <w:sz w:val="28"/>
           <w:szCs w:val="28"/>
@@ -4305,6 +4283,7 @@
           <w:rFonts w:ascii="Times New Roman" w:eastAsia="Times New Roman" w:hAnsi="Times New Roman" w:cs="Times New Roman"/>
           <w:b/>
           <w:bCs/>
+          <w:noProof/>
           <w:color w:val="000000"/>
           <w:sz w:val="28"/>
           <w:szCs w:val="28"/>
@@ -4785,14 +4764,6 @@
           <w:szCs w:val="28"/>
         </w:rPr>
         <w:br/>
-      </w:r>
-      <w:r>
-        <w:rPr>
-          <w:rFonts w:ascii="Times New Roman" w:eastAsia="Times New Roman" w:hAnsi="Times New Roman" w:cs="Times New Roman"/>
-          <w:color w:val="000000"/>
-          <w:sz w:val="28"/>
-          <w:szCs w:val="28"/>
-        </w:rPr>
         <w:t xml:space="preserve">Просунутий рівень складності: реалізація більш складного UI з кількома </w:t>
       </w:r>
       <w:proofErr w:type="spellStart"/>
@@ -4960,6 +4931,7 @@
       <w:r>
         <w:rPr>
           <w:rFonts w:ascii="Times New Roman" w:eastAsia="Times New Roman" w:hAnsi="Times New Roman" w:cs="Times New Roman"/>
+          <w:noProof/>
           <w:color w:val="000000"/>
           <w:sz w:val="28"/>
           <w:szCs w:val="28"/>
@@ -5067,6 +5039,7 @@
       <w:r>
         <w:rPr>
           <w:rFonts w:ascii="Times New Roman" w:eastAsia="Times New Roman" w:hAnsi="Times New Roman" w:cs="Times New Roman"/>
+          <w:noProof/>
           <w:color w:val="000000"/>
           <w:sz w:val="28"/>
           <w:szCs w:val="28"/>
@@ -5982,6 +5955,7 @@
       <w:r>
         <w:rPr>
           <w:rFonts w:ascii="Times New Roman" w:eastAsia="Times New Roman" w:hAnsi="Times New Roman" w:cs="Times New Roman"/>
+          <w:noProof/>
           <w:color w:val="000000"/>
           <w:sz w:val="28"/>
           <w:szCs w:val="28"/>
@@ -6234,6 +6208,7 @@
       <w:r>
         <w:rPr>
           <w:rFonts w:ascii="Times New Roman" w:eastAsia="Times New Roman" w:hAnsi="Times New Roman" w:cs="Times New Roman"/>
+          <w:noProof/>
           <w:color w:val="000000"/>
           <w:sz w:val="28"/>
           <w:szCs w:val="28"/>
@@ -6464,18 +6439,7 @@
           <w:sz w:val="32"/>
           <w:szCs w:val="32"/>
         </w:rPr>
-        <w:t xml:space="preserve">Практична заняття № </w:t>
-      </w:r>
-      <w:r>
-        <w:rPr>
-          <w:rFonts w:ascii="Times New Roman" w:eastAsia="Times New Roman" w:hAnsi="Times New Roman" w:cs="Times New Roman"/>
-          <w:b/>
-          <w:bCs/>
-          <w:color w:val="000000"/>
-          <w:sz w:val="32"/>
-          <w:szCs w:val="32"/>
-        </w:rPr>
-        <w:t>4</w:t>
+        <w:t>Практична заняття № 4</w:t>
       </w:r>
     </w:p>
     <w:p>
@@ -7765,6 +7729,7 @@
       <w:r>
         <w:rPr>
           <w:rFonts w:ascii="Times New Roman" w:eastAsia="Times New Roman" w:hAnsi="Times New Roman" w:cs="Times New Roman"/>
+          <w:noProof/>
           <w:color w:val="000000"/>
           <w:sz w:val="28"/>
           <w:szCs w:val="28"/>
@@ -8055,6 +8020,7 @@
       <w:r>
         <w:rPr>
           <w:rFonts w:ascii="Times New Roman" w:eastAsia="Times New Roman" w:hAnsi="Times New Roman" w:cs="Times New Roman"/>
+          <w:noProof/>
           <w:color w:val="000000"/>
           <w:sz w:val="28"/>
           <w:szCs w:val="28"/>
@@ -8107,6 +8073,7 @@
       <w:r>
         <w:rPr>
           <w:rFonts w:ascii="Times New Roman" w:eastAsia="Times New Roman" w:hAnsi="Times New Roman" w:cs="Times New Roman"/>
+          <w:noProof/>
           <w:color w:val="000000"/>
           <w:sz w:val="28"/>
           <w:szCs w:val="28"/>
@@ -8456,25 +8423,7 @@
           <w:sz w:val="28"/>
           <w:szCs w:val="28"/>
         </w:rPr>
-        <w:t>Пароль `Power202</w:t>
-      </w:r>
-      <w:r>
-        <w:rPr>
-          <w:rFonts w:ascii="Times New Roman" w:eastAsia="Times New Roman" w:hAnsi="Times New Roman" w:cs="Times New Roman"/>
-          <w:color w:val="000000"/>
-          <w:sz w:val="28"/>
-          <w:szCs w:val="28"/>
-        </w:rPr>
-        <w:t>6</w:t>
-      </w:r>
-      <w:r>
-        <w:rPr>
-          <w:rFonts w:ascii="Times New Roman" w:eastAsia="Times New Roman" w:hAnsi="Times New Roman" w:cs="Times New Roman"/>
-          <w:color w:val="000000"/>
-          <w:sz w:val="28"/>
-          <w:szCs w:val="28"/>
-        </w:rPr>
-        <w:t>` коректний, надійність «середній»</w:t>
+        <w:t>Пароль `Power2026` коректний, надійність «середній»</w:t>
       </w:r>
     </w:p>
     <w:p>
@@ -8499,25 +8448,7 @@
           <w:sz w:val="28"/>
           <w:szCs w:val="28"/>
         </w:rPr>
-        <w:t>Пароль `Power202</w:t>
-      </w:r>
-      <w:r>
-        <w:rPr>
-          <w:rFonts w:ascii="Times New Roman" w:eastAsia="Times New Roman" w:hAnsi="Times New Roman" w:cs="Times New Roman"/>
-          <w:color w:val="000000"/>
-          <w:sz w:val="28"/>
-          <w:szCs w:val="28"/>
-        </w:rPr>
-        <w:t>6</w:t>
-      </w:r>
-      <w:r>
-        <w:rPr>
-          <w:rFonts w:ascii="Times New Roman" w:eastAsia="Times New Roman" w:hAnsi="Times New Roman" w:cs="Times New Roman"/>
-          <w:color w:val="000000"/>
-          <w:sz w:val="28"/>
-          <w:szCs w:val="28"/>
-        </w:rPr>
-        <w:t>!Grid` коректний, надійність «надійний»</w:t>
+        <w:t>Пароль `Power2026!Grid` коректний, надійність «надійний»</w:t>
       </w:r>
     </w:p>
     <w:p>
@@ -8542,43 +8473,7 @@
           <w:sz w:val="28"/>
           <w:szCs w:val="28"/>
         </w:rPr>
-        <w:t>Підтвердження `power202</w:t>
-      </w:r>
-      <w:r>
-        <w:rPr>
-          <w:rFonts w:ascii="Times New Roman" w:eastAsia="Times New Roman" w:hAnsi="Times New Roman" w:cs="Times New Roman"/>
-          <w:color w:val="000000"/>
-          <w:sz w:val="28"/>
-          <w:szCs w:val="28"/>
-        </w:rPr>
-        <w:t>6</w:t>
-      </w:r>
-      <w:r>
-        <w:rPr>
-          <w:rFonts w:ascii="Times New Roman" w:eastAsia="Times New Roman" w:hAnsi="Times New Roman" w:cs="Times New Roman"/>
-          <w:color w:val="000000"/>
-          <w:sz w:val="28"/>
-          <w:szCs w:val="28"/>
-        </w:rPr>
-        <w:t>` при паролі `Power202</w:t>
-      </w:r>
-      <w:r>
-        <w:rPr>
-          <w:rFonts w:ascii="Times New Roman" w:eastAsia="Times New Roman" w:hAnsi="Times New Roman" w:cs="Times New Roman"/>
-          <w:color w:val="000000"/>
-          <w:sz w:val="28"/>
-          <w:szCs w:val="28"/>
-        </w:rPr>
-        <w:t>6</w:t>
-      </w:r>
-      <w:r>
-        <w:rPr>
-          <w:rFonts w:ascii="Times New Roman" w:eastAsia="Times New Roman" w:hAnsi="Times New Roman" w:cs="Times New Roman"/>
-          <w:color w:val="000000"/>
-          <w:sz w:val="28"/>
-          <w:szCs w:val="28"/>
-        </w:rPr>
-        <w:t>` помилка: паролі не збігаються</w:t>
+        <w:t>Підтвердження `power2026` при паролі `Power2026` помилка: паролі не збігаються</w:t>
       </w:r>
     </w:p>
     <w:p>
@@ -8904,6 +8799,7 @@
       <w:r>
         <w:rPr>
           <w:rFonts w:ascii="Times New Roman" w:eastAsia="Times New Roman" w:hAnsi="Times New Roman" w:cs="Times New Roman"/>
+          <w:noProof/>
           <w:color w:val="000000"/>
           <w:sz w:val="28"/>
           <w:szCs w:val="28"/>
@@ -11354,6 +11250,7 @@
   <w:style w:type="character" w:default="1" w:styleId="a0">
     <w:name w:val="Default Paragraph Font"/>
     <w:uiPriority w:val="1"/>
+    <w:semiHidden/>
     <w:unhideWhenUsed/>
   </w:style>
   <w:style w:type="table" w:default="1" w:styleId="a1">

--- a/PW1TB-32_Sliunko_Ihor_Olehovych/PW1ТВ-32_Слюнько_Ігор_Олегович.docx
+++ b/PW1TB-32_Sliunko_Ihor_Olehovych/PW1ТВ-32_Слюнько_Ігор_Олегович.docx
@@ -51,7 +51,7 @@
           <w:sz w:val="32"/>
           <w:szCs w:val="32"/>
         </w:rPr>
-        <w:t>«Київський політехнічний інститут  ім. І. Сікорського»</w:t>
+        <w:t>«Київський політехнічний інститут ім. І. Сікорського»</w:t>
       </w:r>
     </w:p>
     <w:p>
@@ -417,25 +417,14 @@
         </w:rPr>
         <w:br/>
       </w:r>
-      <w:proofErr w:type="spellStart"/>
-      <w:r>
-        <w:rPr>
-          <w:rFonts w:ascii="Times New Roman" w:eastAsia="Times New Roman" w:hAnsi="Times New Roman" w:cs="Times New Roman"/>
-          <w:color w:val="000000"/>
-          <w:sz w:val="32"/>
-          <w:szCs w:val="32"/>
-        </w:rPr>
-        <w:t>Слюнько</w:t>
-      </w:r>
-      <w:proofErr w:type="spellEnd"/>
-      <w:r>
-        <w:rPr>
-          <w:rFonts w:ascii="Times New Roman" w:eastAsia="Times New Roman" w:hAnsi="Times New Roman" w:cs="Times New Roman"/>
-          <w:color w:val="000000"/>
-          <w:sz w:val="32"/>
-          <w:szCs w:val="32"/>
-        </w:rPr>
-        <w:t xml:space="preserve"> Ігор Олегович</w:t>
+      <w:r>
+        <w:rPr>
+          <w:rFonts w:ascii="Times New Roman" w:eastAsia="Times New Roman" w:hAnsi="Times New Roman" w:cs="Times New Roman"/>
+          <w:color w:val="000000"/>
+          <w:sz w:val="32"/>
+          <w:szCs w:val="32"/>
+        </w:rPr>
+        <w:t>Слюнько Ігор Олегович</w:t>
       </w:r>
     </w:p>
     <w:p>
@@ -455,25 +444,7 @@
           <w:sz w:val="32"/>
           <w:szCs w:val="32"/>
         </w:rPr>
-        <w:t xml:space="preserve"> Посилання на </w:t>
-      </w:r>
-      <w:proofErr w:type="spellStart"/>
-      <w:r>
-        <w:rPr>
-          <w:rFonts w:ascii="Times New Roman" w:eastAsia="Times New Roman" w:hAnsi="Times New Roman" w:cs="Times New Roman"/>
-          <w:sz w:val="32"/>
-          <w:szCs w:val="32"/>
-        </w:rPr>
-        <w:t>GitHub</w:t>
-      </w:r>
-      <w:proofErr w:type="spellEnd"/>
-      <w:r>
-        <w:rPr>
-          <w:rFonts w:ascii="Times New Roman" w:eastAsia="Times New Roman" w:hAnsi="Times New Roman" w:cs="Times New Roman"/>
-          <w:sz w:val="32"/>
-          <w:szCs w:val="32"/>
-        </w:rPr>
-        <w:t xml:space="preserve"> репозиторій:</w:t>
+        <w:t xml:space="preserve"> Посилання на GitHub репозиторій:</w:t>
       </w:r>
       <w:r>
         <w:t xml:space="preserve"> </w:t>
@@ -545,25 +516,14 @@
           <w:szCs w:val="32"/>
         </w:rPr>
       </w:pPr>
-      <w:proofErr w:type="spellStart"/>
-      <w:r>
-        <w:rPr>
-          <w:rFonts w:ascii="Times New Roman" w:eastAsia="Times New Roman" w:hAnsi="Times New Roman" w:cs="Times New Roman"/>
-          <w:color w:val="000000"/>
-          <w:sz w:val="32"/>
-          <w:szCs w:val="32"/>
-        </w:rPr>
-        <w:t>Недашківський</w:t>
-      </w:r>
-      <w:proofErr w:type="spellEnd"/>
-      <w:r>
-        <w:rPr>
-          <w:rFonts w:ascii="Times New Roman" w:eastAsia="Times New Roman" w:hAnsi="Times New Roman" w:cs="Times New Roman"/>
-          <w:color w:val="000000"/>
-          <w:sz w:val="32"/>
-          <w:szCs w:val="32"/>
-        </w:rPr>
-        <w:t xml:space="preserve"> О.Л.</w:t>
+      <w:r>
+        <w:rPr>
+          <w:rFonts w:ascii="Times New Roman" w:eastAsia="Times New Roman" w:hAnsi="Times New Roman" w:cs="Times New Roman"/>
+          <w:color w:val="000000"/>
+          <w:sz w:val="32"/>
+          <w:szCs w:val="32"/>
+        </w:rPr>
+        <w:t>Недашківський О.Л.</w:t>
       </w:r>
     </w:p>
     <w:p>
@@ -580,6 +540,21 @@
           <w:szCs w:val="32"/>
         </w:rPr>
       </w:pPr>
+    </w:p>
+    <w:p>
+      <w:pPr>
+        <w:tabs>
+          <w:tab w:val="left" w:pos="1260"/>
+          <w:tab w:val="left" w:pos="8550"/>
+        </w:tabs>
+        <w:jc w:val="center"/>
+        <w:rPr>
+          <w:rFonts w:ascii="Times New Roman" w:eastAsia="Times New Roman" w:hAnsi="Times New Roman" w:cs="Times New Roman"/>
+          <w:color w:val="000000"/>
+          <w:sz w:val="32"/>
+          <w:szCs w:val="32"/>
+        </w:rPr>
+      </w:pPr>
       <w:r>
         <w:rPr>
           <w:rFonts w:ascii="Times New Roman" w:eastAsia="Times New Roman" w:hAnsi="Times New Roman" w:cs="Times New Roman"/>
@@ -736,87 +711,7 @@
           <w:sz w:val="28"/>
           <w:szCs w:val="28"/>
         </w:rPr>
-        <w:t xml:space="preserve">Усі чотири заняття виконано в одному </w:t>
-      </w:r>
-      <w:proofErr w:type="spellStart"/>
-      <w:r>
-        <w:rPr>
-          <w:rFonts w:ascii="Times New Roman" w:eastAsia="Times New Roman" w:hAnsi="Times New Roman" w:cs="Times New Roman"/>
-          <w:color w:val="000000"/>
-          <w:sz w:val="28"/>
-          <w:szCs w:val="28"/>
-        </w:rPr>
-        <w:t>Android-проєкті</w:t>
-      </w:r>
-      <w:proofErr w:type="spellEnd"/>
-      <w:r>
-        <w:rPr>
-          <w:rFonts w:ascii="Times New Roman" w:eastAsia="Times New Roman" w:hAnsi="Times New Roman" w:cs="Times New Roman"/>
-          <w:color w:val="000000"/>
-          <w:sz w:val="28"/>
-          <w:szCs w:val="28"/>
-        </w:rPr>
-        <w:t>. Кожне заняття винесено в окремий пакет, а зверху екрана розташований сегментований перемикач «ПЗ 1 … ПЗ 4» (компонент `</w:t>
-      </w:r>
-      <w:proofErr w:type="spellStart"/>
-      <w:r>
-        <w:rPr>
-          <w:rFonts w:ascii="Times New Roman" w:eastAsia="Times New Roman" w:hAnsi="Times New Roman" w:cs="Times New Roman"/>
-          <w:color w:val="000000"/>
-          <w:sz w:val="28"/>
-          <w:szCs w:val="28"/>
-        </w:rPr>
-        <w:t>PracticeSelector</w:t>
-      </w:r>
-      <w:proofErr w:type="spellEnd"/>
-      <w:r>
-        <w:rPr>
-          <w:rFonts w:ascii="Times New Roman" w:eastAsia="Times New Roman" w:hAnsi="Times New Roman" w:cs="Times New Roman"/>
-          <w:color w:val="000000"/>
-          <w:sz w:val="28"/>
-          <w:szCs w:val="28"/>
-        </w:rPr>
-        <w:t>`), який обирає, що показувати. Усередині кожного пакета бізнес-логіка (`</w:t>
-      </w:r>
-      <w:proofErr w:type="spellStart"/>
-      <w:r>
-        <w:rPr>
-          <w:rFonts w:ascii="Times New Roman" w:eastAsia="Times New Roman" w:hAnsi="Times New Roman" w:cs="Times New Roman"/>
-          <w:color w:val="000000"/>
-          <w:sz w:val="28"/>
-          <w:szCs w:val="28"/>
-        </w:rPr>
-        <w:t>data</w:t>
-      </w:r>
-      <w:proofErr w:type="spellEnd"/>
-      <w:r>
-        <w:rPr>
-          <w:rFonts w:ascii="Times New Roman" w:eastAsia="Times New Roman" w:hAnsi="Times New Roman" w:cs="Times New Roman"/>
-          <w:color w:val="000000"/>
-          <w:sz w:val="28"/>
-          <w:szCs w:val="28"/>
-        </w:rPr>
-        <w:t>`) відокремлена від інтерфейсу (`</w:t>
-      </w:r>
-      <w:proofErr w:type="spellStart"/>
-      <w:r>
-        <w:rPr>
-          <w:rFonts w:ascii="Times New Roman" w:eastAsia="Times New Roman" w:hAnsi="Times New Roman" w:cs="Times New Roman"/>
-          <w:color w:val="000000"/>
-          <w:sz w:val="28"/>
-          <w:szCs w:val="28"/>
-        </w:rPr>
-        <w:t>composables</w:t>
-      </w:r>
-      <w:proofErr w:type="spellEnd"/>
-      <w:r>
-        <w:rPr>
-          <w:rFonts w:ascii="Times New Roman" w:eastAsia="Times New Roman" w:hAnsi="Times New Roman" w:cs="Times New Roman"/>
-          <w:color w:val="000000"/>
-          <w:sz w:val="28"/>
-          <w:szCs w:val="28"/>
-        </w:rPr>
-        <w:t>`).</w:t>
+        <w:t>Усі чотири заняття виконано в одному Android-проєкті. Кожне заняття винесено в окремий пакет, а зверху екрана розташований сегментований перемикач «ПЗ 1 … ПЗ 4» (компонент PracticeSelector), який обирає, що показувати. Усередині кожного пакета бізнес-логіка (data) відокремлена від інтерфейсу (composables).</w:t>
       </w:r>
     </w:p>
     <w:p>
@@ -930,7 +825,7 @@
           <w:sz w:val="32"/>
           <w:szCs w:val="32"/>
         </w:rPr>
-        <w:t xml:space="preserve">Практична </w:t>
+        <w:t>Практичн</w:t>
       </w:r>
       <w:r>
         <w:rPr>
@@ -941,7 +836,7 @@
           <w:sz w:val="32"/>
           <w:szCs w:val="32"/>
         </w:rPr>
-        <w:t>заняття</w:t>
+        <w:t>е</w:t>
       </w:r>
       <w:r>
         <w:rPr>
@@ -952,7 +847,7 @@
           <w:sz w:val="32"/>
           <w:szCs w:val="32"/>
         </w:rPr>
-        <w:t xml:space="preserve"> № </w:t>
+        <w:t xml:space="preserve"> </w:t>
       </w:r>
       <w:r>
         <w:rPr>
@@ -963,6 +858,28 @@
           <w:sz w:val="32"/>
           <w:szCs w:val="32"/>
         </w:rPr>
+        <w:t>заняття</w:t>
+      </w:r>
+      <w:r>
+        <w:rPr>
+          <w:rFonts w:ascii="Times New Roman" w:eastAsia="Times New Roman" w:hAnsi="Times New Roman" w:cs="Times New Roman"/>
+          <w:b/>
+          <w:bCs/>
+          <w:color w:val="000000"/>
+          <w:sz w:val="32"/>
+          <w:szCs w:val="32"/>
+        </w:rPr>
+        <w:t xml:space="preserve"> № </w:t>
+      </w:r>
+      <w:r>
+        <w:rPr>
+          <w:rFonts w:ascii="Times New Roman" w:eastAsia="Times New Roman" w:hAnsi="Times New Roman" w:cs="Times New Roman"/>
+          <w:b/>
+          <w:bCs/>
+          <w:color w:val="000000"/>
+          <w:sz w:val="32"/>
+          <w:szCs w:val="32"/>
+        </w:rPr>
         <w:t>1</w:t>
       </w:r>
     </w:p>
@@ -983,147 +900,7 @@
           <w:sz w:val="28"/>
           <w:szCs w:val="28"/>
         </w:rPr>
-        <w:t xml:space="preserve">Ознайомлення з </w:t>
-      </w:r>
-      <w:proofErr w:type="spellStart"/>
-      <w:r>
-        <w:rPr>
-          <w:rFonts w:ascii="Times New Roman" w:eastAsia="Times New Roman" w:hAnsi="Times New Roman" w:cs="Times New Roman"/>
-          <w:color w:val="000000"/>
-          <w:sz w:val="28"/>
-          <w:szCs w:val="28"/>
-        </w:rPr>
-        <w:t>Android</w:t>
-      </w:r>
-      <w:proofErr w:type="spellEnd"/>
-      <w:r>
-        <w:rPr>
-          <w:rFonts w:ascii="Times New Roman" w:eastAsia="Times New Roman" w:hAnsi="Times New Roman" w:cs="Times New Roman"/>
-          <w:color w:val="000000"/>
-          <w:sz w:val="28"/>
-          <w:szCs w:val="28"/>
-        </w:rPr>
-        <w:t xml:space="preserve"> </w:t>
-      </w:r>
-      <w:proofErr w:type="spellStart"/>
-      <w:r>
-        <w:rPr>
-          <w:rFonts w:ascii="Times New Roman" w:eastAsia="Times New Roman" w:hAnsi="Times New Roman" w:cs="Times New Roman"/>
-          <w:color w:val="000000"/>
-          <w:sz w:val="28"/>
-          <w:szCs w:val="28"/>
-        </w:rPr>
-        <w:t>Studio</w:t>
-      </w:r>
-      <w:proofErr w:type="spellEnd"/>
-      <w:r>
-        <w:rPr>
-          <w:rFonts w:ascii="Times New Roman" w:eastAsia="Times New Roman" w:hAnsi="Times New Roman" w:cs="Times New Roman"/>
-          <w:color w:val="000000"/>
-          <w:sz w:val="28"/>
-          <w:szCs w:val="28"/>
-        </w:rPr>
-        <w:t xml:space="preserve">, </w:t>
-      </w:r>
-      <w:proofErr w:type="spellStart"/>
-      <w:r>
-        <w:rPr>
-          <w:rFonts w:ascii="Times New Roman" w:eastAsia="Times New Roman" w:hAnsi="Times New Roman" w:cs="Times New Roman"/>
-          <w:color w:val="000000"/>
-          <w:sz w:val="28"/>
-          <w:szCs w:val="28"/>
-        </w:rPr>
-        <w:t>Kotlin</w:t>
-      </w:r>
-      <w:proofErr w:type="spellEnd"/>
-      <w:r>
-        <w:rPr>
-          <w:rFonts w:ascii="Times New Roman" w:eastAsia="Times New Roman" w:hAnsi="Times New Roman" w:cs="Times New Roman"/>
-          <w:color w:val="000000"/>
-          <w:sz w:val="28"/>
-          <w:szCs w:val="28"/>
-        </w:rPr>
-        <w:t xml:space="preserve">, </w:t>
-      </w:r>
-      <w:proofErr w:type="spellStart"/>
-      <w:r>
-        <w:rPr>
-          <w:rFonts w:ascii="Times New Roman" w:eastAsia="Times New Roman" w:hAnsi="Times New Roman" w:cs="Times New Roman"/>
-          <w:color w:val="000000"/>
-          <w:sz w:val="28"/>
-          <w:szCs w:val="28"/>
-        </w:rPr>
-        <w:t>Jetpack</w:t>
-      </w:r>
-      <w:proofErr w:type="spellEnd"/>
-      <w:r>
-        <w:rPr>
-          <w:rFonts w:ascii="Times New Roman" w:eastAsia="Times New Roman" w:hAnsi="Times New Roman" w:cs="Times New Roman"/>
-          <w:color w:val="000000"/>
-          <w:sz w:val="28"/>
-          <w:szCs w:val="28"/>
-        </w:rPr>
-        <w:t xml:space="preserve"> </w:t>
-      </w:r>
-      <w:proofErr w:type="spellStart"/>
-      <w:r>
-        <w:rPr>
-          <w:rFonts w:ascii="Times New Roman" w:eastAsia="Times New Roman" w:hAnsi="Times New Roman" w:cs="Times New Roman"/>
-          <w:color w:val="000000"/>
-          <w:sz w:val="28"/>
-          <w:szCs w:val="28"/>
-        </w:rPr>
-        <w:t>Compose</w:t>
-      </w:r>
-      <w:proofErr w:type="spellEnd"/>
-      <w:r>
-        <w:rPr>
-          <w:rFonts w:ascii="Times New Roman" w:eastAsia="Times New Roman" w:hAnsi="Times New Roman" w:cs="Times New Roman"/>
-          <w:color w:val="000000"/>
-          <w:sz w:val="28"/>
-          <w:szCs w:val="28"/>
-        </w:rPr>
-        <w:t>. Створення першого «</w:t>
-      </w:r>
-      <w:proofErr w:type="spellStart"/>
-      <w:r>
-        <w:rPr>
-          <w:rFonts w:ascii="Times New Roman" w:eastAsia="Times New Roman" w:hAnsi="Times New Roman" w:cs="Times New Roman"/>
-          <w:color w:val="000000"/>
-          <w:sz w:val="28"/>
-          <w:szCs w:val="28"/>
-        </w:rPr>
-        <w:t>Hello</w:t>
-      </w:r>
-      <w:proofErr w:type="spellEnd"/>
-      <w:r>
-        <w:rPr>
-          <w:rFonts w:ascii="Times New Roman" w:eastAsia="Times New Roman" w:hAnsi="Times New Roman" w:cs="Times New Roman"/>
-          <w:color w:val="000000"/>
-          <w:sz w:val="28"/>
-          <w:szCs w:val="28"/>
-        </w:rPr>
-        <w:t xml:space="preserve"> </w:t>
-      </w:r>
-      <w:proofErr w:type="spellStart"/>
-      <w:r>
-        <w:rPr>
-          <w:rFonts w:ascii="Times New Roman" w:eastAsia="Times New Roman" w:hAnsi="Times New Roman" w:cs="Times New Roman"/>
-          <w:color w:val="000000"/>
-          <w:sz w:val="28"/>
-          <w:szCs w:val="28"/>
-        </w:rPr>
-        <w:t>World</w:t>
-      </w:r>
-      <w:proofErr w:type="spellEnd"/>
-      <w:r>
-        <w:rPr>
-          <w:rFonts w:ascii="Times New Roman" w:eastAsia="Times New Roman" w:hAnsi="Times New Roman" w:cs="Times New Roman"/>
-          <w:color w:val="000000"/>
-          <w:sz w:val="28"/>
-          <w:szCs w:val="28"/>
-        </w:rPr>
-        <w:t>» застосунку.</w:t>
+        <w:t>Ознайомлення з Android Studio, Kotlin, Jetpack Compose. Створення першого «Hello World» застосунку.</w:t>
       </w:r>
     </w:p>
     <w:p>
@@ -1185,107 +962,8 @@
           <w:sz w:val="28"/>
           <w:szCs w:val="28"/>
         </w:rPr>
-        <w:t xml:space="preserve">Просунутий рівень складності: додати анімацію зміни значення при оновленні, використати </w:t>
-      </w:r>
-      <w:proofErr w:type="spellStart"/>
-      <w:r>
-        <w:rPr>
-          <w:rFonts w:ascii="Times New Roman" w:eastAsia="Times New Roman" w:hAnsi="Times New Roman" w:cs="Times New Roman"/>
-          <w:color w:val="000000"/>
-          <w:sz w:val="28"/>
-          <w:szCs w:val="28"/>
-        </w:rPr>
-        <w:t>Jetpack</w:t>
-      </w:r>
-      <w:proofErr w:type="spellEnd"/>
-      <w:r>
-        <w:rPr>
-          <w:rFonts w:ascii="Times New Roman" w:eastAsia="Times New Roman" w:hAnsi="Times New Roman" w:cs="Times New Roman"/>
-          <w:color w:val="000000"/>
-          <w:sz w:val="28"/>
-          <w:szCs w:val="28"/>
-        </w:rPr>
-        <w:t xml:space="preserve"> </w:t>
-      </w:r>
-      <w:proofErr w:type="spellStart"/>
-      <w:r>
-        <w:rPr>
-          <w:rFonts w:ascii="Times New Roman" w:eastAsia="Times New Roman" w:hAnsi="Times New Roman" w:cs="Times New Roman"/>
-          <w:color w:val="000000"/>
-          <w:sz w:val="28"/>
-          <w:szCs w:val="28"/>
-        </w:rPr>
-        <w:t>Compose</w:t>
-      </w:r>
-      <w:proofErr w:type="spellEnd"/>
-      <w:r>
-        <w:rPr>
-          <w:rFonts w:ascii="Times New Roman" w:eastAsia="Times New Roman" w:hAnsi="Times New Roman" w:cs="Times New Roman"/>
-          <w:color w:val="000000"/>
-          <w:sz w:val="28"/>
-          <w:szCs w:val="28"/>
-        </w:rPr>
-        <w:t xml:space="preserve"> </w:t>
-      </w:r>
-      <w:proofErr w:type="spellStart"/>
-      <w:r>
-        <w:rPr>
-          <w:rFonts w:ascii="Times New Roman" w:eastAsia="Times New Roman" w:hAnsi="Times New Roman" w:cs="Times New Roman"/>
-          <w:color w:val="000000"/>
-          <w:sz w:val="28"/>
-          <w:szCs w:val="28"/>
-        </w:rPr>
-        <w:t>State</w:t>
-      </w:r>
-      <w:proofErr w:type="spellEnd"/>
-      <w:r>
-        <w:rPr>
-          <w:rFonts w:ascii="Times New Roman" w:eastAsia="Times New Roman" w:hAnsi="Times New Roman" w:cs="Times New Roman"/>
-          <w:color w:val="000000"/>
-          <w:sz w:val="28"/>
-          <w:szCs w:val="28"/>
-        </w:rPr>
-        <w:t xml:space="preserve"> для управління станом даних та застосувати </w:t>
-      </w:r>
-      <w:proofErr w:type="spellStart"/>
-      <w:r>
-        <w:rPr>
-          <w:rFonts w:ascii="Times New Roman" w:eastAsia="Times New Roman" w:hAnsi="Times New Roman" w:cs="Times New Roman"/>
-          <w:color w:val="000000"/>
-          <w:sz w:val="28"/>
-          <w:szCs w:val="28"/>
-        </w:rPr>
-        <w:t>Material</w:t>
-      </w:r>
-      <w:proofErr w:type="spellEnd"/>
-      <w:r>
-        <w:rPr>
-          <w:rFonts w:ascii="Times New Roman" w:eastAsia="Times New Roman" w:hAnsi="Times New Roman" w:cs="Times New Roman"/>
-          <w:color w:val="000000"/>
-          <w:sz w:val="28"/>
-          <w:szCs w:val="28"/>
-        </w:rPr>
-        <w:t xml:space="preserve"> </w:t>
-      </w:r>
-      <w:proofErr w:type="spellStart"/>
-      <w:r>
-        <w:rPr>
-          <w:rFonts w:ascii="Times New Roman" w:eastAsia="Times New Roman" w:hAnsi="Times New Roman" w:cs="Times New Roman"/>
-          <w:color w:val="000000"/>
-          <w:sz w:val="28"/>
-          <w:szCs w:val="28"/>
-        </w:rPr>
-        <w:t>Theme</w:t>
-      </w:r>
-      <w:proofErr w:type="spellEnd"/>
-      <w:r>
-        <w:rPr>
-          <w:rFonts w:ascii="Times New Roman" w:eastAsia="Times New Roman" w:hAnsi="Times New Roman" w:cs="Times New Roman"/>
-          <w:color w:val="000000"/>
-          <w:sz w:val="28"/>
-          <w:szCs w:val="28"/>
-        </w:rPr>
-        <w:t xml:space="preserve"> для кнопки та тексту.</w:t>
+        <w:lastRenderedPageBreak/>
+        <w:t>Просунутий рівень складності: додати анімацію зміни значення при оновленні, використати Jetpack Compose State для управління станом даних та застосувати Material Theme для кнопки та тексту.</w:t>
       </w:r>
     </w:p>
     <w:p>
@@ -1345,39 +1023,8 @@
           <w:sz w:val="28"/>
           <w:szCs w:val="28"/>
         </w:rPr>
-        <w:t xml:space="preserve">Створено новий </w:t>
-      </w:r>
-      <w:proofErr w:type="spellStart"/>
-      <w:r>
-        <w:rPr>
-          <w:rFonts w:ascii="Times New Roman" w:eastAsia="Times New Roman" w:hAnsi="Times New Roman" w:cs="Times New Roman"/>
-          <w:color w:val="000000"/>
-          <w:sz w:val="28"/>
-          <w:szCs w:val="28"/>
-        </w:rPr>
-        <w:t>проєкт</w:t>
-      </w:r>
-      <w:proofErr w:type="spellEnd"/>
-      <w:r>
-        <w:rPr>
-          <w:rFonts w:ascii="Times New Roman" w:eastAsia="Times New Roman" w:hAnsi="Times New Roman" w:cs="Times New Roman"/>
-          <w:color w:val="000000"/>
-          <w:sz w:val="28"/>
-          <w:szCs w:val="28"/>
-        </w:rPr>
-        <w:t xml:space="preserve"> у </w:t>
-      </w:r>
-      <w:proofErr w:type="spellStart"/>
-      <w:r>
-        <w:rPr>
-          <w:rFonts w:ascii="Times New Roman" w:eastAsia="Times New Roman" w:hAnsi="Times New Roman" w:cs="Times New Roman"/>
-          <w:color w:val="000000"/>
-          <w:sz w:val="28"/>
-          <w:szCs w:val="28"/>
-        </w:rPr>
-        <w:t>Android</w:t>
-      </w:r>
-      <w:proofErr w:type="spellEnd"/>
+        <w:t>Створено новий проєкт у Android Studio: New Project → Empty Activity</w:t>
+      </w:r>
       <w:r>
         <w:rPr>
           <w:rFonts w:ascii="Times New Roman" w:eastAsia="Times New Roman" w:hAnsi="Times New Roman" w:cs="Times New Roman"/>
@@ -1387,174 +1034,14 @@
         </w:rPr>
         <w:t xml:space="preserve"> </w:t>
       </w:r>
-      <w:proofErr w:type="spellStart"/>
-      <w:r>
-        <w:rPr>
-          <w:rFonts w:ascii="Times New Roman" w:eastAsia="Times New Roman" w:hAnsi="Times New Roman" w:cs="Times New Roman"/>
-          <w:color w:val="000000"/>
-          <w:sz w:val="28"/>
-          <w:szCs w:val="28"/>
-        </w:rPr>
-        <w:t>Studio</w:t>
-      </w:r>
-      <w:proofErr w:type="spellEnd"/>
-      <w:r>
-        <w:rPr>
-          <w:rFonts w:ascii="Times New Roman" w:eastAsia="Times New Roman" w:hAnsi="Times New Roman" w:cs="Times New Roman"/>
-          <w:color w:val="000000"/>
-          <w:sz w:val="28"/>
-          <w:szCs w:val="28"/>
-        </w:rPr>
-        <w:t xml:space="preserve">: </w:t>
-      </w:r>
-      <w:proofErr w:type="spellStart"/>
-      <w:r>
-        <w:rPr>
-          <w:rFonts w:ascii="Times New Roman" w:eastAsia="Times New Roman" w:hAnsi="Times New Roman" w:cs="Times New Roman"/>
-          <w:color w:val="000000"/>
-          <w:sz w:val="28"/>
-          <w:szCs w:val="28"/>
-        </w:rPr>
-        <w:t>New</w:t>
-      </w:r>
-      <w:proofErr w:type="spellEnd"/>
-      <w:r>
-        <w:rPr>
-          <w:rFonts w:ascii="Times New Roman" w:eastAsia="Times New Roman" w:hAnsi="Times New Roman" w:cs="Times New Roman"/>
-          <w:color w:val="000000"/>
-          <w:sz w:val="28"/>
-          <w:szCs w:val="28"/>
-        </w:rPr>
-        <w:t xml:space="preserve"> Project → </w:t>
-      </w:r>
-      <w:proofErr w:type="spellStart"/>
-      <w:r>
-        <w:rPr>
-          <w:rFonts w:ascii="Times New Roman" w:eastAsia="Times New Roman" w:hAnsi="Times New Roman" w:cs="Times New Roman"/>
-          <w:color w:val="000000"/>
-          <w:sz w:val="28"/>
-          <w:szCs w:val="28"/>
-        </w:rPr>
-        <w:t>Empty</w:t>
-      </w:r>
-      <w:proofErr w:type="spellEnd"/>
-      <w:r>
-        <w:rPr>
-          <w:rFonts w:ascii="Times New Roman" w:eastAsia="Times New Roman" w:hAnsi="Times New Roman" w:cs="Times New Roman"/>
-          <w:color w:val="000000"/>
-          <w:sz w:val="28"/>
-          <w:szCs w:val="28"/>
-        </w:rPr>
-        <w:t xml:space="preserve"> </w:t>
-      </w:r>
-      <w:proofErr w:type="spellStart"/>
-      <w:r>
-        <w:rPr>
-          <w:rFonts w:ascii="Times New Roman" w:eastAsia="Times New Roman" w:hAnsi="Times New Roman" w:cs="Times New Roman"/>
-          <w:color w:val="000000"/>
-          <w:sz w:val="28"/>
-          <w:szCs w:val="28"/>
-        </w:rPr>
-        <w:t>Activity</w:t>
-      </w:r>
-      <w:proofErr w:type="spellEnd"/>
-      <w:r>
-        <w:rPr>
-          <w:rFonts w:ascii="Times New Roman" w:eastAsia="Times New Roman" w:hAnsi="Times New Roman" w:cs="Times New Roman"/>
-          <w:color w:val="000000"/>
-          <w:sz w:val="28"/>
-          <w:szCs w:val="28"/>
-        </w:rPr>
-        <w:t xml:space="preserve"> </w:t>
-      </w:r>
-      <w:r>
-        <w:rPr>
-          <w:rFonts w:ascii="Times New Roman" w:eastAsia="Times New Roman" w:hAnsi="Times New Roman" w:cs="Times New Roman"/>
-          <w:color w:val="000000"/>
-          <w:sz w:val="28"/>
-          <w:szCs w:val="28"/>
-        </w:rPr>
-        <w:t>(</w:t>
-      </w:r>
-      <w:proofErr w:type="spellStart"/>
-      <w:r>
-        <w:rPr>
-          <w:rFonts w:ascii="Times New Roman" w:eastAsia="Times New Roman" w:hAnsi="Times New Roman" w:cs="Times New Roman"/>
-          <w:color w:val="000000"/>
-          <w:sz w:val="28"/>
-          <w:szCs w:val="28"/>
-        </w:rPr>
-        <w:t>Jetpack</w:t>
-      </w:r>
-      <w:proofErr w:type="spellEnd"/>
-      <w:r>
-        <w:rPr>
-          <w:rFonts w:ascii="Times New Roman" w:eastAsia="Times New Roman" w:hAnsi="Times New Roman" w:cs="Times New Roman"/>
-          <w:color w:val="000000"/>
-          <w:sz w:val="28"/>
-          <w:szCs w:val="28"/>
-        </w:rPr>
-        <w:t xml:space="preserve"> </w:t>
-      </w:r>
-      <w:proofErr w:type="spellStart"/>
-      <w:r>
-        <w:rPr>
-          <w:rFonts w:ascii="Times New Roman" w:eastAsia="Times New Roman" w:hAnsi="Times New Roman" w:cs="Times New Roman"/>
-          <w:color w:val="000000"/>
-          <w:sz w:val="28"/>
-          <w:szCs w:val="28"/>
-        </w:rPr>
-        <w:t>Compose</w:t>
-      </w:r>
-      <w:proofErr w:type="spellEnd"/>
-      <w:r>
-        <w:rPr>
-          <w:rFonts w:ascii="Times New Roman" w:eastAsia="Times New Roman" w:hAnsi="Times New Roman" w:cs="Times New Roman"/>
-          <w:color w:val="000000"/>
-          <w:sz w:val="28"/>
-          <w:szCs w:val="28"/>
-        </w:rPr>
-        <w:t>). Перевірено запуск шаблонного застосунку «</w:t>
-      </w:r>
-      <w:proofErr w:type="spellStart"/>
-      <w:r>
-        <w:rPr>
-          <w:rFonts w:ascii="Times New Roman" w:eastAsia="Times New Roman" w:hAnsi="Times New Roman" w:cs="Times New Roman"/>
-          <w:color w:val="000000"/>
-          <w:sz w:val="28"/>
-          <w:szCs w:val="28"/>
-        </w:rPr>
-        <w:t>Hello</w:t>
-      </w:r>
-      <w:proofErr w:type="spellEnd"/>
-      <w:r>
-        <w:rPr>
-          <w:rFonts w:ascii="Times New Roman" w:eastAsia="Times New Roman" w:hAnsi="Times New Roman" w:cs="Times New Roman"/>
-          <w:color w:val="000000"/>
-          <w:sz w:val="28"/>
-          <w:szCs w:val="28"/>
-        </w:rPr>
-        <w:t xml:space="preserve"> </w:t>
-      </w:r>
-      <w:proofErr w:type="spellStart"/>
-      <w:r>
-        <w:rPr>
-          <w:rFonts w:ascii="Times New Roman" w:eastAsia="Times New Roman" w:hAnsi="Times New Roman" w:cs="Times New Roman"/>
-          <w:color w:val="000000"/>
-          <w:sz w:val="28"/>
-          <w:szCs w:val="28"/>
-        </w:rPr>
-        <w:t>Android</w:t>
-      </w:r>
-      <w:proofErr w:type="spellEnd"/>
-      <w:r>
-        <w:rPr>
-          <w:rFonts w:ascii="Times New Roman" w:eastAsia="Times New Roman" w:hAnsi="Times New Roman" w:cs="Times New Roman"/>
-          <w:color w:val="000000"/>
-          <w:sz w:val="28"/>
-          <w:szCs w:val="28"/>
-        </w:rPr>
-        <w:t>!».</w:t>
+      <w:r>
+        <w:rPr>
+          <w:rFonts w:ascii="Times New Roman" w:eastAsia="Times New Roman" w:hAnsi="Times New Roman" w:cs="Times New Roman"/>
+          <w:color w:val="000000"/>
+          <w:sz w:val="28"/>
+          <w:szCs w:val="28"/>
+        </w:rPr>
+        <w:t>(Jetpack Compose). Перевірено запуск шаблонного застосунку «Hello Android!».</w:t>
       </w:r>
     </w:p>
     <w:p>
@@ -1572,45 +1059,14 @@
           <w:szCs w:val="28"/>
         </w:rPr>
       </w:pPr>
-      <w:proofErr w:type="spellStart"/>
-      <w:r>
-        <w:rPr>
-          <w:rFonts w:ascii="Times New Roman" w:eastAsia="Times New Roman" w:hAnsi="Times New Roman" w:cs="Times New Roman"/>
-          <w:color w:val="000000"/>
-          <w:sz w:val="28"/>
-          <w:szCs w:val="28"/>
-        </w:rPr>
-        <w:t>Змодельовано</w:t>
-      </w:r>
-      <w:proofErr w:type="spellEnd"/>
-      <w:r>
-        <w:rPr>
-          <w:rFonts w:ascii="Times New Roman" w:eastAsia="Times New Roman" w:hAnsi="Times New Roman" w:cs="Times New Roman"/>
-          <w:color w:val="000000"/>
-          <w:sz w:val="28"/>
-          <w:szCs w:val="28"/>
-        </w:rPr>
-        <w:t xml:space="preserve"> предметну область. Клас `</w:t>
-      </w:r>
-      <w:proofErr w:type="spellStart"/>
-      <w:r>
-        <w:rPr>
-          <w:rFonts w:ascii="Times New Roman" w:eastAsia="Times New Roman" w:hAnsi="Times New Roman" w:cs="Times New Roman"/>
-          <w:color w:val="000000"/>
-          <w:sz w:val="28"/>
-          <w:szCs w:val="28"/>
-        </w:rPr>
-        <w:t>EmergencySnapshot</w:t>
-      </w:r>
-      <w:proofErr w:type="spellEnd"/>
-      <w:r>
-        <w:rPr>
-          <w:rFonts w:ascii="Times New Roman" w:eastAsia="Times New Roman" w:hAnsi="Times New Roman" w:cs="Times New Roman"/>
-          <w:color w:val="000000"/>
-          <w:sz w:val="28"/>
-          <w:szCs w:val="28"/>
-        </w:rPr>
-        <w:t>` описує стан системи (напруга мережі, заряд акумуляторів, навантаження). Похідні величини (активне джерело, час автономності, завантаження генератора) обчислюються з базових властивостей. Логіка вибору джерела: мережа → акумулятори (поки є запас) → дизель-генератор.</w:t>
+      <w:r>
+        <w:rPr>
+          <w:rFonts w:ascii="Times New Roman" w:eastAsia="Times New Roman" w:hAnsi="Times New Roman" w:cs="Times New Roman"/>
+          <w:color w:val="000000"/>
+          <w:sz w:val="28"/>
+          <w:szCs w:val="28"/>
+        </w:rPr>
+        <w:t>Змодельовано предметну область. Клас EmergencySnapshot описує стан системи (напруга мережі, заряд акумуляторів, навантаження). Похідні величини (активне джерело, час автономності, завантаження генератора) обчислюються з базових властивостей. Логіка вибору джерела: мережа → акумулятори (поки є запас) → дизель-генератор.</w:t>
       </w:r>
       <w:r>
         <w:rPr>
@@ -1673,27 +1129,7 @@
           <w:szCs w:val="28"/>
         </w:rPr>
         <w:br/>
-        <w:t>Об'єкт `</w:t>
-      </w:r>
-      <w:proofErr w:type="spellStart"/>
-      <w:r>
-        <w:rPr>
-          <w:rFonts w:ascii="Times New Roman" w:eastAsia="Times New Roman" w:hAnsi="Times New Roman" w:cs="Times New Roman"/>
-          <w:color w:val="000000"/>
-          <w:sz w:val="28"/>
-          <w:szCs w:val="28"/>
-        </w:rPr>
-        <w:t>EmergencySimulator</w:t>
-      </w:r>
-      <w:proofErr w:type="spellEnd"/>
-      <w:r>
-        <w:rPr>
-          <w:rFonts w:ascii="Times New Roman" w:eastAsia="Times New Roman" w:hAnsi="Times New Roman" w:cs="Times New Roman"/>
-          <w:color w:val="000000"/>
-          <w:sz w:val="28"/>
-          <w:szCs w:val="28"/>
-        </w:rPr>
-        <w:t>` імітує телеметрію: при кожному оновленні з ймовірністю 40 % моделює аварію мережі, а заряд АКБ та навантаження обирає випадково.</w:t>
+        <w:t>Об'єкт EmergencySimulator імітує телеметрію: при кожному оновленні з ймовірністю 40 % моделює аварію мережі, а заряд АКБ та навантаження обирає випадково.</w:t>
       </w:r>
     </w:p>
     <w:p>
@@ -1718,135 +1154,26 @@
           <w:sz w:val="28"/>
           <w:szCs w:val="28"/>
         </w:rPr>
-        <w:t>Створено екран `</w:t>
-      </w:r>
-      <w:proofErr w:type="spellStart"/>
-      <w:r>
-        <w:rPr>
-          <w:rFonts w:ascii="Times New Roman" w:eastAsia="Times New Roman" w:hAnsi="Times New Roman" w:cs="Times New Roman"/>
-          <w:color w:val="000000"/>
-          <w:sz w:val="28"/>
-          <w:szCs w:val="28"/>
-        </w:rPr>
-        <w:t>EmergencyMonitorApp</w:t>
-      </w:r>
-      <w:proofErr w:type="spellEnd"/>
-      <w:r>
-        <w:rPr>
-          <w:rFonts w:ascii="Times New Roman" w:eastAsia="Times New Roman" w:hAnsi="Times New Roman" w:cs="Times New Roman"/>
-          <w:color w:val="000000"/>
-          <w:sz w:val="28"/>
-          <w:szCs w:val="28"/>
-        </w:rPr>
-        <w:t>`. Стан зберігається через `</w:t>
-      </w:r>
-      <w:proofErr w:type="spellStart"/>
-      <w:r>
-        <w:rPr>
-          <w:rFonts w:ascii="Times New Roman" w:eastAsia="Times New Roman" w:hAnsi="Times New Roman" w:cs="Times New Roman"/>
-          <w:color w:val="000000"/>
-          <w:sz w:val="28"/>
-          <w:szCs w:val="28"/>
-        </w:rPr>
-        <w:t>remember</w:t>
-      </w:r>
-      <w:proofErr w:type="spellEnd"/>
-      <w:r>
-        <w:rPr>
-          <w:rFonts w:ascii="Times New Roman" w:eastAsia="Times New Roman" w:hAnsi="Times New Roman" w:cs="Times New Roman"/>
-          <w:color w:val="000000"/>
-          <w:sz w:val="28"/>
-          <w:szCs w:val="28"/>
-        </w:rPr>
-        <w:t>` та `</w:t>
-      </w:r>
-      <w:proofErr w:type="spellStart"/>
-      <w:r>
-        <w:rPr>
-          <w:rFonts w:ascii="Times New Roman" w:eastAsia="Times New Roman" w:hAnsi="Times New Roman" w:cs="Times New Roman"/>
-          <w:color w:val="000000"/>
-          <w:sz w:val="28"/>
-          <w:szCs w:val="28"/>
-        </w:rPr>
-        <w:t>mutableStateOf</w:t>
-      </w:r>
-      <w:proofErr w:type="spellEnd"/>
-      <w:r>
-        <w:rPr>
-          <w:rFonts w:ascii="Times New Roman" w:eastAsia="Times New Roman" w:hAnsi="Times New Roman" w:cs="Times New Roman"/>
-          <w:color w:val="000000"/>
-          <w:sz w:val="28"/>
-          <w:szCs w:val="28"/>
-        </w:rPr>
-        <w:t>`: при зміні `</w:t>
-      </w:r>
-      <w:proofErr w:type="spellStart"/>
-      <w:r>
-        <w:rPr>
-          <w:rFonts w:ascii="Times New Roman" w:eastAsia="Times New Roman" w:hAnsi="Times New Roman" w:cs="Times New Roman"/>
-          <w:color w:val="000000"/>
-          <w:sz w:val="28"/>
-          <w:szCs w:val="28"/>
-        </w:rPr>
-        <w:t>snapshot</w:t>
-      </w:r>
-      <w:proofErr w:type="spellEnd"/>
-      <w:r>
-        <w:rPr>
-          <w:rFonts w:ascii="Times New Roman" w:eastAsia="Times New Roman" w:hAnsi="Times New Roman" w:cs="Times New Roman"/>
-          <w:color w:val="000000"/>
-          <w:sz w:val="28"/>
-          <w:szCs w:val="28"/>
-        </w:rPr>
-        <w:t xml:space="preserve">` </w:t>
-      </w:r>
-      <w:proofErr w:type="spellStart"/>
-      <w:r>
-        <w:rPr>
-          <w:rFonts w:ascii="Times New Roman" w:eastAsia="Times New Roman" w:hAnsi="Times New Roman" w:cs="Times New Roman"/>
-          <w:color w:val="000000"/>
-          <w:sz w:val="28"/>
-          <w:szCs w:val="28"/>
-        </w:rPr>
-        <w:t>Compose</w:t>
-      </w:r>
-      <w:proofErr w:type="spellEnd"/>
-      <w:r>
-        <w:rPr>
-          <w:rFonts w:ascii="Times New Roman" w:eastAsia="Times New Roman" w:hAnsi="Times New Roman" w:cs="Times New Roman"/>
-          <w:color w:val="000000"/>
-          <w:sz w:val="28"/>
-          <w:szCs w:val="28"/>
-        </w:rPr>
-        <w:t xml:space="preserve"> автоматично </w:t>
-      </w:r>
-      <w:r>
-        <w:rPr>
-          <w:rFonts w:ascii="Times New Roman" w:eastAsia="Times New Roman" w:hAnsi="Times New Roman" w:cs="Times New Roman"/>
+        <w:t>Створено екран EmergencyMonitorApp. Стан зберігається через remember та mutableStateOf: при зміні snapshot Compose автоматично перемальовує лише ті елементи, які від нього залежать.</w:t>
+      </w:r>
+      <w:r>
+        <w:rPr>
+          <w:rFonts w:ascii="Times New Roman" w:eastAsia="Times New Roman" w:hAnsi="Times New Roman" w:cs="Times New Roman"/>
+          <w:color w:val="000000"/>
+          <w:sz w:val="28"/>
+          <w:szCs w:val="28"/>
+        </w:rPr>
+        <w:br/>
+      </w:r>
+      <w:r>
+        <w:rPr>
+          <w:rFonts w:ascii="Times New Roman" w:eastAsia="Times New Roman" w:hAnsi="Times New Roman" w:cs="Times New Roman"/>
+          <w:noProof/>
           <w:color w:val="000000"/>
           <w:sz w:val="28"/>
           <w:szCs w:val="28"/>
         </w:rPr>
         <w:lastRenderedPageBreak/>
-        <w:t>перемальовує лише ті елементи, які від нього залежать.</w:t>
-      </w:r>
-      <w:r>
-        <w:rPr>
-          <w:rFonts w:ascii="Times New Roman" w:eastAsia="Times New Roman" w:hAnsi="Times New Roman" w:cs="Times New Roman"/>
-          <w:color w:val="000000"/>
-          <w:sz w:val="28"/>
-          <w:szCs w:val="28"/>
-        </w:rPr>
-        <w:br/>
-      </w:r>
-      <w:r>
-        <w:rPr>
-          <w:rFonts w:ascii="Times New Roman" w:eastAsia="Times New Roman" w:hAnsi="Times New Roman" w:cs="Times New Roman"/>
-          <w:noProof/>
-          <w:color w:val="000000"/>
-          <w:sz w:val="28"/>
-          <w:szCs w:val="28"/>
-        </w:rPr>
         <w:drawing>
           <wp:inline distT="0" distB="0" distL="0" distR="0" wp14:anchorId="2431A4D2" wp14:editId="18AB721A">
             <wp:extent cx="4767942" cy="325769"/>
@@ -1984,27 +1311,7 @@
           <w:sz w:val="28"/>
           <w:szCs w:val="28"/>
         </w:rPr>
-        <w:t>числа в картках «докручуються» до нового значення за 900 мс (`</w:t>
-      </w:r>
-      <w:proofErr w:type="spellStart"/>
-      <w:r>
-        <w:rPr>
-          <w:rFonts w:ascii="Times New Roman" w:eastAsia="Times New Roman" w:hAnsi="Times New Roman" w:cs="Times New Roman"/>
-          <w:color w:val="000000"/>
-          <w:sz w:val="28"/>
-          <w:szCs w:val="28"/>
-        </w:rPr>
-        <w:t>animateIntAsState</w:t>
-      </w:r>
-      <w:proofErr w:type="spellEnd"/>
-      <w:r>
-        <w:rPr>
-          <w:rFonts w:ascii="Times New Roman" w:eastAsia="Times New Roman" w:hAnsi="Times New Roman" w:cs="Times New Roman"/>
-          <w:color w:val="000000"/>
-          <w:sz w:val="28"/>
-          <w:szCs w:val="28"/>
-        </w:rPr>
-        <w:t>`);</w:t>
+        <w:t>числа в картках «докручуються» до нового значення за 900 мс (animateIntAsState);</w:t>
       </w:r>
     </w:p>
     <w:p>
@@ -2029,47 +1336,7 @@
           <w:sz w:val="28"/>
           <w:szCs w:val="28"/>
         </w:rPr>
-        <w:t>довжина та колір смуги заряду АКБ змінюються плавно (`</w:t>
-      </w:r>
-      <w:proofErr w:type="spellStart"/>
-      <w:r>
-        <w:rPr>
-          <w:rFonts w:ascii="Times New Roman" w:eastAsia="Times New Roman" w:hAnsi="Times New Roman" w:cs="Times New Roman"/>
-          <w:color w:val="000000"/>
-          <w:sz w:val="28"/>
-          <w:szCs w:val="28"/>
-        </w:rPr>
-        <w:t>animateFloatAsState</w:t>
-      </w:r>
-      <w:proofErr w:type="spellEnd"/>
-      <w:r>
-        <w:rPr>
-          <w:rFonts w:ascii="Times New Roman" w:eastAsia="Times New Roman" w:hAnsi="Times New Roman" w:cs="Times New Roman"/>
-          <w:color w:val="000000"/>
-          <w:sz w:val="28"/>
-          <w:szCs w:val="28"/>
-        </w:rPr>
-        <w:t>`, `</w:t>
-      </w:r>
-      <w:proofErr w:type="spellStart"/>
-      <w:r>
-        <w:rPr>
-          <w:rFonts w:ascii="Times New Roman" w:eastAsia="Times New Roman" w:hAnsi="Times New Roman" w:cs="Times New Roman"/>
-          <w:color w:val="000000"/>
-          <w:sz w:val="28"/>
-          <w:szCs w:val="28"/>
-        </w:rPr>
-        <w:t>animateColorAsState</w:t>
-      </w:r>
-      <w:proofErr w:type="spellEnd"/>
-      <w:r>
-        <w:rPr>
-          <w:rFonts w:ascii="Times New Roman" w:eastAsia="Times New Roman" w:hAnsi="Times New Roman" w:cs="Times New Roman"/>
-          <w:color w:val="000000"/>
-          <w:sz w:val="28"/>
-          <w:szCs w:val="28"/>
-        </w:rPr>
-        <w:t>`);</w:t>
+        <w:t>довжина та колір смуги заряду АКБ змінюються плавно (animateFloatAsState, animateColorAsState);</w:t>
       </w:r>
     </w:p>
     <w:p>
@@ -2094,27 +1361,7 @@
           <w:sz w:val="28"/>
           <w:szCs w:val="28"/>
         </w:rPr>
-        <w:t>колір картки активного джерела змінюється анімовано, а назва джерела «виїжджає» й «заїжджає» (`</w:t>
-      </w:r>
-      <w:proofErr w:type="spellStart"/>
-      <w:r>
-        <w:rPr>
-          <w:rFonts w:ascii="Times New Roman" w:eastAsia="Times New Roman" w:hAnsi="Times New Roman" w:cs="Times New Roman"/>
-          <w:color w:val="000000"/>
-          <w:sz w:val="28"/>
-          <w:szCs w:val="28"/>
-        </w:rPr>
-        <w:t>AnimatedContent</w:t>
-      </w:r>
-      <w:proofErr w:type="spellEnd"/>
-      <w:r>
-        <w:rPr>
-          <w:rFonts w:ascii="Times New Roman" w:eastAsia="Times New Roman" w:hAnsi="Times New Roman" w:cs="Times New Roman"/>
-          <w:color w:val="000000"/>
-          <w:sz w:val="28"/>
-          <w:szCs w:val="28"/>
-        </w:rPr>
-        <w:t>`).</w:t>
+        <w:t>колір картки активного джерела змінюється анімовано, а назва джерела «виїжджає» й «заїжджає» (AnimatedContent).</w:t>
       </w:r>
       <w:r>
         <w:rPr>
@@ -2202,217 +1449,7 @@
           <w:sz w:val="28"/>
           <w:szCs w:val="28"/>
         </w:rPr>
-        <w:t xml:space="preserve">Оформлення виконано через </w:t>
-      </w:r>
-      <w:proofErr w:type="spellStart"/>
-      <w:r>
-        <w:rPr>
-          <w:rFonts w:ascii="Times New Roman" w:eastAsia="Times New Roman" w:hAnsi="Times New Roman" w:cs="Times New Roman"/>
-          <w:color w:val="000000"/>
-          <w:sz w:val="28"/>
-          <w:szCs w:val="28"/>
-        </w:rPr>
-        <w:t>Material</w:t>
-      </w:r>
-      <w:proofErr w:type="spellEnd"/>
-      <w:r>
-        <w:rPr>
-          <w:rFonts w:ascii="Times New Roman" w:eastAsia="Times New Roman" w:hAnsi="Times New Roman" w:cs="Times New Roman"/>
-          <w:color w:val="000000"/>
-          <w:sz w:val="28"/>
-          <w:szCs w:val="28"/>
-        </w:rPr>
-        <w:t xml:space="preserve"> </w:t>
-      </w:r>
-      <w:proofErr w:type="spellStart"/>
-      <w:r>
-        <w:rPr>
-          <w:rFonts w:ascii="Times New Roman" w:eastAsia="Times New Roman" w:hAnsi="Times New Roman" w:cs="Times New Roman"/>
-          <w:color w:val="000000"/>
-          <w:sz w:val="28"/>
-          <w:szCs w:val="28"/>
-        </w:rPr>
-        <w:t>Theme</w:t>
-      </w:r>
-      <w:proofErr w:type="spellEnd"/>
-      <w:r>
-        <w:rPr>
-          <w:rFonts w:ascii="Times New Roman" w:eastAsia="Times New Roman" w:hAnsi="Times New Roman" w:cs="Times New Roman"/>
-          <w:color w:val="000000"/>
-          <w:sz w:val="28"/>
-          <w:szCs w:val="28"/>
-        </w:rPr>
-        <w:t>: кнопка `</w:t>
-      </w:r>
-      <w:proofErr w:type="spellStart"/>
-      <w:r>
-        <w:rPr>
-          <w:rFonts w:ascii="Times New Roman" w:eastAsia="Times New Roman" w:hAnsi="Times New Roman" w:cs="Times New Roman"/>
-          <w:color w:val="000000"/>
-          <w:sz w:val="28"/>
-          <w:szCs w:val="28"/>
-        </w:rPr>
-        <w:t>Button</w:t>
-      </w:r>
-      <w:proofErr w:type="spellEnd"/>
-      <w:r>
-        <w:rPr>
-          <w:rFonts w:ascii="Times New Roman" w:eastAsia="Times New Roman" w:hAnsi="Times New Roman" w:cs="Times New Roman"/>
-          <w:color w:val="000000"/>
-          <w:sz w:val="28"/>
-          <w:szCs w:val="28"/>
-        </w:rPr>
-        <w:t>`, тексти зі стилями `</w:t>
-      </w:r>
-      <w:proofErr w:type="spellStart"/>
-      <w:r>
-        <w:rPr>
-          <w:rFonts w:ascii="Times New Roman" w:eastAsia="Times New Roman" w:hAnsi="Times New Roman" w:cs="Times New Roman"/>
-          <w:color w:val="000000"/>
-          <w:sz w:val="28"/>
-          <w:szCs w:val="28"/>
-        </w:rPr>
-        <w:t>MaterialTheme.typography</w:t>
-      </w:r>
-      <w:proofErr w:type="spellEnd"/>
-      <w:r>
-        <w:rPr>
-          <w:rFonts w:ascii="Times New Roman" w:eastAsia="Times New Roman" w:hAnsi="Times New Roman" w:cs="Times New Roman"/>
-          <w:color w:val="000000"/>
-          <w:sz w:val="28"/>
-          <w:szCs w:val="28"/>
-        </w:rPr>
-        <w:t>`, кольори зі схеми `</w:t>
-      </w:r>
-      <w:proofErr w:type="spellStart"/>
-      <w:r>
-        <w:rPr>
-          <w:rFonts w:ascii="Times New Roman" w:eastAsia="Times New Roman" w:hAnsi="Times New Roman" w:cs="Times New Roman"/>
-          <w:color w:val="000000"/>
-          <w:sz w:val="28"/>
-          <w:szCs w:val="28"/>
-        </w:rPr>
-        <w:t>MaterialTheme.colorScheme</w:t>
-      </w:r>
-      <w:proofErr w:type="spellEnd"/>
-      <w:r>
-        <w:rPr>
-          <w:rFonts w:ascii="Times New Roman" w:eastAsia="Times New Roman" w:hAnsi="Times New Roman" w:cs="Times New Roman"/>
-          <w:color w:val="000000"/>
-          <w:sz w:val="28"/>
-          <w:szCs w:val="28"/>
-        </w:rPr>
-        <w:t>` (`</w:t>
-      </w:r>
-      <w:proofErr w:type="spellStart"/>
-      <w:r>
-        <w:rPr>
-          <w:rFonts w:ascii="Times New Roman" w:eastAsia="Times New Roman" w:hAnsi="Times New Roman" w:cs="Times New Roman"/>
-          <w:color w:val="000000"/>
-          <w:sz w:val="28"/>
-          <w:szCs w:val="28"/>
-        </w:rPr>
-        <w:t>primaryContainer</w:t>
-      </w:r>
-      <w:proofErr w:type="spellEnd"/>
-      <w:r>
-        <w:rPr>
-          <w:rFonts w:ascii="Times New Roman" w:eastAsia="Times New Roman" w:hAnsi="Times New Roman" w:cs="Times New Roman"/>
-          <w:color w:val="000000"/>
-          <w:sz w:val="28"/>
-          <w:szCs w:val="28"/>
-        </w:rPr>
-        <w:t>`, `</w:t>
-      </w:r>
-      <w:proofErr w:type="spellStart"/>
-      <w:r>
-        <w:rPr>
-          <w:rFonts w:ascii="Times New Roman" w:eastAsia="Times New Roman" w:hAnsi="Times New Roman" w:cs="Times New Roman"/>
-          <w:color w:val="000000"/>
-          <w:sz w:val="28"/>
-          <w:szCs w:val="28"/>
-        </w:rPr>
-        <w:t>tertiaryContainer</w:t>
-      </w:r>
-      <w:proofErr w:type="spellEnd"/>
-      <w:r>
-        <w:rPr>
-          <w:rFonts w:ascii="Times New Roman" w:eastAsia="Times New Roman" w:hAnsi="Times New Roman" w:cs="Times New Roman"/>
-          <w:color w:val="000000"/>
-          <w:sz w:val="28"/>
-          <w:szCs w:val="28"/>
-        </w:rPr>
-        <w:t xml:space="preserve">`, </w:t>
-      </w:r>
-      <w:r>
-        <w:rPr>
-          <w:rFonts w:ascii="Times New Roman" w:eastAsia="Times New Roman" w:hAnsi="Times New Roman" w:cs="Times New Roman"/>
-          <w:color w:val="000000"/>
-          <w:sz w:val="28"/>
-          <w:szCs w:val="28"/>
-        </w:rPr>
-        <w:lastRenderedPageBreak/>
-        <w:t>`</w:t>
-      </w:r>
-      <w:proofErr w:type="spellStart"/>
-      <w:r>
-        <w:rPr>
-          <w:rFonts w:ascii="Times New Roman" w:eastAsia="Times New Roman" w:hAnsi="Times New Roman" w:cs="Times New Roman"/>
-          <w:color w:val="000000"/>
-          <w:sz w:val="28"/>
-          <w:szCs w:val="28"/>
-        </w:rPr>
-        <w:t>errorContainer</w:t>
-      </w:r>
-      <w:proofErr w:type="spellEnd"/>
-      <w:r>
-        <w:rPr>
-          <w:rFonts w:ascii="Times New Roman" w:eastAsia="Times New Roman" w:hAnsi="Times New Roman" w:cs="Times New Roman"/>
-          <w:color w:val="000000"/>
-          <w:sz w:val="28"/>
-          <w:szCs w:val="28"/>
-        </w:rPr>
-        <w:t>`, `</w:t>
-      </w:r>
-      <w:proofErr w:type="spellStart"/>
-      <w:r>
-        <w:rPr>
-          <w:rFonts w:ascii="Times New Roman" w:eastAsia="Times New Roman" w:hAnsi="Times New Roman" w:cs="Times New Roman"/>
-          <w:color w:val="000000"/>
-          <w:sz w:val="28"/>
-          <w:szCs w:val="28"/>
-        </w:rPr>
-        <w:t>error</w:t>
-      </w:r>
-      <w:proofErr w:type="spellEnd"/>
-      <w:r>
-        <w:rPr>
-          <w:rFonts w:ascii="Times New Roman" w:eastAsia="Times New Roman" w:hAnsi="Times New Roman" w:cs="Times New Roman"/>
-          <w:color w:val="000000"/>
-          <w:sz w:val="28"/>
-          <w:szCs w:val="28"/>
-        </w:rPr>
-        <w:t xml:space="preserve">`), тому екран </w:t>
-      </w:r>
-      <w:proofErr w:type="spellStart"/>
-      <w:r>
-        <w:rPr>
-          <w:rFonts w:ascii="Times New Roman" w:eastAsia="Times New Roman" w:hAnsi="Times New Roman" w:cs="Times New Roman"/>
-          <w:color w:val="000000"/>
-          <w:sz w:val="28"/>
-          <w:szCs w:val="28"/>
-        </w:rPr>
-        <w:t>коректно</w:t>
-      </w:r>
-      <w:proofErr w:type="spellEnd"/>
-      <w:r>
-        <w:rPr>
-          <w:rFonts w:ascii="Times New Roman" w:eastAsia="Times New Roman" w:hAnsi="Times New Roman" w:cs="Times New Roman"/>
-          <w:color w:val="000000"/>
-          <w:sz w:val="28"/>
-          <w:szCs w:val="28"/>
-        </w:rPr>
-        <w:t xml:space="preserve"> виглядає і у світлій, і в темній темі.</w:t>
+        <w:t>Оформлення виконано через Material Theme: кнопка Button, тексти зі стилями MaterialTheme.typography, кольори зі схеми MaterialTheme.colorScheme (primaryContainer, tertiaryContainer, errorContainer, error), тому екран коректно виглядає і у світлій, і в темній темі.</w:t>
       </w:r>
     </w:p>
     <w:p>
@@ -2481,6 +1518,7 @@
           <w:sz w:val="28"/>
           <w:szCs w:val="28"/>
         </w:rPr>
+        <w:lastRenderedPageBreak/>
         <w:drawing>
           <wp:inline distT="0" distB="0" distL="0" distR="0" wp14:anchorId="3C52E8EF" wp14:editId="00530EBC">
             <wp:extent cx="1809815" cy="4031672"/>
@@ -2758,27 +1796,7 @@
           <w:sz w:val="28"/>
           <w:szCs w:val="28"/>
         </w:rPr>
-        <w:t xml:space="preserve">Автономність при заряді 70 %, навантаженні 10 кВт: корисна енергія = 40 · (70 − 20) / 100 = 20 </w:t>
-      </w:r>
-      <w:proofErr w:type="spellStart"/>
-      <w:r>
-        <w:rPr>
-          <w:rFonts w:ascii="Times New Roman" w:eastAsia="Times New Roman" w:hAnsi="Times New Roman" w:cs="Times New Roman"/>
-          <w:color w:val="000000"/>
-          <w:sz w:val="28"/>
-          <w:szCs w:val="28"/>
-        </w:rPr>
-        <w:t>кВт·год</w:t>
-      </w:r>
-      <w:proofErr w:type="spellEnd"/>
-      <w:r>
-        <w:rPr>
-          <w:rFonts w:ascii="Times New Roman" w:eastAsia="Times New Roman" w:hAnsi="Times New Roman" w:cs="Times New Roman"/>
-          <w:color w:val="000000"/>
-          <w:sz w:val="28"/>
-          <w:szCs w:val="28"/>
-        </w:rPr>
-        <w:t xml:space="preserve"> → 20 / 10 · 60 = 120 хв.</w:t>
+        <w:t>Автономність при заряді 70 %, навантаженні 10 кВт: корисна енергія = 40 · (70 − 20) / 100 = 20 кВт·год → 20 / 10 · 60 = 120 хв.</w:t>
       </w:r>
     </w:p>
     <w:p>
@@ -2823,27 +1841,7 @@
           <w:sz w:val="28"/>
           <w:szCs w:val="28"/>
         </w:rPr>
-        <w:t>Ці перевірки автоматизовано в модульних тестах `pw1_*` (файл `</w:t>
-      </w:r>
-      <w:proofErr w:type="spellStart"/>
-      <w:r>
-        <w:rPr>
-          <w:rFonts w:ascii="Times New Roman" w:eastAsia="Times New Roman" w:hAnsi="Times New Roman" w:cs="Times New Roman"/>
-          <w:color w:val="000000"/>
-          <w:sz w:val="28"/>
-          <w:szCs w:val="28"/>
-        </w:rPr>
-        <w:t>EmergencyLogicTest.kt</w:t>
-      </w:r>
-      <w:proofErr w:type="spellEnd"/>
-      <w:r>
-        <w:rPr>
-          <w:rFonts w:ascii="Times New Roman" w:eastAsia="Times New Roman" w:hAnsi="Times New Roman" w:cs="Times New Roman"/>
-          <w:color w:val="000000"/>
-          <w:sz w:val="28"/>
-          <w:szCs w:val="28"/>
-        </w:rPr>
-        <w:t>`).</w:t>
+        <w:t>Ці перевірки автоматизовано в модульних тестах pw1_* (файл EmergencyLogicTest.kt).</w:t>
       </w:r>
     </w:p>
     <w:p>
@@ -2890,30 +1888,92 @@
           <w:sz w:val="32"/>
           <w:szCs w:val="32"/>
         </w:rPr>
-        <w:t>Практична заняття № 2</w:t>
-      </w:r>
-    </w:p>
-    <w:p>
-      <w:pPr>
-        <w:spacing w:after="0"/>
-        <w:rPr>
-          <w:rFonts w:ascii="Times New Roman" w:eastAsia="Times New Roman" w:hAnsi="Times New Roman" w:cs="Times New Roman"/>
-          <w:color w:val="000000"/>
-          <w:sz w:val="28"/>
-          <w:szCs w:val="28"/>
-        </w:rPr>
-      </w:pPr>
-    </w:p>
-    <w:p>
-      <w:pPr>
-        <w:spacing w:after="0"/>
-        <w:rPr>
-          <w:rFonts w:ascii="Times New Roman" w:eastAsia="Times New Roman" w:hAnsi="Times New Roman" w:cs="Times New Roman"/>
-          <w:color w:val="000000"/>
-          <w:sz w:val="28"/>
-          <w:szCs w:val="28"/>
-        </w:rPr>
-      </w:pPr>
+        <w:t>Практичн</w:t>
+      </w:r>
+      <w:r>
+        <w:rPr>
+          <w:rFonts w:ascii="Times New Roman" w:eastAsia="Times New Roman" w:hAnsi="Times New Roman" w:cs="Times New Roman"/>
+          <w:b/>
+          <w:bCs/>
+          <w:color w:val="000000"/>
+          <w:sz w:val="32"/>
+          <w:szCs w:val="32"/>
+        </w:rPr>
+        <w:t>е</w:t>
+      </w:r>
+      <w:r>
+        <w:rPr>
+          <w:rFonts w:ascii="Times New Roman" w:eastAsia="Times New Roman" w:hAnsi="Times New Roman" w:cs="Times New Roman"/>
+          <w:b/>
+          <w:bCs/>
+          <w:color w:val="000000"/>
+          <w:sz w:val="32"/>
+          <w:szCs w:val="32"/>
+        </w:rPr>
+        <w:t xml:space="preserve"> заняття № 2</w:t>
+      </w:r>
+    </w:p>
+    <w:p>
+      <w:pPr>
+        <w:spacing w:after="0"/>
+        <w:rPr>
+          <w:rFonts w:ascii="Times New Roman" w:eastAsia="Times New Roman" w:hAnsi="Times New Roman" w:cs="Times New Roman"/>
+          <w:color w:val="000000"/>
+          <w:sz w:val="28"/>
+          <w:szCs w:val="28"/>
+        </w:rPr>
+      </w:pPr>
+    </w:p>
+    <w:p>
+      <w:pPr>
+        <w:spacing w:after="0"/>
+        <w:rPr>
+          <w:rFonts w:ascii="Times New Roman" w:eastAsia="Times New Roman" w:hAnsi="Times New Roman" w:cs="Times New Roman"/>
+          <w:color w:val="000000"/>
+          <w:sz w:val="28"/>
+          <w:szCs w:val="28"/>
+        </w:rPr>
+      </w:pPr>
+      <w:r>
+        <w:rPr>
+          <w:rFonts w:ascii="Times New Roman" w:eastAsia="Times New Roman" w:hAnsi="Times New Roman" w:cs="Times New Roman"/>
+          <w:color w:val="000000"/>
+          <w:sz w:val="28"/>
+          <w:szCs w:val="28"/>
+        </w:rPr>
+        <w:t>Налаштування Android-проєкту для предметної галузі енергетики. Використання Gradle та організація структури.</w:t>
+      </w:r>
+    </w:p>
+    <w:p>
+      <w:pPr>
+        <w:spacing w:after="0"/>
+        <w:rPr>
+          <w:rFonts w:ascii="Times New Roman" w:eastAsia="Times New Roman" w:hAnsi="Times New Roman" w:cs="Times New Roman"/>
+          <w:color w:val="000000"/>
+          <w:sz w:val="28"/>
+          <w:szCs w:val="28"/>
+        </w:rPr>
+      </w:pPr>
+    </w:p>
+    <w:p>
+      <w:pPr>
+        <w:spacing w:after="0"/>
+        <w:rPr>
+          <w:rFonts w:ascii="Times New Roman" w:eastAsia="Times New Roman" w:hAnsi="Times New Roman" w:cs="Times New Roman"/>
+          <w:color w:val="000000"/>
+          <w:sz w:val="28"/>
+          <w:szCs w:val="28"/>
+        </w:rPr>
+      </w:pPr>
+      <w:r>
+        <w:rPr>
+          <w:rFonts w:ascii="Times New Roman" w:eastAsia="Times New Roman" w:hAnsi="Times New Roman" w:cs="Times New Roman"/>
+          <w:color w:val="000000"/>
+          <w:sz w:val="28"/>
+          <w:szCs w:val="28"/>
+        </w:rPr>
+        <w:t xml:space="preserve">Індивідуальне завдання (варіант 18): за параметрами системи (навантаження, ємність та заряд АКБ, ККД інвертора, потужність дизель-генератора, запас </w:t>
+      </w:r>
       <w:r>
         <w:rPr>
           <w:rFonts w:ascii="Times New Roman" w:eastAsia="Times New Roman" w:hAnsi="Times New Roman" w:cs="Times New Roman"/>
@@ -2922,169 +1982,38 @@
           <w:szCs w:val="28"/>
         </w:rPr>
         <w:lastRenderedPageBreak/>
-        <w:t xml:space="preserve">Налаштування </w:t>
-      </w:r>
-      <w:proofErr w:type="spellStart"/>
-      <w:r>
-        <w:rPr>
-          <w:rFonts w:ascii="Times New Roman" w:eastAsia="Times New Roman" w:hAnsi="Times New Roman" w:cs="Times New Roman"/>
-          <w:color w:val="000000"/>
-          <w:sz w:val="28"/>
-          <w:szCs w:val="28"/>
-        </w:rPr>
-        <w:t>Android-проєкту</w:t>
-      </w:r>
-      <w:proofErr w:type="spellEnd"/>
-      <w:r>
-        <w:rPr>
-          <w:rFonts w:ascii="Times New Roman" w:eastAsia="Times New Roman" w:hAnsi="Times New Roman" w:cs="Times New Roman"/>
-          <w:color w:val="000000"/>
-          <w:sz w:val="28"/>
-          <w:szCs w:val="28"/>
-        </w:rPr>
-        <w:t xml:space="preserve"> для предметної галузі енергетики. Використання </w:t>
-      </w:r>
-      <w:proofErr w:type="spellStart"/>
-      <w:r>
-        <w:rPr>
-          <w:rFonts w:ascii="Times New Roman" w:eastAsia="Times New Roman" w:hAnsi="Times New Roman" w:cs="Times New Roman"/>
-          <w:color w:val="000000"/>
-          <w:sz w:val="28"/>
-          <w:szCs w:val="28"/>
-        </w:rPr>
-        <w:t>Gradle</w:t>
-      </w:r>
-      <w:proofErr w:type="spellEnd"/>
-      <w:r>
-        <w:rPr>
-          <w:rFonts w:ascii="Times New Roman" w:eastAsia="Times New Roman" w:hAnsi="Times New Roman" w:cs="Times New Roman"/>
-          <w:color w:val="000000"/>
-          <w:sz w:val="28"/>
-          <w:szCs w:val="28"/>
-        </w:rPr>
-        <w:t xml:space="preserve"> та організація структури.</w:t>
-      </w:r>
-    </w:p>
-    <w:p>
-      <w:pPr>
-        <w:spacing w:after="0"/>
-        <w:rPr>
-          <w:rFonts w:ascii="Times New Roman" w:eastAsia="Times New Roman" w:hAnsi="Times New Roman" w:cs="Times New Roman"/>
-          <w:color w:val="000000"/>
-          <w:sz w:val="28"/>
-          <w:szCs w:val="28"/>
-        </w:rPr>
-      </w:pPr>
-    </w:p>
-    <w:p>
-      <w:pPr>
-        <w:spacing w:after="0"/>
-        <w:rPr>
-          <w:rFonts w:ascii="Times New Roman" w:eastAsia="Times New Roman" w:hAnsi="Times New Roman" w:cs="Times New Roman"/>
-          <w:color w:val="000000"/>
-          <w:sz w:val="28"/>
-          <w:szCs w:val="28"/>
-        </w:rPr>
-      </w:pPr>
-      <w:r>
-        <w:rPr>
-          <w:rFonts w:ascii="Times New Roman" w:eastAsia="Times New Roman" w:hAnsi="Times New Roman" w:cs="Times New Roman"/>
-          <w:color w:val="000000"/>
-          <w:sz w:val="28"/>
-          <w:szCs w:val="28"/>
-        </w:rPr>
-        <w:t>Індивідуальне завдання (варіант 18): за параметрами системи (навантаження, ємність та заряд АКБ, ККД інвертора, потужність дизель-генератора, запас палива, витрата палива) розрахувати час автономної роботи та відобразити профіль розряду АКБ і витрати палива на графіку.</w:t>
-      </w:r>
-    </w:p>
-    <w:p>
-      <w:pPr>
-        <w:spacing w:after="0"/>
-        <w:rPr>
-          <w:rFonts w:ascii="Times New Roman" w:eastAsia="Times New Roman" w:hAnsi="Times New Roman" w:cs="Times New Roman"/>
-          <w:color w:val="000000"/>
-          <w:sz w:val="28"/>
-          <w:szCs w:val="28"/>
-        </w:rPr>
-      </w:pPr>
-    </w:p>
-    <w:p>
-      <w:pPr>
-        <w:spacing w:after="0"/>
-        <w:rPr>
-          <w:rFonts w:ascii="Times New Roman" w:eastAsia="Times New Roman" w:hAnsi="Times New Roman" w:cs="Times New Roman"/>
-          <w:color w:val="000000"/>
-          <w:sz w:val="28"/>
-          <w:szCs w:val="28"/>
-        </w:rPr>
-      </w:pPr>
-      <w:r>
-        <w:rPr>
-          <w:rFonts w:ascii="Times New Roman" w:eastAsia="Times New Roman" w:hAnsi="Times New Roman" w:cs="Times New Roman"/>
-          <w:color w:val="000000"/>
-          <w:sz w:val="28"/>
-          <w:szCs w:val="28"/>
-        </w:rPr>
-        <w:t xml:space="preserve">Просунутий рівень складності: масштабування </w:t>
-      </w:r>
-      <w:proofErr w:type="spellStart"/>
-      <w:r>
-        <w:rPr>
-          <w:rFonts w:ascii="Times New Roman" w:eastAsia="Times New Roman" w:hAnsi="Times New Roman" w:cs="Times New Roman"/>
-          <w:color w:val="000000"/>
-          <w:sz w:val="28"/>
-          <w:szCs w:val="28"/>
-        </w:rPr>
-        <w:t>проєкту</w:t>
-      </w:r>
-      <w:proofErr w:type="spellEnd"/>
-      <w:r>
-        <w:rPr>
-          <w:rFonts w:ascii="Times New Roman" w:eastAsia="Times New Roman" w:hAnsi="Times New Roman" w:cs="Times New Roman"/>
-          <w:color w:val="000000"/>
-          <w:sz w:val="28"/>
-          <w:szCs w:val="28"/>
-        </w:rPr>
-        <w:t xml:space="preserve"> — логіка повністю винесена в окремі файли, </w:t>
-      </w:r>
-      <w:proofErr w:type="spellStart"/>
-      <w:r>
-        <w:rPr>
-          <w:rFonts w:ascii="Times New Roman" w:eastAsia="Times New Roman" w:hAnsi="Times New Roman" w:cs="Times New Roman"/>
-          <w:color w:val="000000"/>
-          <w:sz w:val="28"/>
-          <w:szCs w:val="28"/>
-        </w:rPr>
-        <w:t>Gradle</w:t>
-      </w:r>
-      <w:proofErr w:type="spellEnd"/>
-      <w:r>
-        <w:rPr>
-          <w:rFonts w:ascii="Times New Roman" w:eastAsia="Times New Roman" w:hAnsi="Times New Roman" w:cs="Times New Roman"/>
-          <w:color w:val="000000"/>
-          <w:sz w:val="28"/>
-          <w:szCs w:val="28"/>
-        </w:rPr>
-        <w:t xml:space="preserve"> правильно оформлено, </w:t>
-      </w:r>
-      <w:proofErr w:type="spellStart"/>
-      <w:r>
-        <w:rPr>
-          <w:rFonts w:ascii="Times New Roman" w:eastAsia="Times New Roman" w:hAnsi="Times New Roman" w:cs="Times New Roman"/>
-          <w:color w:val="000000"/>
-          <w:sz w:val="28"/>
-          <w:szCs w:val="28"/>
-        </w:rPr>
-        <w:t>проєкт</w:t>
-      </w:r>
-      <w:proofErr w:type="spellEnd"/>
-      <w:r>
-        <w:rPr>
-          <w:rFonts w:ascii="Times New Roman" w:eastAsia="Times New Roman" w:hAnsi="Times New Roman" w:cs="Times New Roman"/>
-          <w:color w:val="000000"/>
-          <w:sz w:val="28"/>
-          <w:szCs w:val="28"/>
-        </w:rPr>
-        <w:t xml:space="preserve"> підготовлено до майбутнього розвитку, дані відображаються візуально.</w:t>
+        <w:t>палива, витрата палива) розрахувати час автономної роботи та відобразити профіль розряду АКБ і витрати палива на графіку.</w:t>
+      </w:r>
+    </w:p>
+    <w:p>
+      <w:pPr>
+        <w:spacing w:after="0"/>
+        <w:rPr>
+          <w:rFonts w:ascii="Times New Roman" w:eastAsia="Times New Roman" w:hAnsi="Times New Roman" w:cs="Times New Roman"/>
+          <w:color w:val="000000"/>
+          <w:sz w:val="28"/>
+          <w:szCs w:val="28"/>
+        </w:rPr>
+      </w:pPr>
+    </w:p>
+    <w:p>
+      <w:pPr>
+        <w:spacing w:after="0"/>
+        <w:rPr>
+          <w:rFonts w:ascii="Times New Roman" w:eastAsia="Times New Roman" w:hAnsi="Times New Roman" w:cs="Times New Roman"/>
+          <w:color w:val="000000"/>
+          <w:sz w:val="28"/>
+          <w:szCs w:val="28"/>
+        </w:rPr>
+      </w:pPr>
+      <w:r>
+        <w:rPr>
+          <w:rFonts w:ascii="Times New Roman" w:eastAsia="Times New Roman" w:hAnsi="Times New Roman" w:cs="Times New Roman"/>
+          <w:color w:val="000000"/>
+          <w:sz w:val="28"/>
+          <w:szCs w:val="28"/>
+        </w:rPr>
+        <w:t>Просунутий рівень складності: масштабування проєкту — логіка повністю винесена в окремі файли, Gradle правильно оформлено, проєкт підготовлено до майбутнього розвитку, дані відображаються візуально.</w:t>
       </w:r>
     </w:p>
     <w:p>
@@ -3144,167 +2073,7 @@
           <w:sz w:val="28"/>
           <w:szCs w:val="28"/>
         </w:rPr>
-        <w:t xml:space="preserve">Налаштування </w:t>
-      </w:r>
-      <w:proofErr w:type="spellStart"/>
-      <w:r>
-        <w:rPr>
-          <w:rFonts w:ascii="Times New Roman" w:eastAsia="Times New Roman" w:hAnsi="Times New Roman" w:cs="Times New Roman"/>
-          <w:color w:val="000000"/>
-          <w:sz w:val="28"/>
-          <w:szCs w:val="28"/>
-        </w:rPr>
-        <w:t>Gradle</w:t>
-      </w:r>
-      <w:proofErr w:type="spellEnd"/>
-      <w:r>
-        <w:rPr>
-          <w:rFonts w:ascii="Times New Roman" w:eastAsia="Times New Roman" w:hAnsi="Times New Roman" w:cs="Times New Roman"/>
-          <w:color w:val="000000"/>
-          <w:sz w:val="28"/>
-          <w:szCs w:val="28"/>
-        </w:rPr>
-        <w:t>. Залежності підключено через каталог версій `</w:t>
-      </w:r>
-      <w:proofErr w:type="spellStart"/>
-      <w:r>
-        <w:rPr>
-          <w:rFonts w:ascii="Times New Roman" w:eastAsia="Times New Roman" w:hAnsi="Times New Roman" w:cs="Times New Roman"/>
-          <w:color w:val="000000"/>
-          <w:sz w:val="28"/>
-          <w:szCs w:val="28"/>
-        </w:rPr>
-        <w:t>gradle</w:t>
-      </w:r>
-      <w:proofErr w:type="spellEnd"/>
-      <w:r>
-        <w:rPr>
-          <w:rFonts w:ascii="Times New Roman" w:eastAsia="Times New Roman" w:hAnsi="Times New Roman" w:cs="Times New Roman"/>
-          <w:color w:val="000000"/>
-          <w:sz w:val="28"/>
-          <w:szCs w:val="28"/>
-        </w:rPr>
-        <w:t>/</w:t>
-      </w:r>
-      <w:proofErr w:type="spellStart"/>
-      <w:r>
-        <w:rPr>
-          <w:rFonts w:ascii="Times New Roman" w:eastAsia="Times New Roman" w:hAnsi="Times New Roman" w:cs="Times New Roman"/>
-          <w:color w:val="000000"/>
-          <w:sz w:val="28"/>
-          <w:szCs w:val="28"/>
-        </w:rPr>
-        <w:t>libs.versions.toml</w:t>
-      </w:r>
-      <w:proofErr w:type="spellEnd"/>
-      <w:r>
-        <w:rPr>
-          <w:rFonts w:ascii="Times New Roman" w:eastAsia="Times New Roman" w:hAnsi="Times New Roman" w:cs="Times New Roman"/>
-          <w:color w:val="000000"/>
-          <w:sz w:val="28"/>
-          <w:szCs w:val="28"/>
-        </w:rPr>
-        <w:t xml:space="preserve">`, а плагіни — через </w:t>
-      </w:r>
-      <w:proofErr w:type="spellStart"/>
-      <w:r>
-        <w:rPr>
-          <w:rFonts w:ascii="Times New Roman" w:eastAsia="Times New Roman" w:hAnsi="Times New Roman" w:cs="Times New Roman"/>
-          <w:color w:val="000000"/>
-          <w:sz w:val="28"/>
-          <w:szCs w:val="28"/>
-        </w:rPr>
-        <w:t>аліаси</w:t>
-      </w:r>
-      <w:proofErr w:type="spellEnd"/>
-      <w:r>
-        <w:rPr>
-          <w:rFonts w:ascii="Times New Roman" w:eastAsia="Times New Roman" w:hAnsi="Times New Roman" w:cs="Times New Roman"/>
-          <w:color w:val="000000"/>
-          <w:sz w:val="28"/>
-          <w:szCs w:val="28"/>
-        </w:rPr>
-        <w:t xml:space="preserve">. Версії </w:t>
-      </w:r>
-      <w:proofErr w:type="spellStart"/>
-      <w:r>
-        <w:rPr>
-          <w:rFonts w:ascii="Times New Roman" w:eastAsia="Times New Roman" w:hAnsi="Times New Roman" w:cs="Times New Roman"/>
-          <w:color w:val="000000"/>
-          <w:sz w:val="28"/>
-          <w:szCs w:val="28"/>
-        </w:rPr>
-        <w:t>Compose</w:t>
-      </w:r>
-      <w:proofErr w:type="spellEnd"/>
-      <w:r>
-        <w:rPr>
-          <w:rFonts w:ascii="Times New Roman" w:eastAsia="Times New Roman" w:hAnsi="Times New Roman" w:cs="Times New Roman"/>
-          <w:color w:val="000000"/>
-          <w:sz w:val="28"/>
-          <w:szCs w:val="28"/>
-        </w:rPr>
-        <w:t xml:space="preserve"> узгоджуються єдиним `</w:t>
-      </w:r>
-      <w:proofErr w:type="spellStart"/>
-      <w:r>
-        <w:rPr>
-          <w:rFonts w:ascii="Times New Roman" w:eastAsia="Times New Roman" w:hAnsi="Times New Roman" w:cs="Times New Roman"/>
-          <w:color w:val="000000"/>
-          <w:sz w:val="28"/>
-          <w:szCs w:val="28"/>
-        </w:rPr>
-        <w:t>compose-bom</w:t>
-      </w:r>
-      <w:proofErr w:type="spellEnd"/>
-      <w:r>
-        <w:rPr>
-          <w:rFonts w:ascii="Times New Roman" w:eastAsia="Times New Roman" w:hAnsi="Times New Roman" w:cs="Times New Roman"/>
-          <w:color w:val="000000"/>
-          <w:sz w:val="28"/>
-          <w:szCs w:val="28"/>
-        </w:rPr>
-        <w:t xml:space="preserve">`, тому версії окремих бібліотек </w:t>
-      </w:r>
-      <w:proofErr w:type="spellStart"/>
-      <w:r>
-        <w:rPr>
-          <w:rFonts w:ascii="Times New Roman" w:eastAsia="Times New Roman" w:hAnsi="Times New Roman" w:cs="Times New Roman"/>
-          <w:color w:val="000000"/>
-          <w:sz w:val="28"/>
-          <w:szCs w:val="28"/>
-        </w:rPr>
-        <w:t>Compose</w:t>
-      </w:r>
-      <w:proofErr w:type="spellEnd"/>
-      <w:r>
-        <w:rPr>
-          <w:rFonts w:ascii="Times New Roman" w:eastAsia="Times New Roman" w:hAnsi="Times New Roman" w:cs="Times New Roman"/>
-          <w:color w:val="000000"/>
-          <w:sz w:val="28"/>
-          <w:szCs w:val="28"/>
-        </w:rPr>
-        <w:t xml:space="preserve"> в `</w:t>
-      </w:r>
-      <w:proofErr w:type="spellStart"/>
-      <w:r>
-        <w:rPr>
-          <w:rFonts w:ascii="Times New Roman" w:eastAsia="Times New Roman" w:hAnsi="Times New Roman" w:cs="Times New Roman"/>
-          <w:color w:val="000000"/>
-          <w:sz w:val="28"/>
-          <w:szCs w:val="28"/>
-        </w:rPr>
-        <w:t>build.gradle.kts</w:t>
-      </w:r>
-      <w:proofErr w:type="spellEnd"/>
-      <w:r>
-        <w:rPr>
-          <w:rFonts w:ascii="Times New Roman" w:eastAsia="Times New Roman" w:hAnsi="Times New Roman" w:cs="Times New Roman"/>
-          <w:color w:val="000000"/>
-          <w:sz w:val="28"/>
-          <w:szCs w:val="28"/>
-        </w:rPr>
-        <w:t>` не вказуються.</w:t>
+        <w:t>Налаштування Gradle. Залежності підключено через каталог версій gradle/libs.versions.toml, а плагіни — через аліаси. Версії Compose узгоджуються єдиним compose-bom, тому версії окремих бібліотек Compose в build.gradle.kts не вказуються.</w:t>
       </w:r>
     </w:p>
     <w:p>
@@ -3329,87 +2098,7 @@
           <w:sz w:val="28"/>
           <w:szCs w:val="28"/>
         </w:rPr>
-        <w:t>Винесення логіки. Уся математика й перевірка введення розміщені в `pw2/</w:t>
-      </w:r>
-      <w:proofErr w:type="spellStart"/>
-      <w:r>
-        <w:rPr>
-          <w:rFonts w:ascii="Times New Roman" w:eastAsia="Times New Roman" w:hAnsi="Times New Roman" w:cs="Times New Roman"/>
-          <w:color w:val="000000"/>
-          <w:sz w:val="28"/>
-          <w:szCs w:val="28"/>
-        </w:rPr>
-        <w:t>data</w:t>
-      </w:r>
-      <w:proofErr w:type="spellEnd"/>
-      <w:r>
-        <w:rPr>
-          <w:rFonts w:ascii="Times New Roman" w:eastAsia="Times New Roman" w:hAnsi="Times New Roman" w:cs="Times New Roman"/>
-          <w:color w:val="000000"/>
-          <w:sz w:val="28"/>
-          <w:szCs w:val="28"/>
-        </w:rPr>
-        <w:t>/</w:t>
-      </w:r>
-      <w:proofErr w:type="spellStart"/>
-      <w:r>
-        <w:rPr>
-          <w:rFonts w:ascii="Times New Roman" w:eastAsia="Times New Roman" w:hAnsi="Times New Roman" w:cs="Times New Roman"/>
-          <w:color w:val="000000"/>
-          <w:sz w:val="28"/>
-          <w:szCs w:val="28"/>
-        </w:rPr>
-        <w:t>EmergencyPowerCalculator.kt</w:t>
-      </w:r>
-      <w:proofErr w:type="spellEnd"/>
-      <w:r>
-        <w:rPr>
-          <w:rFonts w:ascii="Times New Roman" w:eastAsia="Times New Roman" w:hAnsi="Times New Roman" w:cs="Times New Roman"/>
-          <w:color w:val="000000"/>
-          <w:sz w:val="28"/>
-          <w:szCs w:val="28"/>
-        </w:rPr>
-        <w:t xml:space="preserve">` і не залежать ні від </w:t>
-      </w:r>
-      <w:proofErr w:type="spellStart"/>
-      <w:r>
-        <w:rPr>
-          <w:rFonts w:ascii="Times New Roman" w:eastAsia="Times New Roman" w:hAnsi="Times New Roman" w:cs="Times New Roman"/>
-          <w:color w:val="000000"/>
-          <w:sz w:val="28"/>
-          <w:szCs w:val="28"/>
-        </w:rPr>
-        <w:t>Android</w:t>
-      </w:r>
-      <w:proofErr w:type="spellEnd"/>
-      <w:r>
-        <w:rPr>
-          <w:rFonts w:ascii="Times New Roman" w:eastAsia="Times New Roman" w:hAnsi="Times New Roman" w:cs="Times New Roman"/>
-          <w:color w:val="000000"/>
-          <w:sz w:val="28"/>
-          <w:szCs w:val="28"/>
-        </w:rPr>
-        <w:t xml:space="preserve">, ні від </w:t>
-      </w:r>
-      <w:proofErr w:type="spellStart"/>
-      <w:r>
-        <w:rPr>
-          <w:rFonts w:ascii="Times New Roman" w:eastAsia="Times New Roman" w:hAnsi="Times New Roman" w:cs="Times New Roman"/>
-          <w:color w:val="000000"/>
-          <w:sz w:val="28"/>
-          <w:szCs w:val="28"/>
-        </w:rPr>
-        <w:t>Compose</w:t>
-      </w:r>
-      <w:proofErr w:type="spellEnd"/>
-      <w:r>
-        <w:rPr>
-          <w:rFonts w:ascii="Times New Roman" w:eastAsia="Times New Roman" w:hAnsi="Times New Roman" w:cs="Times New Roman"/>
-          <w:color w:val="000000"/>
-          <w:sz w:val="28"/>
-          <w:szCs w:val="28"/>
-        </w:rPr>
-        <w:t>, тому їх легко тестувати та повторно використовувати.</w:t>
+        <w:t>Винесення логіки. Уся математика й перевірка введення розміщені в pw2/data/EmergencyPowerCalculator.kt і не залежать ні від Android, ні від Compose, тому їх легко тестувати та повторно використовувати.</w:t>
       </w:r>
     </w:p>
     <w:p>
@@ -3434,47 +2123,7 @@
           <w:sz w:val="28"/>
           <w:szCs w:val="28"/>
         </w:rPr>
-        <w:t>Параметри форми описані переліком `</w:t>
-      </w:r>
-      <w:proofErr w:type="spellStart"/>
-      <w:r>
-        <w:rPr>
-          <w:rFonts w:ascii="Times New Roman" w:eastAsia="Times New Roman" w:hAnsi="Times New Roman" w:cs="Times New Roman"/>
-          <w:color w:val="000000"/>
-          <w:sz w:val="28"/>
-          <w:szCs w:val="28"/>
-        </w:rPr>
-        <w:t>InputField</w:t>
-      </w:r>
-      <w:proofErr w:type="spellEnd"/>
-      <w:r>
-        <w:rPr>
-          <w:rFonts w:ascii="Times New Roman" w:eastAsia="Times New Roman" w:hAnsi="Times New Roman" w:cs="Times New Roman"/>
-          <w:color w:val="000000"/>
-          <w:sz w:val="28"/>
-          <w:szCs w:val="28"/>
-        </w:rPr>
-        <w:t xml:space="preserve">` (назва, одиниця виміру, допустимий діапазон, значення за замовчуванням). Форма в UI будується автоматично з цього переліку, тому додавання нового параметра — це один новий елемент </w:t>
-      </w:r>
-      <w:proofErr w:type="spellStart"/>
-      <w:r>
-        <w:rPr>
-          <w:rFonts w:ascii="Times New Roman" w:eastAsia="Times New Roman" w:hAnsi="Times New Roman" w:cs="Times New Roman"/>
-          <w:color w:val="000000"/>
-          <w:sz w:val="28"/>
-          <w:szCs w:val="28"/>
-        </w:rPr>
-        <w:t>enum</w:t>
-      </w:r>
-      <w:proofErr w:type="spellEnd"/>
-      <w:r>
-        <w:rPr>
-          <w:rFonts w:ascii="Times New Roman" w:eastAsia="Times New Roman" w:hAnsi="Times New Roman" w:cs="Times New Roman"/>
-          <w:color w:val="000000"/>
-          <w:sz w:val="28"/>
-          <w:szCs w:val="28"/>
-        </w:rPr>
-        <w:t>.</w:t>
+        <w:t>Параметри форми описані переліком InputField (назва, одиниця виміру, допустимий діапазон, значення за замовчуванням). Форма в UI будується автоматично з цього переліку, тому додавання нового параметра — це один новий елемент enum.</w:t>
       </w:r>
       <w:r>
         <w:rPr>
@@ -3552,77 +2201,7 @@
           <w:sz w:val="28"/>
           <w:szCs w:val="28"/>
         </w:rPr>
-        <w:t>Функція `</w:t>
-      </w:r>
-      <w:proofErr w:type="spellStart"/>
-      <w:r>
-        <w:rPr>
-          <w:rFonts w:ascii="Times New Roman" w:eastAsia="Times New Roman" w:hAnsi="Times New Roman" w:cs="Times New Roman"/>
-          <w:color w:val="000000"/>
-          <w:sz w:val="28"/>
-          <w:szCs w:val="28"/>
-        </w:rPr>
-        <w:t>parse</w:t>
-      </w:r>
-      <w:proofErr w:type="spellEnd"/>
-      <w:r>
-        <w:rPr>
-          <w:rFonts w:ascii="Times New Roman" w:eastAsia="Times New Roman" w:hAnsi="Times New Roman" w:cs="Times New Roman"/>
-          <w:color w:val="000000"/>
-          <w:sz w:val="28"/>
-          <w:szCs w:val="28"/>
-        </w:rPr>
-        <w:t xml:space="preserve">` перетворює рядки форми на числа (допускається кома як десятковий роздільник) і повертає або коректні дані </w:t>
-      </w:r>
-      <w:r>
-        <w:rPr>
-          <w:rFonts w:ascii="Times New Roman" w:eastAsia="Times New Roman" w:hAnsi="Times New Roman" w:cs="Times New Roman"/>
-          <w:color w:val="000000"/>
-          <w:sz w:val="28"/>
-          <w:szCs w:val="28"/>
-        </w:rPr>
-        <w:lastRenderedPageBreak/>
-        <w:t>(`</w:t>
-      </w:r>
-      <w:proofErr w:type="spellStart"/>
-      <w:r>
-        <w:rPr>
-          <w:rFonts w:ascii="Times New Roman" w:eastAsia="Times New Roman" w:hAnsi="Times New Roman" w:cs="Times New Roman"/>
-          <w:color w:val="000000"/>
-          <w:sz w:val="28"/>
-          <w:szCs w:val="28"/>
-        </w:rPr>
-        <w:t>ParseResult.Valid</w:t>
-      </w:r>
-      <w:proofErr w:type="spellEnd"/>
-      <w:r>
-        <w:rPr>
-          <w:rFonts w:ascii="Times New Roman" w:eastAsia="Times New Roman" w:hAnsi="Times New Roman" w:cs="Times New Roman"/>
-          <w:color w:val="000000"/>
-          <w:sz w:val="28"/>
-          <w:szCs w:val="28"/>
-        </w:rPr>
-        <w:t>`), або помилки для кожного поля окремо (`</w:t>
-      </w:r>
-      <w:proofErr w:type="spellStart"/>
-      <w:r>
-        <w:rPr>
-          <w:rFonts w:ascii="Times New Roman" w:eastAsia="Times New Roman" w:hAnsi="Times New Roman" w:cs="Times New Roman"/>
-          <w:color w:val="000000"/>
-          <w:sz w:val="28"/>
-          <w:szCs w:val="28"/>
-        </w:rPr>
-        <w:t>ParseResult.Invalid</w:t>
-      </w:r>
-      <w:proofErr w:type="spellEnd"/>
-      <w:r>
-        <w:rPr>
-          <w:rFonts w:ascii="Times New Roman" w:eastAsia="Times New Roman" w:hAnsi="Times New Roman" w:cs="Times New Roman"/>
-          <w:color w:val="000000"/>
-          <w:sz w:val="28"/>
-          <w:szCs w:val="28"/>
-        </w:rPr>
-        <w:t>`).</w:t>
+        <w:t>Функція parse перетворює рядки форми на числа (допускається кома як десятковий роздільник) і повертає або коректні дані (ParseResult.Valid), або помилки для кожного поля окремо (ParseResult.Invalid).</w:t>
       </w:r>
     </w:p>
     <w:p>
@@ -3647,7 +2226,17 @@
           <w:sz w:val="28"/>
           <w:szCs w:val="28"/>
         </w:rPr>
-        <w:t>Модель розрахунку. Сценарій «аварія мережі, найгірший випадок»: ДГУ працює, доки є паливо (якщо навантаження більше за потужність ДГУ, дефіцит покриває АКБ), після вичерпання палива все навантаження бере на себе АКБ до досягнення резерву 20 %. Витрата палива лінійно залежить від завантаження: холостий хід (30 % від номінальної) плюс пропорційна частина.</w:t>
+        <w:t xml:space="preserve">Модель розрахунку. Сценарій «аварія мережі, найгірший випадок»: ДГУ працює, доки є паливо (якщо навантаження більше за потужність ДГУ, дефіцит покриває АКБ), після вичерпання палива все навантаження бере на себе АКБ до досягнення резерву 20 %. Витрата палива лінійно залежить від завантаження: холостий хід (30 % від </w:t>
+      </w:r>
+      <w:r>
+        <w:rPr>
+          <w:rFonts w:ascii="Times New Roman" w:eastAsia="Times New Roman" w:hAnsi="Times New Roman" w:cs="Times New Roman"/>
+          <w:color w:val="000000"/>
+          <w:sz w:val="28"/>
+          <w:szCs w:val="28"/>
+        </w:rPr>
+        <w:lastRenderedPageBreak/>
+        <w:t>номінальної) плюс пропорційна частина.</w:t>
       </w:r>
       <w:r>
         <w:rPr>
@@ -3735,87 +2324,7 @@
           <w:sz w:val="28"/>
           <w:szCs w:val="28"/>
         </w:rPr>
-        <w:t>UI та взаємодія зі станом. Екран `</w:t>
-      </w:r>
-      <w:proofErr w:type="spellStart"/>
-      <w:r>
-        <w:rPr>
-          <w:rFonts w:ascii="Times New Roman" w:eastAsia="Times New Roman" w:hAnsi="Times New Roman" w:cs="Times New Roman"/>
-          <w:color w:val="000000"/>
-          <w:sz w:val="28"/>
-          <w:szCs w:val="28"/>
-        </w:rPr>
-        <w:t>EmergencyCalculatorApp</w:t>
-      </w:r>
-      <w:proofErr w:type="spellEnd"/>
-      <w:r>
-        <w:rPr>
-          <w:rFonts w:ascii="Times New Roman" w:eastAsia="Times New Roman" w:hAnsi="Times New Roman" w:cs="Times New Roman"/>
-          <w:color w:val="000000"/>
-          <w:sz w:val="28"/>
-          <w:szCs w:val="28"/>
-        </w:rPr>
-        <w:t>` зберігає текст полів (`</w:t>
-      </w:r>
-      <w:proofErr w:type="spellStart"/>
-      <w:r>
-        <w:rPr>
-          <w:rFonts w:ascii="Times New Roman" w:eastAsia="Times New Roman" w:hAnsi="Times New Roman" w:cs="Times New Roman"/>
-          <w:color w:val="000000"/>
-          <w:sz w:val="28"/>
-          <w:szCs w:val="28"/>
-        </w:rPr>
-        <w:t>raw</w:t>
-      </w:r>
-      <w:proofErr w:type="spellEnd"/>
-      <w:r>
-        <w:rPr>
-          <w:rFonts w:ascii="Times New Roman" w:eastAsia="Times New Roman" w:hAnsi="Times New Roman" w:cs="Times New Roman"/>
-          <w:color w:val="000000"/>
-          <w:sz w:val="28"/>
-          <w:szCs w:val="28"/>
-        </w:rPr>
-        <w:t>`) та «знімок» форми на момент натискання кнопки (`</w:t>
-      </w:r>
-      <w:proofErr w:type="spellStart"/>
-      <w:r>
-        <w:rPr>
-          <w:rFonts w:ascii="Times New Roman" w:eastAsia="Times New Roman" w:hAnsi="Times New Roman" w:cs="Times New Roman"/>
-          <w:color w:val="000000"/>
-          <w:sz w:val="28"/>
-          <w:szCs w:val="28"/>
-        </w:rPr>
-        <w:t>applied</w:t>
-      </w:r>
-      <w:proofErr w:type="spellEnd"/>
-      <w:r>
-        <w:rPr>
-          <w:rFonts w:ascii="Times New Roman" w:eastAsia="Times New Roman" w:hAnsi="Times New Roman" w:cs="Times New Roman"/>
-          <w:color w:val="000000"/>
-          <w:sz w:val="28"/>
-          <w:szCs w:val="28"/>
-        </w:rPr>
-        <w:t>`) через `</w:t>
-      </w:r>
-      <w:proofErr w:type="spellStart"/>
-      <w:r>
-        <w:rPr>
-          <w:rFonts w:ascii="Times New Roman" w:eastAsia="Times New Roman" w:hAnsi="Times New Roman" w:cs="Times New Roman"/>
-          <w:color w:val="000000"/>
-          <w:sz w:val="28"/>
-          <w:szCs w:val="28"/>
-        </w:rPr>
-        <w:t>rememberSaveable</w:t>
-      </w:r>
-      <w:proofErr w:type="spellEnd"/>
-      <w:r>
-        <w:rPr>
-          <w:rFonts w:ascii="Times New Roman" w:eastAsia="Times New Roman" w:hAnsi="Times New Roman" w:cs="Times New Roman"/>
-          <w:color w:val="000000"/>
-          <w:sz w:val="28"/>
-          <w:szCs w:val="28"/>
-        </w:rPr>
-        <w:t>`, тому введені дані не втрачаються при повороті екрана. Результат і помилки — похідні від цього стану:</w:t>
+        <w:t>UI та взаємодія зі станом. Екран EmergencyCalculatorApp зберігає текст полів (raw) та «знімок» форми на момент натискання кнопки (applied) через rememberSaveable, тому введені дані не втрачаються при повороті екрана. Результат і помилки — похідні від цього стану:</w:t>
       </w:r>
     </w:p>
     <w:p>
@@ -3840,107 +2349,7 @@
           <w:sz w:val="28"/>
           <w:szCs w:val="28"/>
         </w:rPr>
-        <w:t>Кнопка «Розрахувати» зберігає `</w:t>
-      </w:r>
-      <w:proofErr w:type="spellStart"/>
-      <w:r>
-        <w:rPr>
-          <w:rFonts w:ascii="Times New Roman" w:eastAsia="Times New Roman" w:hAnsi="Times New Roman" w:cs="Times New Roman"/>
-          <w:color w:val="000000"/>
-          <w:sz w:val="28"/>
-          <w:szCs w:val="28"/>
-        </w:rPr>
-        <w:t>applied</w:t>
-      </w:r>
-      <w:proofErr w:type="spellEnd"/>
-      <w:r>
-        <w:rPr>
-          <w:rFonts w:ascii="Times New Roman" w:eastAsia="Times New Roman" w:hAnsi="Times New Roman" w:cs="Times New Roman"/>
-          <w:color w:val="000000"/>
-          <w:sz w:val="28"/>
-          <w:szCs w:val="28"/>
-        </w:rPr>
-        <w:t xml:space="preserve"> = </w:t>
-      </w:r>
-      <w:proofErr w:type="spellStart"/>
-      <w:r>
-        <w:rPr>
-          <w:rFonts w:ascii="Times New Roman" w:eastAsia="Times New Roman" w:hAnsi="Times New Roman" w:cs="Times New Roman"/>
-          <w:color w:val="000000"/>
-          <w:sz w:val="28"/>
-          <w:szCs w:val="28"/>
-        </w:rPr>
-        <w:t>raw</w:t>
-      </w:r>
-      <w:proofErr w:type="spellEnd"/>
-      <w:r>
-        <w:rPr>
-          <w:rFonts w:ascii="Times New Roman" w:eastAsia="Times New Roman" w:hAnsi="Times New Roman" w:cs="Times New Roman"/>
-          <w:color w:val="000000"/>
-          <w:sz w:val="28"/>
-          <w:szCs w:val="28"/>
-        </w:rPr>
-        <w:t xml:space="preserve">`; кнопка «Скинути» повертає значення за замовчуванням. Помилки </w:t>
-      </w:r>
-      <w:proofErr w:type="spellStart"/>
-      <w:r>
-        <w:rPr>
-          <w:rFonts w:ascii="Times New Roman" w:eastAsia="Times New Roman" w:hAnsi="Times New Roman" w:cs="Times New Roman"/>
-          <w:color w:val="000000"/>
-          <w:sz w:val="28"/>
-          <w:szCs w:val="28"/>
-        </w:rPr>
-        <w:t>валідації</w:t>
-      </w:r>
-      <w:proofErr w:type="spellEnd"/>
-      <w:r>
-        <w:rPr>
-          <w:rFonts w:ascii="Times New Roman" w:eastAsia="Times New Roman" w:hAnsi="Times New Roman" w:cs="Times New Roman"/>
-          <w:color w:val="000000"/>
-          <w:sz w:val="28"/>
-          <w:szCs w:val="28"/>
-        </w:rPr>
-        <w:t xml:space="preserve"> відображаються під відповідними полями (`</w:t>
-      </w:r>
-      <w:proofErr w:type="spellStart"/>
-      <w:r>
-        <w:rPr>
-          <w:rFonts w:ascii="Times New Roman" w:eastAsia="Times New Roman" w:hAnsi="Times New Roman" w:cs="Times New Roman"/>
-          <w:color w:val="000000"/>
-          <w:sz w:val="28"/>
-          <w:szCs w:val="28"/>
-        </w:rPr>
-        <w:t>isError</w:t>
-      </w:r>
-      <w:proofErr w:type="spellEnd"/>
-      <w:r>
-        <w:rPr>
-          <w:rFonts w:ascii="Times New Roman" w:eastAsia="Times New Roman" w:hAnsi="Times New Roman" w:cs="Times New Roman"/>
-          <w:color w:val="000000"/>
-          <w:sz w:val="28"/>
-          <w:szCs w:val="28"/>
-        </w:rPr>
-        <w:t>`, `</w:t>
-      </w:r>
-      <w:proofErr w:type="spellStart"/>
-      <w:r>
-        <w:rPr>
-          <w:rFonts w:ascii="Times New Roman" w:eastAsia="Times New Roman" w:hAnsi="Times New Roman" w:cs="Times New Roman"/>
-          <w:color w:val="000000"/>
-          <w:sz w:val="28"/>
-          <w:szCs w:val="28"/>
-        </w:rPr>
-        <w:t>supportingText</w:t>
-      </w:r>
-      <w:proofErr w:type="spellEnd"/>
-      <w:r>
-        <w:rPr>
-          <w:rFonts w:ascii="Times New Roman" w:eastAsia="Times New Roman" w:hAnsi="Times New Roman" w:cs="Times New Roman"/>
-          <w:color w:val="000000"/>
-          <w:sz w:val="28"/>
-          <w:szCs w:val="28"/>
-        </w:rPr>
-        <w:t>`).</w:t>
+        <w:t>Кнопка «Розрахувати» зберігає applied = raw; кнопка «Скинути» повертає значення за замовчуванням. Помилки валідації відображаються під відповідними полями (isError, supportingText).</w:t>
       </w:r>
     </w:p>
     <w:p>
@@ -3965,87 +2374,7 @@
           <w:sz w:val="28"/>
           <w:szCs w:val="28"/>
         </w:rPr>
-        <w:t>Візуалізація даних. Графік профілю ресурсів `</w:t>
-      </w:r>
-      <w:proofErr w:type="spellStart"/>
-      <w:r>
-        <w:rPr>
-          <w:rFonts w:ascii="Times New Roman" w:eastAsia="Times New Roman" w:hAnsi="Times New Roman" w:cs="Times New Roman"/>
-          <w:color w:val="000000"/>
-          <w:sz w:val="28"/>
-          <w:szCs w:val="28"/>
-        </w:rPr>
-        <w:t>RuntimeProfileChart</w:t>
-      </w:r>
-      <w:proofErr w:type="spellEnd"/>
-      <w:r>
-        <w:rPr>
-          <w:rFonts w:ascii="Times New Roman" w:eastAsia="Times New Roman" w:hAnsi="Times New Roman" w:cs="Times New Roman"/>
-          <w:color w:val="000000"/>
-          <w:sz w:val="28"/>
-          <w:szCs w:val="28"/>
-        </w:rPr>
-        <w:t xml:space="preserve">` намальований </w:t>
-      </w:r>
-      <w:proofErr w:type="spellStart"/>
-      <w:r>
-        <w:rPr>
-          <w:rFonts w:ascii="Times New Roman" w:eastAsia="Times New Roman" w:hAnsi="Times New Roman" w:cs="Times New Roman"/>
-          <w:color w:val="000000"/>
-          <w:sz w:val="28"/>
-          <w:szCs w:val="28"/>
-        </w:rPr>
-        <w:t>нативно</w:t>
-      </w:r>
-      <w:proofErr w:type="spellEnd"/>
-      <w:r>
-        <w:rPr>
-          <w:rFonts w:ascii="Times New Roman" w:eastAsia="Times New Roman" w:hAnsi="Times New Roman" w:cs="Times New Roman"/>
-          <w:color w:val="000000"/>
-          <w:sz w:val="28"/>
-          <w:szCs w:val="28"/>
-        </w:rPr>
-        <w:t xml:space="preserve"> засобами </w:t>
-      </w:r>
-      <w:proofErr w:type="spellStart"/>
-      <w:r>
-        <w:rPr>
-          <w:rFonts w:ascii="Times New Roman" w:eastAsia="Times New Roman" w:hAnsi="Times New Roman" w:cs="Times New Roman"/>
-          <w:color w:val="000000"/>
-          <w:sz w:val="28"/>
-          <w:szCs w:val="28"/>
-        </w:rPr>
-        <w:t>Compose</w:t>
-      </w:r>
-      <w:proofErr w:type="spellEnd"/>
-      <w:r>
-        <w:rPr>
-          <w:rFonts w:ascii="Times New Roman" w:eastAsia="Times New Roman" w:hAnsi="Times New Roman" w:cs="Times New Roman"/>
-          <w:color w:val="000000"/>
-          <w:sz w:val="28"/>
-          <w:szCs w:val="28"/>
-        </w:rPr>
-        <w:t xml:space="preserve"> `</w:t>
-      </w:r>
-      <w:proofErr w:type="spellStart"/>
-      <w:r>
-        <w:rPr>
-          <w:rFonts w:ascii="Times New Roman" w:eastAsia="Times New Roman" w:hAnsi="Times New Roman" w:cs="Times New Roman"/>
-          <w:color w:val="000000"/>
-          <w:sz w:val="28"/>
-          <w:szCs w:val="28"/>
-        </w:rPr>
-        <w:t>Canvas</w:t>
-      </w:r>
-      <w:proofErr w:type="spellEnd"/>
-      <w:r>
-        <w:rPr>
-          <w:rFonts w:ascii="Times New Roman" w:eastAsia="Times New Roman" w:hAnsi="Times New Roman" w:cs="Times New Roman"/>
-          <w:color w:val="000000"/>
-          <w:sz w:val="28"/>
-          <w:szCs w:val="28"/>
-        </w:rPr>
-        <w:t>` без сторонніх бібліотек. Він показує:</w:t>
+        <w:t>Візуалізація даних. Графік профілю ресурсів RuntimeProfileChart намальований нативно засобами Compose Canvas без сторонніх бібліотек. Він показує:</w:t>
       </w:r>
     </w:p>
     <w:p>
@@ -4070,7 +2399,6 @@
           <w:sz w:val="28"/>
           <w:szCs w:val="28"/>
         </w:rPr>
-        <w:lastRenderedPageBreak/>
         <w:t>заряд АКБ (%) та рівень палива (%) залежно від часу (год) у вигляді двох ліній із заливкою;</w:t>
       </w:r>
     </w:p>
@@ -4221,6 +2549,7 @@
           <w:sz w:val="28"/>
           <w:szCs w:val="28"/>
         </w:rPr>
+        <w:lastRenderedPageBreak/>
         <w:drawing>
           <wp:inline distT="0" distB="0" distL="0" distR="0" wp14:anchorId="2C12E174" wp14:editId="10977BC5">
             <wp:extent cx="1615044" cy="3612051"/>
@@ -4357,31 +2686,7 @@
           <w:sz w:val="28"/>
           <w:szCs w:val="28"/>
         </w:rPr>
-        <w:t xml:space="preserve">Перевірка (вхідні дані за замовчуванням: 15 кВт, 40 </w:t>
-      </w:r>
-      <w:proofErr w:type="spellStart"/>
-      <w:r>
-        <w:rPr>
-          <w:rFonts w:ascii="Times New Roman" w:eastAsia="Times New Roman" w:hAnsi="Times New Roman" w:cs="Times New Roman"/>
-          <w:b/>
-          <w:bCs/>
-          <w:color w:val="000000"/>
-          <w:sz w:val="28"/>
-          <w:szCs w:val="28"/>
-        </w:rPr>
-        <w:t>кВт·год</w:t>
-      </w:r>
-      <w:proofErr w:type="spellEnd"/>
-      <w:r>
-        <w:rPr>
-          <w:rFonts w:ascii="Times New Roman" w:eastAsia="Times New Roman" w:hAnsi="Times New Roman" w:cs="Times New Roman"/>
-          <w:b/>
-          <w:bCs/>
-          <w:color w:val="000000"/>
-          <w:sz w:val="28"/>
-          <w:szCs w:val="28"/>
-        </w:rPr>
-        <w:t>, 90 %, 92 %, 20 кВт, 120 л, 6,5 л/год):</w:t>
+        <w:t>Перевірка (вхідні дані за замовчуванням: 15 кВт, 40 кВт·год, 90 %, 92 %, 20 кВт, 120 л, 6,5 л/год):</w:t>
       </w:r>
     </w:p>
     <w:p>
@@ -4406,27 +2711,7 @@
           <w:sz w:val="28"/>
           <w:szCs w:val="28"/>
         </w:rPr>
-        <w:t xml:space="preserve">Корисна енергія АКБ = 40 · (90 − 20) / 100 · 0,92 = 25,76 </w:t>
-      </w:r>
-      <w:proofErr w:type="spellStart"/>
-      <w:r>
-        <w:rPr>
-          <w:rFonts w:ascii="Times New Roman" w:eastAsia="Times New Roman" w:hAnsi="Times New Roman" w:cs="Times New Roman"/>
-          <w:color w:val="000000"/>
-          <w:sz w:val="28"/>
-          <w:szCs w:val="28"/>
-        </w:rPr>
-        <w:t>кВт·год</w:t>
-      </w:r>
-      <w:proofErr w:type="spellEnd"/>
-      <w:r>
-        <w:rPr>
-          <w:rFonts w:ascii="Times New Roman" w:eastAsia="Times New Roman" w:hAnsi="Times New Roman" w:cs="Times New Roman"/>
-          <w:color w:val="000000"/>
-          <w:sz w:val="28"/>
-          <w:szCs w:val="28"/>
-        </w:rPr>
-        <w:t>.</w:t>
+        <w:t>Корисна енергія АКБ = 40 · (90 − 20) / 100 · 0,92 = 25,76 кВт·год.</w:t>
       </w:r>
     </w:p>
     <w:p>
@@ -4546,28 +2831,19 @@
           <w:sz w:val="28"/>
           <w:szCs w:val="28"/>
         </w:rPr>
-        <w:t xml:space="preserve">Розрахунки й перевірку </w:t>
-      </w:r>
-      <w:proofErr w:type="spellStart"/>
-      <w:r>
-        <w:rPr>
-          <w:rFonts w:ascii="Times New Roman" w:eastAsia="Times New Roman" w:hAnsi="Times New Roman" w:cs="Times New Roman"/>
-          <w:color w:val="000000"/>
-          <w:sz w:val="28"/>
-          <w:szCs w:val="28"/>
-        </w:rPr>
-        <w:t>валідації</w:t>
-      </w:r>
-      <w:proofErr w:type="spellEnd"/>
-      <w:r>
-        <w:rPr>
-          <w:rFonts w:ascii="Times New Roman" w:eastAsia="Times New Roman" w:hAnsi="Times New Roman" w:cs="Times New Roman"/>
-          <w:color w:val="000000"/>
-          <w:sz w:val="28"/>
-          <w:szCs w:val="28"/>
-        </w:rPr>
-        <w:t xml:space="preserve"> автоматизовано в модульних тестах `pw2_*`.</w:t>
-      </w:r>
+        <w:t>Розрахунки й перевірку валідації автоматизовано в модульних тестах pw2_*.</w:t>
+      </w:r>
+    </w:p>
+    <w:p>
+      <w:pPr>
+        <w:spacing w:after="0"/>
+        <w:rPr>
+          <w:rFonts w:ascii="Times New Roman" w:eastAsia="Times New Roman" w:hAnsi="Times New Roman" w:cs="Times New Roman"/>
+          <w:color w:val="000000"/>
+          <w:sz w:val="28"/>
+          <w:szCs w:val="28"/>
+        </w:rPr>
+      </w:pPr>
     </w:p>
     <w:p>
       <w:pPr>
@@ -4591,8 +2867,7 @@
           <w:sz w:val="32"/>
           <w:szCs w:val="32"/>
         </w:rPr>
-        <w:lastRenderedPageBreak/>
-        <w:t xml:space="preserve">Практична заняття № </w:t>
+        <w:t>Практичн</w:t>
       </w:r>
       <w:r>
         <w:rPr>
@@ -4603,6 +2878,28 @@
           <w:sz w:val="32"/>
           <w:szCs w:val="32"/>
         </w:rPr>
+        <w:t>е</w:t>
+      </w:r>
+      <w:r>
+        <w:rPr>
+          <w:rFonts w:ascii="Times New Roman" w:eastAsia="Times New Roman" w:hAnsi="Times New Roman" w:cs="Times New Roman"/>
+          <w:b/>
+          <w:bCs/>
+          <w:color w:val="000000"/>
+          <w:sz w:val="32"/>
+          <w:szCs w:val="32"/>
+        </w:rPr>
+        <w:t xml:space="preserve"> заняття № </w:t>
+      </w:r>
+      <w:r>
+        <w:rPr>
+          <w:rFonts w:ascii="Times New Roman" w:eastAsia="Times New Roman" w:hAnsi="Times New Roman" w:cs="Times New Roman"/>
+          <w:b/>
+          <w:bCs/>
+          <w:color w:val="000000"/>
+          <w:sz w:val="32"/>
+          <w:szCs w:val="32"/>
+        </w:rPr>
         <w:t>3</w:t>
       </w:r>
     </w:p>
@@ -4634,87 +2931,7 @@
           <w:sz w:val="28"/>
           <w:szCs w:val="28"/>
         </w:rPr>
-        <w:t xml:space="preserve">Основи </w:t>
-      </w:r>
-      <w:proofErr w:type="spellStart"/>
-      <w:r>
-        <w:rPr>
-          <w:rFonts w:ascii="Times New Roman" w:eastAsia="Times New Roman" w:hAnsi="Times New Roman" w:cs="Times New Roman"/>
-          <w:color w:val="000000"/>
-          <w:sz w:val="28"/>
-          <w:szCs w:val="28"/>
-        </w:rPr>
-        <w:t>Jetpack</w:t>
-      </w:r>
-      <w:proofErr w:type="spellEnd"/>
-      <w:r>
-        <w:rPr>
-          <w:rFonts w:ascii="Times New Roman" w:eastAsia="Times New Roman" w:hAnsi="Times New Roman" w:cs="Times New Roman"/>
-          <w:color w:val="000000"/>
-          <w:sz w:val="28"/>
-          <w:szCs w:val="28"/>
-        </w:rPr>
-        <w:t xml:space="preserve"> </w:t>
-      </w:r>
-      <w:proofErr w:type="spellStart"/>
-      <w:r>
-        <w:rPr>
-          <w:rFonts w:ascii="Times New Roman" w:eastAsia="Times New Roman" w:hAnsi="Times New Roman" w:cs="Times New Roman"/>
-          <w:color w:val="000000"/>
-          <w:sz w:val="28"/>
-          <w:szCs w:val="28"/>
-        </w:rPr>
-        <w:t>Compose</w:t>
-      </w:r>
-      <w:proofErr w:type="spellEnd"/>
-      <w:r>
-        <w:rPr>
-          <w:rFonts w:ascii="Times New Roman" w:eastAsia="Times New Roman" w:hAnsi="Times New Roman" w:cs="Times New Roman"/>
-          <w:color w:val="000000"/>
-          <w:sz w:val="28"/>
-          <w:szCs w:val="28"/>
-        </w:rPr>
-        <w:t xml:space="preserve">: створення </w:t>
-      </w:r>
-      <w:proofErr w:type="spellStart"/>
-      <w:r>
-        <w:rPr>
-          <w:rFonts w:ascii="Times New Roman" w:eastAsia="Times New Roman" w:hAnsi="Times New Roman" w:cs="Times New Roman"/>
-          <w:color w:val="000000"/>
-          <w:sz w:val="28"/>
-          <w:szCs w:val="28"/>
-        </w:rPr>
-        <w:t>composable</w:t>
-      </w:r>
-      <w:proofErr w:type="spellEnd"/>
-      <w:r>
-        <w:rPr>
-          <w:rFonts w:ascii="Times New Roman" w:eastAsia="Times New Roman" w:hAnsi="Times New Roman" w:cs="Times New Roman"/>
-          <w:color w:val="000000"/>
-          <w:sz w:val="28"/>
-          <w:szCs w:val="28"/>
-        </w:rPr>
-        <w:t xml:space="preserve">-функцій, робота з </w:t>
-      </w:r>
-      <w:proofErr w:type="spellStart"/>
-      <w:r>
-        <w:rPr>
-          <w:rFonts w:ascii="Times New Roman" w:eastAsia="Times New Roman" w:hAnsi="Times New Roman" w:cs="Times New Roman"/>
-          <w:color w:val="000000"/>
-          <w:sz w:val="28"/>
-          <w:szCs w:val="28"/>
-        </w:rPr>
-        <w:t>layout</w:t>
-      </w:r>
-      <w:proofErr w:type="spellEnd"/>
-      <w:r>
-        <w:rPr>
-          <w:rFonts w:ascii="Times New Roman" w:eastAsia="Times New Roman" w:hAnsi="Times New Roman" w:cs="Times New Roman"/>
-          <w:color w:val="000000"/>
-          <w:sz w:val="28"/>
-          <w:szCs w:val="28"/>
-        </w:rPr>
-        <w:t>, текстом, зображеннями та кнопками.</w:t>
+        <w:t>Основи Jetpack Compose: створення composable-функцій, робота з layout, текстом, зображеннями та кнопками.</w:t>
       </w:r>
     </w:p>
     <w:p>
@@ -4766,65 +2983,15 @@
         <w:br/>
         <w:t xml:space="preserve">Просунутий рівень складності: реалізація більш складного UI з кількома </w:t>
       </w:r>
-      <w:proofErr w:type="spellStart"/>
-      <w:r>
-        <w:rPr>
-          <w:rFonts w:ascii="Times New Roman" w:eastAsia="Times New Roman" w:hAnsi="Times New Roman" w:cs="Times New Roman"/>
-          <w:color w:val="000000"/>
-          <w:sz w:val="28"/>
-          <w:szCs w:val="28"/>
-        </w:rPr>
-        <w:t>composable</w:t>
-      </w:r>
-      <w:proofErr w:type="spellEnd"/>
-      <w:r>
-        <w:rPr>
-          <w:rFonts w:ascii="Times New Roman" w:eastAsia="Times New Roman" w:hAnsi="Times New Roman" w:cs="Times New Roman"/>
-          <w:color w:val="000000"/>
-          <w:sz w:val="28"/>
-          <w:szCs w:val="28"/>
-        </w:rPr>
-        <w:t>-функціями, інтеграцією з логікою застосунку (зміна стану через `</w:t>
-      </w:r>
-      <w:proofErr w:type="spellStart"/>
-      <w:r>
-        <w:rPr>
-          <w:rFonts w:ascii="Times New Roman" w:eastAsia="Times New Roman" w:hAnsi="Times New Roman" w:cs="Times New Roman"/>
-          <w:color w:val="000000"/>
-          <w:sz w:val="28"/>
-          <w:szCs w:val="28"/>
-        </w:rPr>
-        <w:t>remember</w:t>
-      </w:r>
-      <w:proofErr w:type="spellEnd"/>
-      <w:r>
-        <w:rPr>
-          <w:rFonts w:ascii="Times New Roman" w:eastAsia="Times New Roman" w:hAnsi="Times New Roman" w:cs="Times New Roman"/>
-          <w:color w:val="000000"/>
-          <w:sz w:val="28"/>
-          <w:szCs w:val="28"/>
-        </w:rPr>
-        <w:t>` або `</w:t>
-      </w:r>
-      <w:proofErr w:type="spellStart"/>
-      <w:r>
-        <w:rPr>
-          <w:rFonts w:ascii="Times New Roman" w:eastAsia="Times New Roman" w:hAnsi="Times New Roman" w:cs="Times New Roman"/>
-          <w:color w:val="000000"/>
-          <w:sz w:val="28"/>
-          <w:szCs w:val="28"/>
-        </w:rPr>
-        <w:t>mutableStateOf</w:t>
-      </w:r>
-      <w:proofErr w:type="spellEnd"/>
-      <w:r>
-        <w:rPr>
-          <w:rFonts w:ascii="Times New Roman" w:eastAsia="Times New Roman" w:hAnsi="Times New Roman" w:cs="Times New Roman"/>
-          <w:color w:val="000000"/>
-          <w:sz w:val="28"/>
-          <w:szCs w:val="28"/>
-        </w:rPr>
-        <w:t>`) та адаптивним розташуванням елементів.</w:t>
+      <w:r>
+        <w:rPr>
+          <w:rFonts w:ascii="Times New Roman" w:eastAsia="Times New Roman" w:hAnsi="Times New Roman" w:cs="Times New Roman"/>
+          <w:color w:val="000000"/>
+          <w:sz w:val="28"/>
+          <w:szCs w:val="28"/>
+        </w:rPr>
+        <w:lastRenderedPageBreak/>
+        <w:t>composable-функціями, інтеграцією з логікою застосунку (зміна стану через remember або mutableStateOf) та адаптивним розташуванням елементів.</w:t>
       </w:r>
     </w:p>
     <w:p>
@@ -4897,27 +3064,7 @@
           <w:sz w:val="28"/>
           <w:szCs w:val="28"/>
         </w:rPr>
-        <w:t>Модель режимів. Перелік `</w:t>
-      </w:r>
-      <w:proofErr w:type="spellStart"/>
-      <w:r>
-        <w:rPr>
-          <w:rFonts w:ascii="Times New Roman" w:eastAsia="Times New Roman" w:hAnsi="Times New Roman" w:cs="Times New Roman"/>
-          <w:color w:val="000000"/>
-          <w:sz w:val="28"/>
-          <w:szCs w:val="28"/>
-        </w:rPr>
-        <w:t>PowerMode</w:t>
-      </w:r>
-      <w:proofErr w:type="spellEnd"/>
-      <w:r>
-        <w:rPr>
-          <w:rFonts w:ascii="Times New Roman" w:eastAsia="Times New Roman" w:hAnsi="Times New Roman" w:cs="Times New Roman"/>
-          <w:color w:val="000000"/>
-          <w:sz w:val="28"/>
-          <w:szCs w:val="28"/>
-        </w:rPr>
-        <w:t>` описує кожен режим: назву, джерело, максимальну потужність, частку обслуговуваного навантаження та час переходу. Режим «Скидання навантаження» живить лише критичних споживачів (40 % від навантаження).</w:t>
+        <w:t>Модель режимів. Перелік PowerMode описує кожен режим: назву, джерело, максимальну потужність, частку обслуговуваного навантаження та час переходу. Режим «Скидання навантаження» живить лише критичних споживачів (40 % від навантаження).</w:t>
       </w:r>
       <w:r>
         <w:rPr>
@@ -4995,37 +3142,7 @@
           <w:sz w:val="28"/>
           <w:szCs w:val="28"/>
         </w:rPr>
-        <w:t>Логіка оцінки режиму. Функція `</w:t>
-      </w:r>
-      <w:proofErr w:type="spellStart"/>
-      <w:r>
-        <w:rPr>
-          <w:rFonts w:ascii="Times New Roman" w:eastAsia="Times New Roman" w:hAnsi="Times New Roman" w:cs="Times New Roman"/>
-          <w:color w:val="000000"/>
-          <w:sz w:val="28"/>
-          <w:szCs w:val="28"/>
-        </w:rPr>
-        <w:t>PowerModeAdvisor.evaluate</w:t>
-      </w:r>
-      <w:proofErr w:type="spellEnd"/>
-      <w:r>
-        <w:rPr>
-          <w:rFonts w:ascii="Times New Roman" w:eastAsia="Times New Roman" w:hAnsi="Times New Roman" w:cs="Times New Roman"/>
-          <w:color w:val="000000"/>
-          <w:sz w:val="28"/>
-          <w:szCs w:val="28"/>
-        </w:rPr>
-        <w:t xml:space="preserve">` визначає, скільки потужності віддається, який відсоток навантаження покрито, наскільки завантажене джерело, та присвоює рівень стану: норма (`OK`), </w:t>
-      </w:r>
-      <w:r>
-        <w:rPr>
-          <w:rFonts w:ascii="Times New Roman" w:eastAsia="Times New Roman" w:hAnsi="Times New Roman" w:cs="Times New Roman"/>
-          <w:color w:val="000000"/>
-          <w:sz w:val="28"/>
-          <w:szCs w:val="28"/>
-        </w:rPr>
-        <w:lastRenderedPageBreak/>
-        <w:t>увага (`WARNING`) або перевантаження (`CRITICAL`).</w:t>
+        <w:t>Логіка оцінки режиму. Функція PowerModeAdvisor.evaluate визначає, скільки потужності віддається, який відсоток навантаження покрито, наскільки завантажене джерело, та присвоює рівень стану: норма (OK), увага (WARNING) або перевантаження (CRITICAL).</w:t>
       </w:r>
       <w:r>
         <w:rPr>
@@ -5103,47 +3220,7 @@
           <w:sz w:val="28"/>
           <w:szCs w:val="28"/>
         </w:rPr>
-        <w:t xml:space="preserve">Декомпозиція UI на </w:t>
-      </w:r>
-      <w:proofErr w:type="spellStart"/>
-      <w:r>
-        <w:rPr>
-          <w:rFonts w:ascii="Times New Roman" w:eastAsia="Times New Roman" w:hAnsi="Times New Roman" w:cs="Times New Roman"/>
-          <w:color w:val="000000"/>
-          <w:sz w:val="28"/>
-          <w:szCs w:val="28"/>
-        </w:rPr>
-        <w:t>composable</w:t>
-      </w:r>
-      <w:proofErr w:type="spellEnd"/>
-      <w:r>
-        <w:rPr>
-          <w:rFonts w:ascii="Times New Roman" w:eastAsia="Times New Roman" w:hAnsi="Times New Roman" w:cs="Times New Roman"/>
-          <w:color w:val="000000"/>
-          <w:sz w:val="28"/>
-          <w:szCs w:val="28"/>
-        </w:rPr>
-        <w:t>-функції. Екран `</w:t>
-      </w:r>
-      <w:proofErr w:type="spellStart"/>
-      <w:r>
-        <w:rPr>
-          <w:rFonts w:ascii="Times New Roman" w:eastAsia="Times New Roman" w:hAnsi="Times New Roman" w:cs="Times New Roman"/>
-          <w:color w:val="000000"/>
-          <w:sz w:val="28"/>
-          <w:szCs w:val="28"/>
-        </w:rPr>
-        <w:t>PowerModesApp</w:t>
-      </w:r>
-      <w:proofErr w:type="spellEnd"/>
-      <w:r>
-        <w:rPr>
-          <w:rFonts w:ascii="Times New Roman" w:eastAsia="Times New Roman" w:hAnsi="Times New Roman" w:cs="Times New Roman"/>
-          <w:color w:val="000000"/>
-          <w:sz w:val="28"/>
-          <w:szCs w:val="28"/>
-        </w:rPr>
-        <w:t>` складається з окремих компонентів:</w:t>
+        <w:t>Декомпозиція UI на composable-функції. Екран PowerModesApp складається з окремих компонентів:</w:t>
       </w:r>
     </w:p>
     <w:p>
@@ -5168,27 +3245,7 @@
           <w:sz w:val="28"/>
           <w:szCs w:val="28"/>
         </w:rPr>
-        <w:t>`</w:t>
-      </w:r>
-      <w:proofErr w:type="spellStart"/>
-      <w:r>
-        <w:rPr>
-          <w:rFonts w:ascii="Times New Roman" w:eastAsia="Times New Roman" w:hAnsi="Times New Roman" w:cs="Times New Roman"/>
-          <w:color w:val="000000"/>
-          <w:sz w:val="28"/>
-          <w:szCs w:val="28"/>
-        </w:rPr>
-        <w:t>ModeHeader</w:t>
-      </w:r>
-      <w:proofErr w:type="spellEnd"/>
-      <w:r>
-        <w:rPr>
-          <w:rFonts w:ascii="Times New Roman" w:eastAsia="Times New Roman" w:hAnsi="Times New Roman" w:cs="Times New Roman"/>
-          <w:color w:val="000000"/>
-          <w:sz w:val="28"/>
-          <w:szCs w:val="28"/>
-        </w:rPr>
-        <w:t>` — заголовок із зображенням та назвою режиму;</w:t>
+        <w:t>ModeHeader — заголовок із зображенням та назвою режиму;</w:t>
       </w:r>
     </w:p>
     <w:p>
@@ -5213,87 +3270,7 @@
           <w:sz w:val="28"/>
           <w:szCs w:val="28"/>
         </w:rPr>
-        <w:t>`</w:t>
-      </w:r>
-      <w:proofErr w:type="spellStart"/>
-      <w:r>
-        <w:rPr>
-          <w:rFonts w:ascii="Times New Roman" w:eastAsia="Times New Roman" w:hAnsi="Times New Roman" w:cs="Times New Roman"/>
-          <w:color w:val="000000"/>
-          <w:sz w:val="28"/>
-          <w:szCs w:val="28"/>
-        </w:rPr>
-        <w:t>PowerIllustration</w:t>
-      </w:r>
-      <w:proofErr w:type="spellEnd"/>
-      <w:r>
-        <w:rPr>
-          <w:rFonts w:ascii="Times New Roman" w:eastAsia="Times New Roman" w:hAnsi="Times New Roman" w:cs="Times New Roman"/>
-          <w:color w:val="000000"/>
-          <w:sz w:val="28"/>
-          <w:szCs w:val="28"/>
-        </w:rPr>
-        <w:t>` — зображення рівня стану режиму (компонент `</w:t>
-      </w:r>
-      <w:proofErr w:type="spellStart"/>
-      <w:r>
-        <w:rPr>
-          <w:rFonts w:ascii="Times New Roman" w:eastAsia="Times New Roman" w:hAnsi="Times New Roman" w:cs="Times New Roman"/>
-          <w:color w:val="000000"/>
-          <w:sz w:val="28"/>
-          <w:szCs w:val="28"/>
-        </w:rPr>
-        <w:t>Image</w:t>
-      </w:r>
-      <w:proofErr w:type="spellEnd"/>
-      <w:r>
-        <w:rPr>
-          <w:rFonts w:ascii="Times New Roman" w:eastAsia="Times New Roman" w:hAnsi="Times New Roman" w:cs="Times New Roman"/>
-          <w:color w:val="000000"/>
-          <w:sz w:val="28"/>
-          <w:szCs w:val="28"/>
-        </w:rPr>
-        <w:t>` із ресурсів `</w:t>
-      </w:r>
-      <w:proofErr w:type="spellStart"/>
-      <w:r>
-        <w:rPr>
-          <w:rFonts w:ascii="Times New Roman" w:eastAsia="Times New Roman" w:hAnsi="Times New Roman" w:cs="Times New Roman"/>
-          <w:color w:val="000000"/>
-          <w:sz w:val="28"/>
-          <w:szCs w:val="28"/>
-        </w:rPr>
-        <w:t>res</w:t>
-      </w:r>
-      <w:proofErr w:type="spellEnd"/>
-      <w:r>
-        <w:rPr>
-          <w:rFonts w:ascii="Times New Roman" w:eastAsia="Times New Roman" w:hAnsi="Times New Roman" w:cs="Times New Roman"/>
-          <w:color w:val="000000"/>
-          <w:sz w:val="28"/>
-          <w:szCs w:val="28"/>
-        </w:rPr>
-        <w:t>/</w:t>
-      </w:r>
-      <w:proofErr w:type="spellStart"/>
-      <w:r>
-        <w:rPr>
-          <w:rFonts w:ascii="Times New Roman" w:eastAsia="Times New Roman" w:hAnsi="Times New Roman" w:cs="Times New Roman"/>
-          <w:color w:val="000000"/>
-          <w:sz w:val="28"/>
-          <w:szCs w:val="28"/>
-        </w:rPr>
-        <w:t>drawable</w:t>
-      </w:r>
-      <w:proofErr w:type="spellEnd"/>
-      <w:r>
-        <w:rPr>
-          <w:rFonts w:ascii="Times New Roman" w:eastAsia="Times New Roman" w:hAnsi="Times New Roman" w:cs="Times New Roman"/>
-          <w:color w:val="000000"/>
-          <w:sz w:val="28"/>
-          <w:szCs w:val="28"/>
-        </w:rPr>
-        <w:t>`, див. крок 4);</w:t>
+        <w:t>PowerIllustration — зображення рівня стану режиму (компонент Image із ресурсів res/drawable, див. крок 4);</w:t>
       </w:r>
     </w:p>
     <w:p>
@@ -5318,67 +3295,7 @@
           <w:sz w:val="28"/>
           <w:szCs w:val="28"/>
         </w:rPr>
-        <w:t>`</w:t>
-      </w:r>
-      <w:proofErr w:type="spellStart"/>
-      <w:r>
-        <w:rPr>
-          <w:rFonts w:ascii="Times New Roman" w:eastAsia="Times New Roman" w:hAnsi="Times New Roman" w:cs="Times New Roman"/>
-          <w:color w:val="000000"/>
-          <w:sz w:val="28"/>
-          <w:szCs w:val="28"/>
-        </w:rPr>
-        <w:t>ModeSelector</w:t>
-      </w:r>
-      <w:proofErr w:type="spellEnd"/>
-      <w:r>
-        <w:rPr>
-          <w:rFonts w:ascii="Times New Roman" w:eastAsia="Times New Roman" w:hAnsi="Times New Roman" w:cs="Times New Roman"/>
-          <w:color w:val="000000"/>
-          <w:sz w:val="28"/>
-          <w:szCs w:val="28"/>
-        </w:rPr>
-        <w:t>` — кнопки режимів (обраний режим — `</w:t>
-      </w:r>
-      <w:proofErr w:type="spellStart"/>
-      <w:r>
-        <w:rPr>
-          <w:rFonts w:ascii="Times New Roman" w:eastAsia="Times New Roman" w:hAnsi="Times New Roman" w:cs="Times New Roman"/>
-          <w:color w:val="000000"/>
-          <w:sz w:val="28"/>
-          <w:szCs w:val="28"/>
-        </w:rPr>
-        <w:t>Button</w:t>
-      </w:r>
-      <w:proofErr w:type="spellEnd"/>
-      <w:r>
-        <w:rPr>
-          <w:rFonts w:ascii="Times New Roman" w:eastAsia="Times New Roman" w:hAnsi="Times New Roman" w:cs="Times New Roman"/>
-          <w:color w:val="000000"/>
-          <w:sz w:val="28"/>
-          <w:szCs w:val="28"/>
-        </w:rPr>
-        <w:t>`, інші — `</w:t>
-      </w:r>
-      <w:proofErr w:type="spellStart"/>
-      <w:r>
-        <w:rPr>
-          <w:rFonts w:ascii="Times New Roman" w:eastAsia="Times New Roman" w:hAnsi="Times New Roman" w:cs="Times New Roman"/>
-          <w:color w:val="000000"/>
-          <w:sz w:val="28"/>
-          <w:szCs w:val="28"/>
-        </w:rPr>
-        <w:t>OutlinedButton</w:t>
-      </w:r>
-      <w:proofErr w:type="spellEnd"/>
-      <w:r>
-        <w:rPr>
-          <w:rFonts w:ascii="Times New Roman" w:eastAsia="Times New Roman" w:hAnsi="Times New Roman" w:cs="Times New Roman"/>
-          <w:color w:val="000000"/>
-          <w:sz w:val="28"/>
-          <w:szCs w:val="28"/>
-        </w:rPr>
-        <w:t>`), розкладка 2×2;</w:t>
+        <w:t>ModeSelector — кнопки режимів (обраний режим — Button, інші — OutlinedButton), розкладка 2×2;</w:t>
       </w:r>
     </w:p>
     <w:p>
@@ -5403,47 +3320,7 @@
           <w:sz w:val="28"/>
           <w:szCs w:val="28"/>
         </w:rPr>
-        <w:t>`</w:t>
-      </w:r>
-      <w:proofErr w:type="spellStart"/>
-      <w:r>
-        <w:rPr>
-          <w:rFonts w:ascii="Times New Roman" w:eastAsia="Times New Roman" w:hAnsi="Times New Roman" w:cs="Times New Roman"/>
-          <w:color w:val="000000"/>
-          <w:sz w:val="28"/>
-          <w:szCs w:val="28"/>
-        </w:rPr>
-        <w:t>LoadSlider</w:t>
-      </w:r>
-      <w:proofErr w:type="spellEnd"/>
-      <w:r>
-        <w:rPr>
-          <w:rFonts w:ascii="Times New Roman" w:eastAsia="Times New Roman" w:hAnsi="Times New Roman" w:cs="Times New Roman"/>
-          <w:color w:val="000000"/>
-          <w:sz w:val="28"/>
-          <w:szCs w:val="28"/>
-        </w:rPr>
-        <w:t xml:space="preserve">` — </w:t>
-      </w:r>
-      <w:proofErr w:type="spellStart"/>
-      <w:r>
-        <w:rPr>
-          <w:rFonts w:ascii="Times New Roman" w:eastAsia="Times New Roman" w:hAnsi="Times New Roman" w:cs="Times New Roman"/>
-          <w:color w:val="000000"/>
-          <w:sz w:val="28"/>
-          <w:szCs w:val="28"/>
-        </w:rPr>
-        <w:t>слайдер</w:t>
-      </w:r>
-      <w:proofErr w:type="spellEnd"/>
-      <w:r>
-        <w:rPr>
-          <w:rFonts w:ascii="Times New Roman" w:eastAsia="Times New Roman" w:hAnsi="Times New Roman" w:cs="Times New Roman"/>
-          <w:color w:val="000000"/>
-          <w:sz w:val="28"/>
-          <w:szCs w:val="28"/>
-        </w:rPr>
-        <w:t xml:space="preserve"> навантаження 1–40 кВт;</w:t>
+        <w:t>LoadSlider — слайдер навантаження 1–40 кВт;</w:t>
       </w:r>
     </w:p>
     <w:p>
@@ -5468,67 +3345,8 @@
           <w:sz w:val="28"/>
           <w:szCs w:val="28"/>
         </w:rPr>
-        <w:t>`</w:t>
-      </w:r>
-      <w:proofErr w:type="spellStart"/>
-      <w:r>
-        <w:rPr>
-          <w:rFonts w:ascii="Times New Roman" w:eastAsia="Times New Roman" w:hAnsi="Times New Roman" w:cs="Times New Roman"/>
-          <w:color w:val="000000"/>
-          <w:sz w:val="28"/>
-          <w:szCs w:val="28"/>
-        </w:rPr>
-        <w:t>ReportSection</w:t>
-      </w:r>
-      <w:proofErr w:type="spellEnd"/>
-      <w:r>
-        <w:rPr>
-          <w:rFonts w:ascii="Times New Roman" w:eastAsia="Times New Roman" w:hAnsi="Times New Roman" w:cs="Times New Roman"/>
-          <w:color w:val="000000"/>
-          <w:sz w:val="28"/>
-          <w:szCs w:val="28"/>
-        </w:rPr>
-        <w:t>` — `</w:t>
-      </w:r>
-      <w:proofErr w:type="spellStart"/>
-      <w:r>
-        <w:rPr>
-          <w:rFonts w:ascii="Times New Roman" w:eastAsia="Times New Roman" w:hAnsi="Times New Roman" w:cs="Times New Roman"/>
-          <w:color w:val="000000"/>
-          <w:sz w:val="28"/>
-          <w:szCs w:val="28"/>
-        </w:rPr>
-        <w:t>StatusCard</w:t>
-      </w:r>
-      <w:proofErr w:type="spellEnd"/>
-      <w:r>
-        <w:rPr>
-          <w:rFonts w:ascii="Times New Roman" w:eastAsia="Times New Roman" w:hAnsi="Times New Roman" w:cs="Times New Roman"/>
-          <w:color w:val="000000"/>
-          <w:sz w:val="28"/>
-          <w:szCs w:val="28"/>
-        </w:rPr>
-        <w:t>` (джерело, стан, коментар) та інформаційні картки `</w:t>
-      </w:r>
-      <w:proofErr w:type="spellStart"/>
-      <w:r>
-        <w:rPr>
-          <w:rFonts w:ascii="Times New Roman" w:eastAsia="Times New Roman" w:hAnsi="Times New Roman" w:cs="Times New Roman"/>
-          <w:color w:val="000000"/>
-          <w:sz w:val="28"/>
-          <w:szCs w:val="28"/>
-        </w:rPr>
-        <w:t>InfoCard</w:t>
-      </w:r>
-      <w:proofErr w:type="spellEnd"/>
-      <w:r>
-        <w:rPr>
-          <w:rFonts w:ascii="Times New Roman" w:eastAsia="Times New Roman" w:hAnsi="Times New Roman" w:cs="Times New Roman"/>
-          <w:color w:val="000000"/>
-          <w:sz w:val="28"/>
-          <w:szCs w:val="28"/>
-        </w:rPr>
-        <w:t>` (потужність, покриття, завантаження, час переходу).</w:t>
+        <w:lastRenderedPageBreak/>
+        <w:t>ReportSection — StatusCard (джерело, стан, коментар) та інформаційні картки InfoCard (потужність, покриття, завантаження, час переходу).</w:t>
       </w:r>
     </w:p>
     <w:p>
@@ -5553,227 +3371,7 @@
           <w:sz w:val="28"/>
           <w:szCs w:val="28"/>
         </w:rPr>
-        <w:t xml:space="preserve">Зображення. Для індикації рівня стану режиму до ресурсів </w:t>
-      </w:r>
-      <w:proofErr w:type="spellStart"/>
-      <w:r>
-        <w:rPr>
-          <w:rFonts w:ascii="Times New Roman" w:eastAsia="Times New Roman" w:hAnsi="Times New Roman" w:cs="Times New Roman"/>
-          <w:color w:val="000000"/>
-          <w:sz w:val="28"/>
-          <w:szCs w:val="28"/>
-        </w:rPr>
-        <w:t>проєкту</w:t>
-      </w:r>
-      <w:proofErr w:type="spellEnd"/>
-      <w:r>
-        <w:rPr>
-          <w:rFonts w:ascii="Times New Roman" w:eastAsia="Times New Roman" w:hAnsi="Times New Roman" w:cs="Times New Roman"/>
-          <w:color w:val="000000"/>
-          <w:sz w:val="28"/>
-          <w:szCs w:val="28"/>
-        </w:rPr>
-        <w:t xml:space="preserve"> (`</w:t>
-      </w:r>
-      <w:proofErr w:type="spellStart"/>
-      <w:r>
-        <w:rPr>
-          <w:rFonts w:ascii="Times New Roman" w:eastAsia="Times New Roman" w:hAnsi="Times New Roman" w:cs="Times New Roman"/>
-          <w:color w:val="000000"/>
-          <w:sz w:val="28"/>
-          <w:szCs w:val="28"/>
-        </w:rPr>
-        <w:t>app</w:t>
-      </w:r>
-      <w:proofErr w:type="spellEnd"/>
-      <w:r>
-        <w:rPr>
-          <w:rFonts w:ascii="Times New Roman" w:eastAsia="Times New Roman" w:hAnsi="Times New Roman" w:cs="Times New Roman"/>
-          <w:color w:val="000000"/>
-          <w:sz w:val="28"/>
-          <w:szCs w:val="28"/>
-        </w:rPr>
-        <w:t>/</w:t>
-      </w:r>
-      <w:proofErr w:type="spellStart"/>
-      <w:r>
-        <w:rPr>
-          <w:rFonts w:ascii="Times New Roman" w:eastAsia="Times New Roman" w:hAnsi="Times New Roman" w:cs="Times New Roman"/>
-          <w:color w:val="000000"/>
-          <w:sz w:val="28"/>
-          <w:szCs w:val="28"/>
-        </w:rPr>
-        <w:t>src</w:t>
-      </w:r>
-      <w:proofErr w:type="spellEnd"/>
-      <w:r>
-        <w:rPr>
-          <w:rFonts w:ascii="Times New Roman" w:eastAsia="Times New Roman" w:hAnsi="Times New Roman" w:cs="Times New Roman"/>
-          <w:color w:val="000000"/>
-          <w:sz w:val="28"/>
-          <w:szCs w:val="28"/>
-        </w:rPr>
-        <w:t>/</w:t>
-      </w:r>
-      <w:proofErr w:type="spellStart"/>
-      <w:r>
-        <w:rPr>
-          <w:rFonts w:ascii="Times New Roman" w:eastAsia="Times New Roman" w:hAnsi="Times New Roman" w:cs="Times New Roman"/>
-          <w:color w:val="000000"/>
-          <w:sz w:val="28"/>
-          <w:szCs w:val="28"/>
-        </w:rPr>
-        <w:t>main</w:t>
-      </w:r>
-      <w:proofErr w:type="spellEnd"/>
-      <w:r>
-        <w:rPr>
-          <w:rFonts w:ascii="Times New Roman" w:eastAsia="Times New Roman" w:hAnsi="Times New Roman" w:cs="Times New Roman"/>
-          <w:color w:val="000000"/>
-          <w:sz w:val="28"/>
-          <w:szCs w:val="28"/>
-        </w:rPr>
-        <w:t>/</w:t>
-      </w:r>
-      <w:proofErr w:type="spellStart"/>
-      <w:r>
-        <w:rPr>
-          <w:rFonts w:ascii="Times New Roman" w:eastAsia="Times New Roman" w:hAnsi="Times New Roman" w:cs="Times New Roman"/>
-          <w:color w:val="000000"/>
-          <w:sz w:val="28"/>
-          <w:szCs w:val="28"/>
-        </w:rPr>
-        <w:t>res</w:t>
-      </w:r>
-      <w:proofErr w:type="spellEnd"/>
-      <w:r>
-        <w:rPr>
-          <w:rFonts w:ascii="Times New Roman" w:eastAsia="Times New Roman" w:hAnsi="Times New Roman" w:cs="Times New Roman"/>
-          <w:color w:val="000000"/>
-          <w:sz w:val="28"/>
-          <w:szCs w:val="28"/>
-        </w:rPr>
-        <w:t>/</w:t>
-      </w:r>
-      <w:proofErr w:type="spellStart"/>
-      <w:r>
-        <w:rPr>
-          <w:rFonts w:ascii="Times New Roman" w:eastAsia="Times New Roman" w:hAnsi="Times New Roman" w:cs="Times New Roman"/>
-          <w:color w:val="000000"/>
-          <w:sz w:val="28"/>
-          <w:szCs w:val="28"/>
-        </w:rPr>
-        <w:t>drawable</w:t>
-      </w:r>
-      <w:proofErr w:type="spellEnd"/>
-      <w:r>
-        <w:rPr>
-          <w:rFonts w:ascii="Times New Roman" w:eastAsia="Times New Roman" w:hAnsi="Times New Roman" w:cs="Times New Roman"/>
-          <w:color w:val="000000"/>
-          <w:sz w:val="28"/>
-          <w:szCs w:val="28"/>
-        </w:rPr>
-        <w:t>/`) додано три зображення: `green_alert.png` (норма), `yellow_alert.png` (увага) та `red_alert.png` (перевантаження). Відповідність рівня стану й зображення задає функція `</w:t>
-      </w:r>
-      <w:proofErr w:type="spellStart"/>
-      <w:r>
-        <w:rPr>
-          <w:rFonts w:ascii="Times New Roman" w:eastAsia="Times New Roman" w:hAnsi="Times New Roman" w:cs="Times New Roman"/>
-          <w:color w:val="000000"/>
-          <w:sz w:val="28"/>
-          <w:szCs w:val="28"/>
-        </w:rPr>
-        <w:t>alertImageRes</w:t>
-      </w:r>
-      <w:proofErr w:type="spellEnd"/>
-      <w:r>
-        <w:rPr>
-          <w:rFonts w:ascii="Times New Roman" w:eastAsia="Times New Roman" w:hAnsi="Times New Roman" w:cs="Times New Roman"/>
-          <w:color w:val="000000"/>
-          <w:sz w:val="28"/>
-          <w:szCs w:val="28"/>
-        </w:rPr>
-        <w:t>`, а сама картинка виводиться компонентом `</w:t>
-      </w:r>
-      <w:proofErr w:type="spellStart"/>
-      <w:r>
-        <w:rPr>
-          <w:rFonts w:ascii="Times New Roman" w:eastAsia="Times New Roman" w:hAnsi="Times New Roman" w:cs="Times New Roman"/>
-          <w:color w:val="000000"/>
-          <w:sz w:val="28"/>
-          <w:szCs w:val="28"/>
-        </w:rPr>
-        <w:t>Image</w:t>
-      </w:r>
-      <w:proofErr w:type="spellEnd"/>
-      <w:r>
-        <w:rPr>
-          <w:rFonts w:ascii="Times New Roman" w:eastAsia="Times New Roman" w:hAnsi="Times New Roman" w:cs="Times New Roman"/>
-          <w:color w:val="000000"/>
-          <w:sz w:val="28"/>
-          <w:szCs w:val="28"/>
-        </w:rPr>
-        <w:t>` з `</w:t>
-      </w:r>
-      <w:proofErr w:type="spellStart"/>
-      <w:r>
-        <w:rPr>
-          <w:rFonts w:ascii="Times New Roman" w:eastAsia="Times New Roman" w:hAnsi="Times New Roman" w:cs="Times New Roman"/>
-          <w:color w:val="000000"/>
-          <w:sz w:val="28"/>
-          <w:szCs w:val="28"/>
-        </w:rPr>
-        <w:t>painterResource</w:t>
-      </w:r>
-      <w:proofErr w:type="spellEnd"/>
-      <w:r>
-        <w:rPr>
-          <w:rFonts w:ascii="Times New Roman" w:eastAsia="Times New Roman" w:hAnsi="Times New Roman" w:cs="Times New Roman"/>
-          <w:color w:val="000000"/>
-          <w:sz w:val="28"/>
-          <w:szCs w:val="28"/>
-        </w:rPr>
-        <w:t>`. При зміні рівня одна картинка плавно змінюється іншою (`</w:t>
-      </w:r>
-      <w:proofErr w:type="spellStart"/>
-      <w:r>
-        <w:rPr>
-          <w:rFonts w:ascii="Times New Roman" w:eastAsia="Times New Roman" w:hAnsi="Times New Roman" w:cs="Times New Roman"/>
-          <w:color w:val="000000"/>
-          <w:sz w:val="28"/>
-          <w:szCs w:val="28"/>
-        </w:rPr>
-        <w:t>Crossfade</w:t>
-      </w:r>
-      <w:proofErr w:type="spellEnd"/>
-      <w:r>
-        <w:rPr>
-          <w:rFonts w:ascii="Times New Roman" w:eastAsia="Times New Roman" w:hAnsi="Times New Roman" w:cs="Times New Roman"/>
-          <w:color w:val="000000"/>
-          <w:sz w:val="28"/>
-          <w:szCs w:val="28"/>
-        </w:rPr>
-        <w:t>`). Зображення мають білий фон, тому вони розміщені на білій закругленій плашці — так вони однаково виглядають у світлій і темній темах. Для доступності задано `</w:t>
-      </w:r>
-      <w:proofErr w:type="spellStart"/>
-      <w:r>
-        <w:rPr>
-          <w:rFonts w:ascii="Times New Roman" w:eastAsia="Times New Roman" w:hAnsi="Times New Roman" w:cs="Times New Roman"/>
-          <w:color w:val="000000"/>
-          <w:sz w:val="28"/>
-          <w:szCs w:val="28"/>
-        </w:rPr>
-        <w:t>contentDescription</w:t>
-      </w:r>
-      <w:proofErr w:type="spellEnd"/>
-      <w:r>
-        <w:rPr>
-          <w:rFonts w:ascii="Times New Roman" w:eastAsia="Times New Roman" w:hAnsi="Times New Roman" w:cs="Times New Roman"/>
-          <w:color w:val="000000"/>
-          <w:sz w:val="28"/>
-          <w:szCs w:val="28"/>
-        </w:rPr>
-        <w:t>`.</w:t>
+        <w:t>Зображення. Для індикації рівня стану режиму до ресурсів проєкту (app/src/main/res/drawable/) додано три зображення: green_alert.png (норма), yellow_alert.png (увага) та red_alert.png (перевантаження). Відповідність рівня стану й зображення задає функція alertImageRes, а сама картинка виводиться компонентом Image з painterResource. При зміні рівня одна картинка плавно змінюється іншою (Crossfade). Зображення мають білий фон, тому вони розміщені на білій закругленій плашці — так вони однаково виглядають у світлій і темній темах. Для доступності задано contentDescription.</w:t>
       </w:r>
     </w:p>
     <w:p>
@@ -5798,27 +3396,7 @@
           <w:sz w:val="28"/>
           <w:szCs w:val="28"/>
         </w:rPr>
-        <w:t>Стан. Обраний режим і навантаження зберігаються через `</w:t>
-      </w:r>
-      <w:proofErr w:type="spellStart"/>
-      <w:r>
-        <w:rPr>
-          <w:rFonts w:ascii="Times New Roman" w:eastAsia="Times New Roman" w:hAnsi="Times New Roman" w:cs="Times New Roman"/>
-          <w:color w:val="000000"/>
-          <w:sz w:val="28"/>
-          <w:szCs w:val="28"/>
-        </w:rPr>
-        <w:t>rememberSaveable</w:t>
-      </w:r>
-      <w:proofErr w:type="spellEnd"/>
-      <w:r>
-        <w:rPr>
-          <w:rFonts w:ascii="Times New Roman" w:eastAsia="Times New Roman" w:hAnsi="Times New Roman" w:cs="Times New Roman"/>
-          <w:color w:val="000000"/>
-          <w:sz w:val="28"/>
-          <w:szCs w:val="28"/>
-        </w:rPr>
-        <w:t>`, а звіт про режим — похідне значення, яке перераховується лише при зміні режиму чи навантаження</w:t>
+        <w:t>Стан. Обраний режим і навантаження зберігаються через rememberSaveable, а звіт про режим — похідне значення, яке перераховується лише при зміні режиму чи навантаження</w:t>
       </w:r>
     </w:p>
     <w:p>
@@ -5843,57 +3421,7 @@
           <w:sz w:val="28"/>
           <w:szCs w:val="28"/>
         </w:rPr>
-        <w:t>Адаптивне розташування. Компонент `</w:t>
-      </w:r>
-      <w:proofErr w:type="spellStart"/>
-      <w:r>
-        <w:rPr>
-          <w:rFonts w:ascii="Times New Roman" w:eastAsia="Times New Roman" w:hAnsi="Times New Roman" w:cs="Times New Roman"/>
-          <w:color w:val="000000"/>
-          <w:sz w:val="28"/>
-          <w:szCs w:val="28"/>
-        </w:rPr>
-        <w:t>BoxWithConstraints</w:t>
-      </w:r>
-      <w:proofErr w:type="spellEnd"/>
-      <w:r>
-        <w:rPr>
-          <w:rFonts w:ascii="Times New Roman" w:eastAsia="Times New Roman" w:hAnsi="Times New Roman" w:cs="Times New Roman"/>
-          <w:color w:val="000000"/>
-          <w:sz w:val="28"/>
-          <w:szCs w:val="28"/>
-        </w:rPr>
-        <w:t xml:space="preserve">` обирає макет за доступною шириною: на вузьких екранах (менше 600 </w:t>
-      </w:r>
-      <w:proofErr w:type="spellStart"/>
-      <w:r>
-        <w:rPr>
-          <w:rFonts w:ascii="Times New Roman" w:eastAsia="Times New Roman" w:hAnsi="Times New Roman" w:cs="Times New Roman"/>
-          <w:color w:val="000000"/>
-          <w:sz w:val="28"/>
-          <w:szCs w:val="28"/>
-        </w:rPr>
-        <w:t>dp</w:t>
-      </w:r>
-      <w:proofErr w:type="spellEnd"/>
-      <w:r>
-        <w:rPr>
-          <w:rFonts w:ascii="Times New Roman" w:eastAsia="Times New Roman" w:hAnsi="Times New Roman" w:cs="Times New Roman"/>
-          <w:color w:val="000000"/>
-          <w:sz w:val="28"/>
-          <w:szCs w:val="28"/>
-        </w:rPr>
-        <w:t xml:space="preserve">) усе </w:t>
-      </w:r>
-      <w:r>
-        <w:rPr>
-          <w:rFonts w:ascii="Times New Roman" w:eastAsia="Times New Roman" w:hAnsi="Times New Roman" w:cs="Times New Roman"/>
-          <w:color w:val="000000"/>
-          <w:sz w:val="28"/>
-          <w:szCs w:val="28"/>
-        </w:rPr>
-        <w:lastRenderedPageBreak/>
-        <w:t>розміщується в одну колонку, на широких (планшет, ландшафт) — у два стовпці: керування ліворуч, показники праворуч.</w:t>
+        <w:t>Адаптивне розташування. Компонент BoxWithConstraints обирає макет за доступною шириною: на вузьких екранах (менше 600 dp) усе розміщується в одну колонку, на широких (планшет, ландшафт) — у два стовпці: керування ліворуч, показники праворуч.</w:t>
       </w:r>
     </w:p>
     <w:p>
@@ -5960,6 +3488,7 @@
           <w:sz w:val="28"/>
           <w:szCs w:val="28"/>
         </w:rPr>
+        <w:lastRenderedPageBreak/>
         <w:drawing>
           <wp:inline distT="0" distB="0" distL="0" distR="0" wp14:anchorId="13421A11" wp14:editId="4DDF6BF4">
             <wp:extent cx="1871131" cy="4191990"/>
@@ -6271,7 +3800,6 @@
           <w:sz w:val="28"/>
           <w:szCs w:val="28"/>
         </w:rPr>
-        <w:lastRenderedPageBreak/>
         <w:t>Перевірка:</w:t>
       </w:r>
     </w:p>
@@ -6372,6 +3900,7 @@
           <w:sz w:val="28"/>
           <w:szCs w:val="28"/>
         </w:rPr>
+        <w:lastRenderedPageBreak/>
         <w:t>Скидання навантаження, 20 кВт: потрібно 20 · 0,4 = 8 кВт ≤ 10 кВт; покриття = 8 / 20 = 40 %; стан WARNING (працюють лише критичні споживачі).</w:t>
       </w:r>
     </w:p>
@@ -6392,7 +3921,7 @@
           <w:sz w:val="28"/>
           <w:szCs w:val="28"/>
         </w:rPr>
-        <w:t>Перевірки автоматизовано в модульних тестах `pw3_*`.</w:t>
+        <w:t>Перевірки автоматизовано в модульних тестах pw3_*.</w:t>
       </w:r>
     </w:p>
     <w:p>
@@ -6439,7 +3968,29 @@
           <w:sz w:val="32"/>
           <w:szCs w:val="32"/>
         </w:rPr>
-        <w:t>Практична заняття № 4</w:t>
+        <w:t>Практичн</w:t>
+      </w:r>
+      <w:r>
+        <w:rPr>
+          <w:rFonts w:ascii="Times New Roman" w:eastAsia="Times New Roman" w:hAnsi="Times New Roman" w:cs="Times New Roman"/>
+          <w:b/>
+          <w:bCs/>
+          <w:color w:val="000000"/>
+          <w:sz w:val="32"/>
+          <w:szCs w:val="32"/>
+        </w:rPr>
+        <w:t>е</w:t>
+      </w:r>
+      <w:r>
+        <w:rPr>
+          <w:rFonts w:ascii="Times New Roman" w:eastAsia="Times New Roman" w:hAnsi="Times New Roman" w:cs="Times New Roman"/>
+          <w:b/>
+          <w:bCs/>
+          <w:color w:val="000000"/>
+          <w:sz w:val="32"/>
+          <w:szCs w:val="32"/>
+        </w:rPr>
+        <w:t xml:space="preserve"> заняття № 4</w:t>
       </w:r>
     </w:p>
     <w:p>
@@ -6532,107 +4083,7 @@
           <w:sz w:val="28"/>
           <w:szCs w:val="28"/>
         </w:rPr>
-        <w:t xml:space="preserve">Просунутий рівень складності: розділення інтерфейсу на окремі </w:t>
-      </w:r>
-      <w:proofErr w:type="spellStart"/>
-      <w:r>
-        <w:rPr>
-          <w:rFonts w:ascii="Times New Roman" w:eastAsia="Times New Roman" w:hAnsi="Times New Roman" w:cs="Times New Roman"/>
-          <w:color w:val="000000"/>
-          <w:sz w:val="28"/>
-          <w:szCs w:val="28"/>
-        </w:rPr>
-        <w:t>composable</w:t>
-      </w:r>
-      <w:proofErr w:type="spellEnd"/>
-      <w:r>
-        <w:rPr>
-          <w:rFonts w:ascii="Times New Roman" w:eastAsia="Times New Roman" w:hAnsi="Times New Roman" w:cs="Times New Roman"/>
-          <w:color w:val="000000"/>
-          <w:sz w:val="28"/>
-          <w:szCs w:val="28"/>
-        </w:rPr>
-        <w:t>-функції (заголовок екрана, текстові поля, кнопки, повідомлення про помилки), інтеграція бізнес-логіки (перевірка правильності введених даних), відображення стану завантаження під час обробки, динамічна зміна UI за допомогою `</w:t>
-      </w:r>
-      <w:proofErr w:type="spellStart"/>
-      <w:r>
-        <w:rPr>
-          <w:rFonts w:ascii="Times New Roman" w:eastAsia="Times New Roman" w:hAnsi="Times New Roman" w:cs="Times New Roman"/>
-          <w:color w:val="000000"/>
-          <w:sz w:val="28"/>
-          <w:szCs w:val="28"/>
-        </w:rPr>
-        <w:t>remember</w:t>
-      </w:r>
-      <w:proofErr w:type="spellEnd"/>
-      <w:r>
-        <w:rPr>
-          <w:rFonts w:ascii="Times New Roman" w:eastAsia="Times New Roman" w:hAnsi="Times New Roman" w:cs="Times New Roman"/>
-          <w:color w:val="000000"/>
-          <w:sz w:val="28"/>
-          <w:szCs w:val="28"/>
-        </w:rPr>
-        <w:t>` або `</w:t>
-      </w:r>
-      <w:proofErr w:type="spellStart"/>
-      <w:r>
-        <w:rPr>
-          <w:rFonts w:ascii="Times New Roman" w:eastAsia="Times New Roman" w:hAnsi="Times New Roman" w:cs="Times New Roman"/>
-          <w:color w:val="000000"/>
-          <w:sz w:val="28"/>
-          <w:szCs w:val="28"/>
-        </w:rPr>
-        <w:t>mutableStateOf</w:t>
-      </w:r>
-      <w:proofErr w:type="spellEnd"/>
-      <w:r>
-        <w:rPr>
-          <w:rFonts w:ascii="Times New Roman" w:eastAsia="Times New Roman" w:hAnsi="Times New Roman" w:cs="Times New Roman"/>
-          <w:color w:val="000000"/>
-          <w:sz w:val="28"/>
-          <w:szCs w:val="28"/>
-        </w:rPr>
-        <w:t xml:space="preserve">`, адаптивний </w:t>
-      </w:r>
-      <w:proofErr w:type="spellStart"/>
-      <w:r>
-        <w:rPr>
-          <w:rFonts w:ascii="Times New Roman" w:eastAsia="Times New Roman" w:hAnsi="Times New Roman" w:cs="Times New Roman"/>
-          <w:color w:val="000000"/>
-          <w:sz w:val="28"/>
-          <w:szCs w:val="28"/>
-        </w:rPr>
-        <w:t>layout</w:t>
-      </w:r>
-      <w:proofErr w:type="spellEnd"/>
-      <w:r>
-        <w:rPr>
-          <w:rFonts w:ascii="Times New Roman" w:eastAsia="Times New Roman" w:hAnsi="Times New Roman" w:cs="Times New Roman"/>
-          <w:color w:val="000000"/>
-          <w:sz w:val="28"/>
-          <w:szCs w:val="28"/>
-        </w:rPr>
-        <w:t xml:space="preserve">, коментарі до коду для кожного </w:t>
-      </w:r>
-      <w:proofErr w:type="spellStart"/>
-      <w:r>
-        <w:rPr>
-          <w:rFonts w:ascii="Times New Roman" w:eastAsia="Times New Roman" w:hAnsi="Times New Roman" w:cs="Times New Roman"/>
-          <w:color w:val="000000"/>
-          <w:sz w:val="28"/>
-          <w:szCs w:val="28"/>
-        </w:rPr>
-        <w:t>composable</w:t>
-      </w:r>
-      <w:proofErr w:type="spellEnd"/>
-      <w:r>
-        <w:rPr>
-          <w:rFonts w:ascii="Times New Roman" w:eastAsia="Times New Roman" w:hAnsi="Times New Roman" w:cs="Times New Roman"/>
-          <w:color w:val="000000"/>
-          <w:sz w:val="28"/>
-          <w:szCs w:val="28"/>
-        </w:rPr>
-        <w:t>.</w:t>
+        <w:t>Просунутий рівень складності: розділення інтерфейсу на окремі composable-функції (заголовок екрана, текстові поля, кнопки, повідомлення про помилки), інтеграція бізнес-логіки (перевірка правильності введених даних), відображення стану завантаження під час обробки, динамічна зміна UI за допомогою remember або mutableStateOf, адаптивний layout, коментарі до коду для кожного composable.</w:t>
       </w:r>
     </w:p>
     <w:p>
@@ -6692,127 +4143,7 @@
           <w:sz w:val="28"/>
           <w:szCs w:val="28"/>
         </w:rPr>
-        <w:t>Бізнес-логіка перевірки даних (`</w:t>
-      </w:r>
-      <w:proofErr w:type="spellStart"/>
-      <w:r>
-        <w:rPr>
-          <w:rFonts w:ascii="Times New Roman" w:eastAsia="Times New Roman" w:hAnsi="Times New Roman" w:cs="Times New Roman"/>
-          <w:color w:val="000000"/>
-          <w:sz w:val="28"/>
-          <w:szCs w:val="28"/>
-        </w:rPr>
-        <w:t>AuthValidator</w:t>
-      </w:r>
-      <w:proofErr w:type="spellEnd"/>
-      <w:r>
-        <w:rPr>
-          <w:rFonts w:ascii="Times New Roman" w:eastAsia="Times New Roman" w:hAnsi="Times New Roman" w:cs="Times New Roman"/>
-          <w:color w:val="000000"/>
-          <w:sz w:val="28"/>
-          <w:szCs w:val="28"/>
-        </w:rPr>
-        <w:t>`). Кожна функція повертає текст помилки або `</w:t>
-      </w:r>
-      <w:proofErr w:type="spellStart"/>
-      <w:r>
-        <w:rPr>
-          <w:rFonts w:ascii="Times New Roman" w:eastAsia="Times New Roman" w:hAnsi="Times New Roman" w:cs="Times New Roman"/>
-          <w:color w:val="000000"/>
-          <w:sz w:val="28"/>
-          <w:szCs w:val="28"/>
-        </w:rPr>
-        <w:t>null</w:t>
-      </w:r>
-      <w:proofErr w:type="spellEnd"/>
-      <w:r>
-        <w:rPr>
-          <w:rFonts w:ascii="Times New Roman" w:eastAsia="Times New Roman" w:hAnsi="Times New Roman" w:cs="Times New Roman"/>
-          <w:color w:val="000000"/>
-          <w:sz w:val="28"/>
-          <w:szCs w:val="28"/>
-        </w:rPr>
-        <w:t>`, тому результат напряму передається в `</w:t>
-      </w:r>
-      <w:proofErr w:type="spellStart"/>
-      <w:r>
-        <w:rPr>
-          <w:rFonts w:ascii="Times New Roman" w:eastAsia="Times New Roman" w:hAnsi="Times New Roman" w:cs="Times New Roman"/>
-          <w:color w:val="000000"/>
-          <w:sz w:val="28"/>
-          <w:szCs w:val="28"/>
-        </w:rPr>
-        <w:t>isError</w:t>
-      </w:r>
-      <w:proofErr w:type="spellEnd"/>
-      <w:r>
-        <w:rPr>
-          <w:rFonts w:ascii="Times New Roman" w:eastAsia="Times New Roman" w:hAnsi="Times New Roman" w:cs="Times New Roman"/>
-          <w:color w:val="000000"/>
-          <w:sz w:val="28"/>
-          <w:szCs w:val="28"/>
-        </w:rPr>
-        <w:t>` / `</w:t>
-      </w:r>
-      <w:proofErr w:type="spellStart"/>
-      <w:r>
-        <w:rPr>
-          <w:rFonts w:ascii="Times New Roman" w:eastAsia="Times New Roman" w:hAnsi="Times New Roman" w:cs="Times New Roman"/>
-          <w:color w:val="000000"/>
-          <w:sz w:val="28"/>
-          <w:szCs w:val="28"/>
-        </w:rPr>
-        <w:t>supportingText</w:t>
-      </w:r>
-      <w:proofErr w:type="spellEnd"/>
-      <w:r>
-        <w:rPr>
-          <w:rFonts w:ascii="Times New Roman" w:eastAsia="Times New Roman" w:hAnsi="Times New Roman" w:cs="Times New Roman"/>
-          <w:color w:val="000000"/>
-          <w:sz w:val="28"/>
-          <w:szCs w:val="28"/>
-        </w:rPr>
-        <w:t>` поля. Реалізовано перевірки: e-</w:t>
-      </w:r>
-      <w:proofErr w:type="spellStart"/>
-      <w:r>
-        <w:rPr>
-          <w:rFonts w:ascii="Times New Roman" w:eastAsia="Times New Roman" w:hAnsi="Times New Roman" w:cs="Times New Roman"/>
-          <w:color w:val="000000"/>
-          <w:sz w:val="28"/>
-          <w:szCs w:val="28"/>
-        </w:rPr>
-        <w:t>mail</w:t>
-      </w:r>
-      <w:proofErr w:type="spellEnd"/>
-      <w:r>
-        <w:rPr>
-          <w:rFonts w:ascii="Times New Roman" w:eastAsia="Times New Roman" w:hAnsi="Times New Roman" w:cs="Times New Roman"/>
-          <w:color w:val="000000"/>
-          <w:sz w:val="28"/>
-          <w:szCs w:val="28"/>
-        </w:rPr>
-        <w:t xml:space="preserve"> (формат), прізвище та ім'я (щонайменше два слова), пароль (щонайменше 8 символів, літера й цифра), підтвердження пароля, згода з регламентом. Додатково функція `</w:t>
-      </w:r>
-      <w:proofErr w:type="spellStart"/>
-      <w:r>
-        <w:rPr>
-          <w:rFonts w:ascii="Times New Roman" w:eastAsia="Times New Roman" w:hAnsi="Times New Roman" w:cs="Times New Roman"/>
-          <w:color w:val="000000"/>
-          <w:sz w:val="28"/>
-          <w:szCs w:val="28"/>
-        </w:rPr>
-        <w:t>passwordStrength</w:t>
-      </w:r>
-      <w:proofErr w:type="spellEnd"/>
-      <w:r>
-        <w:rPr>
-          <w:rFonts w:ascii="Times New Roman" w:eastAsia="Times New Roman" w:hAnsi="Times New Roman" w:cs="Times New Roman"/>
-          <w:color w:val="000000"/>
-          <w:sz w:val="28"/>
-          <w:szCs w:val="28"/>
-        </w:rPr>
-        <w:t xml:space="preserve">` оцінює надійність пароля (слабкий / середній / </w:t>
+        <w:t xml:space="preserve">Бізнес-логіка перевірки даних (AuthValidator). Кожна функція повертає текст помилки або null, тому результат напряму передається в isError / supportingText поля. Реалізовано перевірки: e-mail (формат), прізвище та ім'я (щонайменше два слова), пароль (щонайменше 8 символів, літера й цифра), підтвердження пароля, згода з регламентом. Додатково функція passwordStrength оцінює надійність пароля (слабкий / середній </w:t>
       </w:r>
       <w:r>
         <w:rPr>
@@ -6822,7 +4153,7 @@
           <w:szCs w:val="28"/>
         </w:rPr>
         <w:lastRenderedPageBreak/>
-        <w:t>надійний).</w:t>
+        <w:t>/ надійний).</w:t>
       </w:r>
       <w:r>
         <w:rPr>
@@ -6910,107 +4241,7 @@
           <w:sz w:val="28"/>
           <w:szCs w:val="28"/>
         </w:rPr>
-        <w:t>Імітація сервера (`</w:t>
-      </w:r>
-      <w:proofErr w:type="spellStart"/>
-      <w:r>
-        <w:rPr>
-          <w:rFonts w:ascii="Times New Roman" w:eastAsia="Times New Roman" w:hAnsi="Times New Roman" w:cs="Times New Roman"/>
-          <w:color w:val="000000"/>
-          <w:sz w:val="28"/>
-          <w:szCs w:val="28"/>
-        </w:rPr>
-        <w:t>FakeAuthRepository</w:t>
-      </w:r>
-      <w:proofErr w:type="spellEnd"/>
-      <w:r>
-        <w:rPr>
-          <w:rFonts w:ascii="Times New Roman" w:eastAsia="Times New Roman" w:hAnsi="Times New Roman" w:cs="Times New Roman"/>
-          <w:color w:val="000000"/>
-          <w:sz w:val="28"/>
-          <w:szCs w:val="28"/>
-        </w:rPr>
-        <w:t>`). Акаунти зберігаються в пам'яті (паролі — у вигляді SHA-256 хешу). Функції `</w:t>
-      </w:r>
-      <w:proofErr w:type="spellStart"/>
-      <w:r>
-        <w:rPr>
-          <w:rFonts w:ascii="Times New Roman" w:eastAsia="Times New Roman" w:hAnsi="Times New Roman" w:cs="Times New Roman"/>
-          <w:color w:val="000000"/>
-          <w:sz w:val="28"/>
-          <w:szCs w:val="28"/>
-        </w:rPr>
-        <w:t>login</w:t>
-      </w:r>
-      <w:proofErr w:type="spellEnd"/>
-      <w:r>
-        <w:rPr>
-          <w:rFonts w:ascii="Times New Roman" w:eastAsia="Times New Roman" w:hAnsi="Times New Roman" w:cs="Times New Roman"/>
-          <w:color w:val="000000"/>
-          <w:sz w:val="28"/>
-          <w:szCs w:val="28"/>
-        </w:rPr>
-        <w:t>` і `</w:t>
-      </w:r>
-      <w:proofErr w:type="spellStart"/>
-      <w:r>
-        <w:rPr>
-          <w:rFonts w:ascii="Times New Roman" w:eastAsia="Times New Roman" w:hAnsi="Times New Roman" w:cs="Times New Roman"/>
-          <w:color w:val="000000"/>
-          <w:sz w:val="28"/>
-          <w:szCs w:val="28"/>
-        </w:rPr>
-        <w:t>register</w:t>
-      </w:r>
-      <w:proofErr w:type="spellEnd"/>
-      <w:r>
-        <w:rPr>
-          <w:rFonts w:ascii="Times New Roman" w:eastAsia="Times New Roman" w:hAnsi="Times New Roman" w:cs="Times New Roman"/>
-          <w:color w:val="000000"/>
-          <w:sz w:val="28"/>
-          <w:szCs w:val="28"/>
-        </w:rPr>
-        <w:t>` є `</w:t>
-      </w:r>
-      <w:proofErr w:type="spellStart"/>
-      <w:r>
-        <w:rPr>
-          <w:rFonts w:ascii="Times New Roman" w:eastAsia="Times New Roman" w:hAnsi="Times New Roman" w:cs="Times New Roman"/>
-          <w:color w:val="000000"/>
-          <w:sz w:val="28"/>
-          <w:szCs w:val="28"/>
-        </w:rPr>
-        <w:t>suspend</w:t>
-      </w:r>
-      <w:proofErr w:type="spellEnd"/>
-      <w:r>
-        <w:rPr>
-          <w:rFonts w:ascii="Times New Roman" w:eastAsia="Times New Roman" w:hAnsi="Times New Roman" w:cs="Times New Roman"/>
-          <w:color w:val="000000"/>
-          <w:sz w:val="28"/>
-          <w:szCs w:val="28"/>
-        </w:rPr>
-        <w:t xml:space="preserve">` і містять затримку 1,2 с, яка моделює мережевий запит, під час якого UI показує стан завантаження. Для перевірки входу без реєстрації створено </w:t>
-      </w:r>
-      <w:proofErr w:type="spellStart"/>
-      <w:r>
-        <w:rPr>
-          <w:rFonts w:ascii="Times New Roman" w:eastAsia="Times New Roman" w:hAnsi="Times New Roman" w:cs="Times New Roman"/>
-          <w:color w:val="000000"/>
-          <w:sz w:val="28"/>
-          <w:szCs w:val="28"/>
-        </w:rPr>
-        <w:t>демо</w:t>
-      </w:r>
-      <w:proofErr w:type="spellEnd"/>
-      <w:r>
-        <w:rPr>
-          <w:rFonts w:ascii="Times New Roman" w:eastAsia="Times New Roman" w:hAnsi="Times New Roman" w:cs="Times New Roman"/>
-          <w:color w:val="000000"/>
-          <w:sz w:val="28"/>
-          <w:szCs w:val="28"/>
-        </w:rPr>
-        <w:t>-акаунт.</w:t>
+        <w:t>Імітація сервера (FakeAuthRepository). Акаунти зберігаються в пам'яті (паролі — у вигляді SHA-256 хешу). Функції login і register є suspend і містять затримку 1,2 с, яка моделює мережевий запит, під час якого UI показує стан завантаження. Для перевірки входу без реєстрації створено демо-акаунт.</w:t>
       </w:r>
     </w:p>
     <w:p>
@@ -7035,47 +4266,7 @@
           <w:sz w:val="28"/>
           <w:szCs w:val="28"/>
         </w:rPr>
-        <w:t xml:space="preserve">Розділення UI на </w:t>
-      </w:r>
-      <w:proofErr w:type="spellStart"/>
-      <w:r>
-        <w:rPr>
-          <w:rFonts w:ascii="Times New Roman" w:eastAsia="Times New Roman" w:hAnsi="Times New Roman" w:cs="Times New Roman"/>
-          <w:color w:val="000000"/>
-          <w:sz w:val="28"/>
-          <w:szCs w:val="28"/>
-        </w:rPr>
-        <w:t>composable</w:t>
-      </w:r>
-      <w:proofErr w:type="spellEnd"/>
-      <w:r>
-        <w:rPr>
-          <w:rFonts w:ascii="Times New Roman" w:eastAsia="Times New Roman" w:hAnsi="Times New Roman" w:cs="Times New Roman"/>
-          <w:color w:val="000000"/>
-          <w:sz w:val="28"/>
-          <w:szCs w:val="28"/>
-        </w:rPr>
-        <w:t>-функції (файл `</w:t>
-      </w:r>
-      <w:proofErr w:type="spellStart"/>
-      <w:r>
-        <w:rPr>
-          <w:rFonts w:ascii="Times New Roman" w:eastAsia="Times New Roman" w:hAnsi="Times New Roman" w:cs="Times New Roman"/>
-          <w:color w:val="000000"/>
-          <w:sz w:val="28"/>
-          <w:szCs w:val="28"/>
-        </w:rPr>
-        <w:t>AuthComponents.kt</w:t>
-      </w:r>
-      <w:proofErr w:type="spellEnd"/>
-      <w:r>
-        <w:rPr>
-          <w:rFonts w:ascii="Times New Roman" w:eastAsia="Times New Roman" w:hAnsi="Times New Roman" w:cs="Times New Roman"/>
-          <w:color w:val="000000"/>
-          <w:sz w:val="28"/>
-          <w:szCs w:val="28"/>
-        </w:rPr>
-        <w:t>`, кожна функція має коментар з описом):</w:t>
+        <w:t>Розділення UI на composable-функції (файл AuthComponents.kt, кожна функція має коментар з описом):</w:t>
       </w:r>
     </w:p>
     <w:p>
@@ -7100,27 +4291,7 @@
           <w:sz w:val="28"/>
           <w:szCs w:val="28"/>
         </w:rPr>
-        <w:t>`</w:t>
-      </w:r>
-      <w:proofErr w:type="spellStart"/>
-      <w:r>
-        <w:rPr>
-          <w:rFonts w:ascii="Times New Roman" w:eastAsia="Times New Roman" w:hAnsi="Times New Roman" w:cs="Times New Roman"/>
-          <w:color w:val="000000"/>
-          <w:sz w:val="28"/>
-          <w:szCs w:val="28"/>
-        </w:rPr>
-        <w:t>AuthHeader</w:t>
-      </w:r>
-      <w:proofErr w:type="spellEnd"/>
-      <w:r>
-        <w:rPr>
-          <w:rFonts w:ascii="Times New Roman" w:eastAsia="Times New Roman" w:hAnsi="Times New Roman" w:cs="Times New Roman"/>
-          <w:color w:val="000000"/>
-          <w:sz w:val="28"/>
-          <w:szCs w:val="28"/>
-        </w:rPr>
-        <w:t>` — заголовок і підзаголовок екрана;</w:t>
+        <w:t>AuthHeader — заголовок і підзаголовок екрана;</w:t>
       </w:r>
     </w:p>
     <w:p>
@@ -7145,27 +4316,7 @@
           <w:sz w:val="28"/>
           <w:szCs w:val="28"/>
         </w:rPr>
-        <w:t>`</w:t>
-      </w:r>
-      <w:proofErr w:type="spellStart"/>
-      <w:r>
-        <w:rPr>
-          <w:rFonts w:ascii="Times New Roman" w:eastAsia="Times New Roman" w:hAnsi="Times New Roman" w:cs="Times New Roman"/>
-          <w:color w:val="000000"/>
-          <w:sz w:val="28"/>
-          <w:szCs w:val="28"/>
-        </w:rPr>
-        <w:t>AuthTextField</w:t>
-      </w:r>
-      <w:proofErr w:type="spellEnd"/>
-      <w:r>
-        <w:rPr>
-          <w:rFonts w:ascii="Times New Roman" w:eastAsia="Times New Roman" w:hAnsi="Times New Roman" w:cs="Times New Roman"/>
-          <w:color w:val="000000"/>
-          <w:sz w:val="28"/>
-          <w:szCs w:val="28"/>
-        </w:rPr>
-        <w:t>` — текстове поле з повідомленням про помилку;</w:t>
+        <w:t>AuthTextField — текстове поле з повідомленням про помилку;</w:t>
       </w:r>
     </w:p>
     <w:p>
@@ -7190,27 +4341,7 @@
           <w:sz w:val="28"/>
           <w:szCs w:val="28"/>
         </w:rPr>
-        <w:t>`</w:t>
-      </w:r>
-      <w:proofErr w:type="spellStart"/>
-      <w:r>
-        <w:rPr>
-          <w:rFonts w:ascii="Times New Roman" w:eastAsia="Times New Roman" w:hAnsi="Times New Roman" w:cs="Times New Roman"/>
-          <w:color w:val="000000"/>
-          <w:sz w:val="28"/>
-          <w:szCs w:val="28"/>
-        </w:rPr>
-        <w:t>PasswordField</w:t>
-      </w:r>
-      <w:proofErr w:type="spellEnd"/>
-      <w:r>
-        <w:rPr>
-          <w:rFonts w:ascii="Times New Roman" w:eastAsia="Times New Roman" w:hAnsi="Times New Roman" w:cs="Times New Roman"/>
-          <w:color w:val="000000"/>
-          <w:sz w:val="28"/>
-          <w:szCs w:val="28"/>
-        </w:rPr>
-        <w:t>` — поле пароля з кнопкою «Показати / Сховати»;</w:t>
+        <w:t>PasswordField — поле пароля з кнопкою «Показати / Сховати»;</w:t>
       </w:r>
     </w:p>
     <w:p>
@@ -7235,27 +4366,7 @@
           <w:sz w:val="28"/>
           <w:szCs w:val="28"/>
         </w:rPr>
-        <w:t>`</w:t>
-      </w:r>
-      <w:proofErr w:type="spellStart"/>
-      <w:r>
-        <w:rPr>
-          <w:rFonts w:ascii="Times New Roman" w:eastAsia="Times New Roman" w:hAnsi="Times New Roman" w:cs="Times New Roman"/>
-          <w:color w:val="000000"/>
-          <w:sz w:val="28"/>
-          <w:szCs w:val="28"/>
-        </w:rPr>
-        <w:t>PasswordStrengthIndicator</w:t>
-      </w:r>
-      <w:proofErr w:type="spellEnd"/>
-      <w:r>
-        <w:rPr>
-          <w:rFonts w:ascii="Times New Roman" w:eastAsia="Times New Roman" w:hAnsi="Times New Roman" w:cs="Times New Roman"/>
-          <w:color w:val="000000"/>
-          <w:sz w:val="28"/>
-          <w:szCs w:val="28"/>
-        </w:rPr>
-        <w:t>` — індикатор надійності пароля з анімацією;</w:t>
+        <w:t>PasswordStrengthIndicator — індикатор надійності пароля з анімацією;</w:t>
       </w:r>
     </w:p>
     <w:p>
@@ -7280,47 +4391,7 @@
           <w:sz w:val="28"/>
           <w:szCs w:val="28"/>
         </w:rPr>
-        <w:t>`</w:t>
-      </w:r>
-      <w:proofErr w:type="spellStart"/>
-      <w:r>
-        <w:rPr>
-          <w:rFonts w:ascii="Times New Roman" w:eastAsia="Times New Roman" w:hAnsi="Times New Roman" w:cs="Times New Roman"/>
-          <w:color w:val="000000"/>
-          <w:sz w:val="28"/>
-          <w:szCs w:val="28"/>
-        </w:rPr>
-        <w:t>RoleSelector</w:t>
-      </w:r>
-      <w:proofErr w:type="spellEnd"/>
-      <w:r>
-        <w:rPr>
-          <w:rFonts w:ascii="Times New Roman" w:eastAsia="Times New Roman" w:hAnsi="Times New Roman" w:cs="Times New Roman"/>
-          <w:color w:val="000000"/>
-          <w:sz w:val="28"/>
-          <w:szCs w:val="28"/>
-        </w:rPr>
-        <w:t>` — вибір ролі за допомогою `</w:t>
-      </w:r>
-      <w:proofErr w:type="spellStart"/>
-      <w:r>
-        <w:rPr>
-          <w:rFonts w:ascii="Times New Roman" w:eastAsia="Times New Roman" w:hAnsi="Times New Roman" w:cs="Times New Roman"/>
-          <w:color w:val="000000"/>
-          <w:sz w:val="28"/>
-          <w:szCs w:val="28"/>
-        </w:rPr>
-        <w:t>FilterChip</w:t>
-      </w:r>
-      <w:proofErr w:type="spellEnd"/>
-      <w:r>
-        <w:rPr>
-          <w:rFonts w:ascii="Times New Roman" w:eastAsia="Times New Roman" w:hAnsi="Times New Roman" w:cs="Times New Roman"/>
-          <w:color w:val="000000"/>
-          <w:sz w:val="28"/>
-          <w:szCs w:val="28"/>
-        </w:rPr>
-        <w:t>`;</w:t>
+        <w:t>RoleSelector — вибір ролі за допомогою FilterChip;</w:t>
       </w:r>
     </w:p>
     <w:p>
@@ -7345,27 +4416,7 @@
           <w:sz w:val="28"/>
           <w:szCs w:val="28"/>
         </w:rPr>
-        <w:t>`</w:t>
-      </w:r>
-      <w:proofErr w:type="spellStart"/>
-      <w:r>
-        <w:rPr>
-          <w:rFonts w:ascii="Times New Roman" w:eastAsia="Times New Roman" w:hAnsi="Times New Roman" w:cs="Times New Roman"/>
-          <w:color w:val="000000"/>
-          <w:sz w:val="28"/>
-          <w:szCs w:val="28"/>
-        </w:rPr>
-        <w:t>TermsCheckbox</w:t>
-      </w:r>
-      <w:proofErr w:type="spellEnd"/>
-      <w:r>
-        <w:rPr>
-          <w:rFonts w:ascii="Times New Roman" w:eastAsia="Times New Roman" w:hAnsi="Times New Roman" w:cs="Times New Roman"/>
-          <w:color w:val="000000"/>
-          <w:sz w:val="28"/>
-          <w:szCs w:val="28"/>
-        </w:rPr>
-        <w:t>` — згода з регламентом;</w:t>
+        <w:t>TermsCheckbox — згода з регламентом;</w:t>
       </w:r>
     </w:p>
     <w:p>
@@ -7390,27 +4441,7 @@
           <w:sz w:val="28"/>
           <w:szCs w:val="28"/>
         </w:rPr>
-        <w:t>`</w:t>
-      </w:r>
-      <w:proofErr w:type="spellStart"/>
-      <w:r>
-        <w:rPr>
-          <w:rFonts w:ascii="Times New Roman" w:eastAsia="Times New Roman" w:hAnsi="Times New Roman" w:cs="Times New Roman"/>
-          <w:color w:val="000000"/>
-          <w:sz w:val="28"/>
-          <w:szCs w:val="28"/>
-        </w:rPr>
-        <w:t>FormMessageBanner</w:t>
-      </w:r>
-      <w:proofErr w:type="spellEnd"/>
-      <w:r>
-        <w:rPr>
-          <w:rFonts w:ascii="Times New Roman" w:eastAsia="Times New Roman" w:hAnsi="Times New Roman" w:cs="Times New Roman"/>
-          <w:color w:val="000000"/>
-          <w:sz w:val="28"/>
-          <w:szCs w:val="28"/>
-        </w:rPr>
-        <w:t>` — повідомлення про помилку чи успіх, що з'являється анімовано;</w:t>
+        <w:t>FormMessageBanner — повідомлення про помилку чи успіх, що з'являється анімовано;</w:t>
       </w:r>
     </w:p>
     <w:p>
@@ -7435,27 +4466,7 @@
           <w:sz w:val="28"/>
           <w:szCs w:val="28"/>
         </w:rPr>
-        <w:t>`</w:t>
-      </w:r>
-      <w:proofErr w:type="spellStart"/>
-      <w:r>
-        <w:rPr>
-          <w:rFonts w:ascii="Times New Roman" w:eastAsia="Times New Roman" w:hAnsi="Times New Roman" w:cs="Times New Roman"/>
-          <w:color w:val="000000"/>
-          <w:sz w:val="28"/>
-          <w:szCs w:val="28"/>
-        </w:rPr>
-        <w:t>SubmitButton</w:t>
-      </w:r>
-      <w:proofErr w:type="spellEnd"/>
-      <w:r>
-        <w:rPr>
-          <w:rFonts w:ascii="Times New Roman" w:eastAsia="Times New Roman" w:hAnsi="Times New Roman" w:cs="Times New Roman"/>
-          <w:color w:val="000000"/>
-          <w:sz w:val="28"/>
-          <w:szCs w:val="28"/>
-        </w:rPr>
-        <w:t>` — кнопка зі станом завантаження.</w:t>
+        <w:t>SubmitButton — кнопка зі станом завантаження.</w:t>
       </w:r>
     </w:p>
     <w:p>
@@ -7480,157 +4491,7 @@
           <w:sz w:val="28"/>
           <w:szCs w:val="28"/>
         </w:rPr>
-        <w:t>Екрани входу та реєстрації (`</w:t>
-      </w:r>
-      <w:proofErr w:type="spellStart"/>
-      <w:r>
-        <w:rPr>
-          <w:rFonts w:ascii="Times New Roman" w:eastAsia="Times New Roman" w:hAnsi="Times New Roman" w:cs="Times New Roman"/>
-          <w:color w:val="000000"/>
-          <w:sz w:val="28"/>
-          <w:szCs w:val="28"/>
-        </w:rPr>
-        <w:t>AuthApp.kt</w:t>
-      </w:r>
-      <w:proofErr w:type="spellEnd"/>
-      <w:r>
-        <w:rPr>
-          <w:rFonts w:ascii="Times New Roman" w:eastAsia="Times New Roman" w:hAnsi="Times New Roman" w:cs="Times New Roman"/>
-          <w:color w:val="000000"/>
-          <w:sz w:val="28"/>
-          <w:szCs w:val="28"/>
-        </w:rPr>
-        <w:t>`). Компонент `</w:t>
-      </w:r>
-      <w:proofErr w:type="spellStart"/>
-      <w:r>
-        <w:rPr>
-          <w:rFonts w:ascii="Times New Roman" w:eastAsia="Times New Roman" w:hAnsi="Times New Roman" w:cs="Times New Roman"/>
-          <w:color w:val="000000"/>
-          <w:sz w:val="28"/>
-          <w:szCs w:val="28"/>
-        </w:rPr>
-        <w:t>AuthApp</w:t>
-      </w:r>
-      <w:proofErr w:type="spellEnd"/>
-      <w:r>
-        <w:rPr>
-          <w:rFonts w:ascii="Times New Roman" w:eastAsia="Times New Roman" w:hAnsi="Times New Roman" w:cs="Times New Roman"/>
-          <w:color w:val="000000"/>
-          <w:sz w:val="28"/>
-          <w:szCs w:val="28"/>
-        </w:rPr>
-        <w:t>` керує лише режимом (вхід / реєстрація) і сесією, а форми `</w:t>
-      </w:r>
-      <w:proofErr w:type="spellStart"/>
-      <w:r>
-        <w:rPr>
-          <w:rFonts w:ascii="Times New Roman" w:eastAsia="Times New Roman" w:hAnsi="Times New Roman" w:cs="Times New Roman"/>
-          <w:color w:val="000000"/>
-          <w:sz w:val="28"/>
-          <w:szCs w:val="28"/>
-        </w:rPr>
-        <w:t>LoginForm</w:t>
-      </w:r>
-      <w:proofErr w:type="spellEnd"/>
-      <w:r>
-        <w:rPr>
-          <w:rFonts w:ascii="Times New Roman" w:eastAsia="Times New Roman" w:hAnsi="Times New Roman" w:cs="Times New Roman"/>
-          <w:color w:val="000000"/>
-          <w:sz w:val="28"/>
-          <w:szCs w:val="28"/>
-        </w:rPr>
-        <w:t>` та `</w:t>
-      </w:r>
-      <w:proofErr w:type="spellStart"/>
-      <w:r>
-        <w:rPr>
-          <w:rFonts w:ascii="Times New Roman" w:eastAsia="Times New Roman" w:hAnsi="Times New Roman" w:cs="Times New Roman"/>
-          <w:color w:val="000000"/>
-          <w:sz w:val="28"/>
-          <w:szCs w:val="28"/>
-        </w:rPr>
-        <w:t>RegistrationForm</w:t>
-      </w:r>
-      <w:proofErr w:type="spellEnd"/>
-      <w:r>
-        <w:rPr>
-          <w:rFonts w:ascii="Times New Roman" w:eastAsia="Times New Roman" w:hAnsi="Times New Roman" w:cs="Times New Roman"/>
-          <w:color w:val="000000"/>
-          <w:sz w:val="28"/>
-          <w:szCs w:val="28"/>
-        </w:rPr>
-        <w:t>` реалізують власну логіку. Стан полів зберігається через `</w:t>
-      </w:r>
-      <w:proofErr w:type="spellStart"/>
-      <w:r>
-        <w:rPr>
-          <w:rFonts w:ascii="Times New Roman" w:eastAsia="Times New Roman" w:hAnsi="Times New Roman" w:cs="Times New Roman"/>
-          <w:color w:val="000000"/>
-          <w:sz w:val="28"/>
-          <w:szCs w:val="28"/>
-        </w:rPr>
-        <w:t>rememberSaveable</w:t>
-      </w:r>
-      <w:proofErr w:type="spellEnd"/>
-      <w:r>
-        <w:rPr>
-          <w:rFonts w:ascii="Times New Roman" w:eastAsia="Times New Roman" w:hAnsi="Times New Roman" w:cs="Times New Roman"/>
-          <w:color w:val="000000"/>
-          <w:sz w:val="28"/>
-          <w:szCs w:val="28"/>
-        </w:rPr>
-        <w:t xml:space="preserve">`, а помилки полів, індикатор завантаження та </w:t>
-      </w:r>
-      <w:r>
-        <w:rPr>
-          <w:rFonts w:ascii="Times New Roman" w:eastAsia="Times New Roman" w:hAnsi="Times New Roman" w:cs="Times New Roman"/>
-          <w:color w:val="000000"/>
-          <w:sz w:val="28"/>
-          <w:szCs w:val="28"/>
-        </w:rPr>
-        <w:lastRenderedPageBreak/>
-        <w:t>повідомлення — через `</w:t>
-      </w:r>
-      <w:proofErr w:type="spellStart"/>
-      <w:r>
-        <w:rPr>
-          <w:rFonts w:ascii="Times New Roman" w:eastAsia="Times New Roman" w:hAnsi="Times New Roman" w:cs="Times New Roman"/>
-          <w:color w:val="000000"/>
-          <w:sz w:val="28"/>
-          <w:szCs w:val="28"/>
-        </w:rPr>
-        <w:t>remember</w:t>
-      </w:r>
-      <w:proofErr w:type="spellEnd"/>
-      <w:r>
-        <w:rPr>
-          <w:rFonts w:ascii="Times New Roman" w:eastAsia="Times New Roman" w:hAnsi="Times New Roman" w:cs="Times New Roman"/>
-          <w:color w:val="000000"/>
-          <w:sz w:val="28"/>
-          <w:szCs w:val="28"/>
-        </w:rPr>
-        <w:t>` і `</w:t>
-      </w:r>
-      <w:proofErr w:type="spellStart"/>
-      <w:r>
-        <w:rPr>
-          <w:rFonts w:ascii="Times New Roman" w:eastAsia="Times New Roman" w:hAnsi="Times New Roman" w:cs="Times New Roman"/>
-          <w:color w:val="000000"/>
-          <w:sz w:val="28"/>
-          <w:szCs w:val="28"/>
-        </w:rPr>
-        <w:t>mutableStateOf</w:t>
-      </w:r>
-      <w:proofErr w:type="spellEnd"/>
-      <w:r>
-        <w:rPr>
-          <w:rFonts w:ascii="Times New Roman" w:eastAsia="Times New Roman" w:hAnsi="Times New Roman" w:cs="Times New Roman"/>
-          <w:color w:val="000000"/>
-          <w:sz w:val="28"/>
-          <w:szCs w:val="28"/>
-        </w:rPr>
-        <w:t>`. Помилка поля зникає, щойно користувач починає його редагувати.</w:t>
+        <w:t>Екрани входу та реєстрації (AuthApp.kt). Компонент AuthApp керує лише режимом (вхід / реєстрація) і сесією, а форми LoginForm та RegistrationForm реалізують власну логіку. Стан полів зберігається через rememberSaveable, а помилки полів, індикатор завантаження та повідомлення — через remember і mutableStateOf. Помилка поля зникає, щойно користувач починає його редагувати.</w:t>
       </w:r>
     </w:p>
     <w:p>
@@ -7655,67 +4516,8 @@
           <w:sz w:val="28"/>
           <w:szCs w:val="28"/>
         </w:rPr>
-        <w:t>Стан завантаження. Під час запиту кнопка блокується, замість тексту показується індикатор `</w:t>
-      </w:r>
-      <w:proofErr w:type="spellStart"/>
-      <w:r>
-        <w:rPr>
-          <w:rFonts w:ascii="Times New Roman" w:eastAsia="Times New Roman" w:hAnsi="Times New Roman" w:cs="Times New Roman"/>
-          <w:color w:val="000000"/>
-          <w:sz w:val="28"/>
-          <w:szCs w:val="28"/>
-        </w:rPr>
-        <w:t>CircularProgressIndicator</w:t>
-      </w:r>
-      <w:proofErr w:type="spellEnd"/>
-      <w:r>
-        <w:rPr>
-          <w:rFonts w:ascii="Times New Roman" w:eastAsia="Times New Roman" w:hAnsi="Times New Roman" w:cs="Times New Roman"/>
-          <w:color w:val="000000"/>
-          <w:sz w:val="28"/>
-          <w:szCs w:val="28"/>
-        </w:rPr>
-        <w:t>`, а поля вводу недоступні (`</w:t>
-      </w:r>
-      <w:proofErr w:type="spellStart"/>
-      <w:r>
-        <w:rPr>
-          <w:rFonts w:ascii="Times New Roman" w:eastAsia="Times New Roman" w:hAnsi="Times New Roman" w:cs="Times New Roman"/>
-          <w:color w:val="000000"/>
-          <w:sz w:val="28"/>
-          <w:szCs w:val="28"/>
-        </w:rPr>
-        <w:t>enabled</w:t>
-      </w:r>
-      <w:proofErr w:type="spellEnd"/>
-      <w:r>
-        <w:rPr>
-          <w:rFonts w:ascii="Times New Roman" w:eastAsia="Times New Roman" w:hAnsi="Times New Roman" w:cs="Times New Roman"/>
-          <w:color w:val="000000"/>
-          <w:sz w:val="28"/>
-          <w:szCs w:val="28"/>
-        </w:rPr>
-        <w:t xml:space="preserve"> = !</w:t>
-      </w:r>
-      <w:proofErr w:type="spellStart"/>
-      <w:r>
-        <w:rPr>
-          <w:rFonts w:ascii="Times New Roman" w:eastAsia="Times New Roman" w:hAnsi="Times New Roman" w:cs="Times New Roman"/>
-          <w:color w:val="000000"/>
-          <w:sz w:val="28"/>
-          <w:szCs w:val="28"/>
-        </w:rPr>
-        <w:t>loading</w:t>
-      </w:r>
-      <w:proofErr w:type="spellEnd"/>
-      <w:r>
-        <w:rPr>
-          <w:rFonts w:ascii="Times New Roman" w:eastAsia="Times New Roman" w:hAnsi="Times New Roman" w:cs="Times New Roman"/>
-          <w:color w:val="000000"/>
-          <w:sz w:val="28"/>
-          <w:szCs w:val="28"/>
-        </w:rPr>
-        <w:t>`), що виключає повторне надсилання форми.</w:t>
+        <w:lastRenderedPageBreak/>
+        <w:t>Стан завантаження. Під час запиту кнопка блокується, замість тексту показується індикатор CircularProgressIndicator, а поля вводу недоступні (enabled = !loading), що виключає повторне надсилання форми.</w:t>
       </w:r>
       <w:r>
         <w:rPr>
@@ -7793,107 +4595,7 @@
           <w:sz w:val="28"/>
           <w:szCs w:val="28"/>
         </w:rPr>
-        <w:t>Адаптивність. Форма обмежена по ширині (`</w:t>
-      </w:r>
-      <w:proofErr w:type="spellStart"/>
-      <w:r>
-        <w:rPr>
-          <w:rFonts w:ascii="Times New Roman" w:eastAsia="Times New Roman" w:hAnsi="Times New Roman" w:cs="Times New Roman"/>
-          <w:color w:val="000000"/>
-          <w:sz w:val="28"/>
-          <w:szCs w:val="28"/>
-        </w:rPr>
-        <w:t>widthIn</w:t>
-      </w:r>
-      <w:proofErr w:type="spellEnd"/>
-      <w:r>
-        <w:rPr>
-          <w:rFonts w:ascii="Times New Roman" w:eastAsia="Times New Roman" w:hAnsi="Times New Roman" w:cs="Times New Roman"/>
-          <w:color w:val="000000"/>
-          <w:sz w:val="28"/>
-          <w:szCs w:val="28"/>
-        </w:rPr>
-        <w:t>(</w:t>
-      </w:r>
-      <w:proofErr w:type="spellStart"/>
-      <w:r>
-        <w:rPr>
-          <w:rFonts w:ascii="Times New Roman" w:eastAsia="Times New Roman" w:hAnsi="Times New Roman" w:cs="Times New Roman"/>
-          <w:color w:val="000000"/>
-          <w:sz w:val="28"/>
-          <w:szCs w:val="28"/>
-        </w:rPr>
-        <w:t>max</w:t>
-      </w:r>
-      <w:proofErr w:type="spellEnd"/>
-      <w:r>
-        <w:rPr>
-          <w:rFonts w:ascii="Times New Roman" w:eastAsia="Times New Roman" w:hAnsi="Times New Roman" w:cs="Times New Roman"/>
-          <w:color w:val="000000"/>
-          <w:sz w:val="28"/>
-          <w:szCs w:val="28"/>
-        </w:rPr>
-        <w:t xml:space="preserve"> = 480.dp)`) і центрована, увесь екран прокручується (`</w:t>
-      </w:r>
-      <w:proofErr w:type="spellStart"/>
-      <w:r>
-        <w:rPr>
-          <w:rFonts w:ascii="Times New Roman" w:eastAsia="Times New Roman" w:hAnsi="Times New Roman" w:cs="Times New Roman"/>
-          <w:color w:val="000000"/>
-          <w:sz w:val="28"/>
-          <w:szCs w:val="28"/>
-        </w:rPr>
-        <w:t>verticalScroll</w:t>
-      </w:r>
-      <w:proofErr w:type="spellEnd"/>
-      <w:r>
-        <w:rPr>
-          <w:rFonts w:ascii="Times New Roman" w:eastAsia="Times New Roman" w:hAnsi="Times New Roman" w:cs="Times New Roman"/>
-          <w:color w:val="000000"/>
-          <w:sz w:val="28"/>
-          <w:szCs w:val="28"/>
-        </w:rPr>
-        <w:t>`), а `</w:t>
-      </w:r>
-      <w:proofErr w:type="spellStart"/>
-      <w:r>
-        <w:rPr>
-          <w:rFonts w:ascii="Times New Roman" w:eastAsia="Times New Roman" w:hAnsi="Times New Roman" w:cs="Times New Roman"/>
-          <w:color w:val="000000"/>
-          <w:sz w:val="28"/>
-          <w:szCs w:val="28"/>
-        </w:rPr>
-        <w:t>imePadding</w:t>
-      </w:r>
-      <w:proofErr w:type="spellEnd"/>
-      <w:r>
-        <w:rPr>
-          <w:rFonts w:ascii="Times New Roman" w:eastAsia="Times New Roman" w:hAnsi="Times New Roman" w:cs="Times New Roman"/>
-          <w:color w:val="000000"/>
-          <w:sz w:val="28"/>
-          <w:szCs w:val="28"/>
-        </w:rPr>
-        <w:t xml:space="preserve">()` не дозволяє клавіатурі перекривати поля. Тому форма </w:t>
-      </w:r>
-      <w:proofErr w:type="spellStart"/>
-      <w:r>
-        <w:rPr>
-          <w:rFonts w:ascii="Times New Roman" w:eastAsia="Times New Roman" w:hAnsi="Times New Roman" w:cs="Times New Roman"/>
-          <w:color w:val="000000"/>
-          <w:sz w:val="28"/>
-          <w:szCs w:val="28"/>
-        </w:rPr>
-        <w:t>коректно</w:t>
-      </w:r>
-      <w:proofErr w:type="spellEnd"/>
-      <w:r>
-        <w:rPr>
-          <w:rFonts w:ascii="Times New Roman" w:eastAsia="Times New Roman" w:hAnsi="Times New Roman" w:cs="Times New Roman"/>
-          <w:color w:val="000000"/>
-          <w:sz w:val="28"/>
-          <w:szCs w:val="28"/>
-        </w:rPr>
-        <w:t xml:space="preserve"> виглядає на телефоні, планшеті та в ландшафтній орієнтації.</w:t>
+        <w:t>Адаптивність. Форма обмежена по ширині (widthIn(max = 480.dp)) і центрована, увесь екран прокручується (verticalScroll), а imePadding() не дозволяє клавіатурі перекривати поля. Тому форма коректно виглядає на телефоні, планшеті та в ландшафтній орієнтації.</w:t>
       </w:r>
     </w:p>
     <w:p>
@@ -8136,7 +4838,6 @@
           <w:sz w:val="28"/>
           <w:szCs w:val="28"/>
         </w:rPr>
-        <w:lastRenderedPageBreak/>
         <w:t>Перевірка:</w:t>
       </w:r>
     </w:p>
@@ -8162,27 +4863,7 @@
           <w:sz w:val="28"/>
           <w:szCs w:val="28"/>
         </w:rPr>
-        <w:t>E-</w:t>
-      </w:r>
-      <w:proofErr w:type="spellStart"/>
-      <w:r>
-        <w:rPr>
-          <w:rFonts w:ascii="Times New Roman" w:eastAsia="Times New Roman" w:hAnsi="Times New Roman" w:cs="Times New Roman"/>
-          <w:color w:val="000000"/>
-          <w:sz w:val="28"/>
-          <w:szCs w:val="28"/>
-        </w:rPr>
-        <w:t>mail</w:t>
-      </w:r>
-      <w:proofErr w:type="spellEnd"/>
-      <w:r>
-        <w:rPr>
-          <w:rFonts w:ascii="Times New Roman" w:eastAsia="Times New Roman" w:hAnsi="Times New Roman" w:cs="Times New Roman"/>
-          <w:color w:val="000000"/>
-          <w:sz w:val="28"/>
-          <w:szCs w:val="28"/>
-        </w:rPr>
-        <w:t xml:space="preserve"> `dispatcher@power.ua` коректний</w:t>
+        <w:t>E-mail dispatcher@power.ua коректний</w:t>
       </w:r>
     </w:p>
     <w:p>
@@ -8207,67 +4888,7 @@
           <w:sz w:val="28"/>
           <w:szCs w:val="28"/>
         </w:rPr>
-        <w:t>E-</w:t>
-      </w:r>
-      <w:proofErr w:type="spellStart"/>
-      <w:r>
-        <w:rPr>
-          <w:rFonts w:ascii="Times New Roman" w:eastAsia="Times New Roman" w:hAnsi="Times New Roman" w:cs="Times New Roman"/>
-          <w:color w:val="000000"/>
-          <w:sz w:val="28"/>
-          <w:szCs w:val="28"/>
-        </w:rPr>
-        <w:t>mail</w:t>
-      </w:r>
-      <w:proofErr w:type="spellEnd"/>
-      <w:r>
-        <w:rPr>
-          <w:rFonts w:ascii="Times New Roman" w:eastAsia="Times New Roman" w:hAnsi="Times New Roman" w:cs="Times New Roman"/>
-          <w:color w:val="000000"/>
-          <w:sz w:val="28"/>
-          <w:szCs w:val="28"/>
-        </w:rPr>
-        <w:t xml:space="preserve"> `</w:t>
-      </w:r>
-      <w:proofErr w:type="spellStart"/>
-      <w:r>
-        <w:rPr>
-          <w:rFonts w:ascii="Times New Roman" w:eastAsia="Times New Roman" w:hAnsi="Times New Roman" w:cs="Times New Roman"/>
-          <w:color w:val="000000"/>
-          <w:sz w:val="28"/>
-          <w:szCs w:val="28"/>
-        </w:rPr>
-        <w:t>not-an-email</w:t>
-      </w:r>
-      <w:proofErr w:type="spellEnd"/>
-      <w:r>
-        <w:rPr>
-          <w:rFonts w:ascii="Times New Roman" w:eastAsia="Times New Roman" w:hAnsi="Times New Roman" w:cs="Times New Roman"/>
-          <w:color w:val="000000"/>
-          <w:sz w:val="28"/>
-          <w:szCs w:val="28"/>
-        </w:rPr>
-        <w:t>`, `</w:t>
-      </w:r>
-      <w:proofErr w:type="spellStart"/>
-      <w:r>
-        <w:rPr>
-          <w:rFonts w:ascii="Times New Roman" w:eastAsia="Times New Roman" w:hAnsi="Times New Roman" w:cs="Times New Roman"/>
-          <w:color w:val="000000"/>
-          <w:sz w:val="28"/>
-          <w:szCs w:val="28"/>
-        </w:rPr>
-        <w:t>a@b</w:t>
-      </w:r>
-      <w:proofErr w:type="spellEnd"/>
-      <w:r>
-        <w:rPr>
-          <w:rFonts w:ascii="Times New Roman" w:eastAsia="Times New Roman" w:hAnsi="Times New Roman" w:cs="Times New Roman"/>
-          <w:color w:val="000000"/>
-          <w:sz w:val="28"/>
-          <w:szCs w:val="28"/>
-        </w:rPr>
-        <w:t>`, порожній помилка формату / порожнє поле</w:t>
+        <w:t>E-mail not-an-email, a@b, порожній помилка формату / порожнє поле</w:t>
       </w:r>
     </w:p>
     <w:p>
@@ -8292,19 +4913,8 @@
           <w:sz w:val="28"/>
           <w:szCs w:val="28"/>
         </w:rPr>
-        <w:t xml:space="preserve">Прізвище та ім'я `Коваленко Олена` </w:t>
-      </w:r>
-      <w:proofErr w:type="spellStart"/>
-      <w:r>
-        <w:rPr>
-          <w:rFonts w:ascii="Times New Roman" w:eastAsia="Times New Roman" w:hAnsi="Times New Roman" w:cs="Times New Roman"/>
-          <w:color w:val="000000"/>
-          <w:sz w:val="28"/>
-          <w:szCs w:val="28"/>
-        </w:rPr>
-        <w:t>коректно</w:t>
-      </w:r>
-      <w:proofErr w:type="spellEnd"/>
+        <w:t>Прізвище та ім'я Коваленко Олена коректно</w:t>
+      </w:r>
     </w:p>
     <w:p>
       <w:pPr>
@@ -8328,7 +4938,8 @@
           <w:sz w:val="28"/>
           <w:szCs w:val="28"/>
         </w:rPr>
-        <w:t>Прізвище та ім'я `Коваленко` помилка: вкажіть прізвище та ім'я повністю</w:t>
+        <w:lastRenderedPageBreak/>
+        <w:t>Прізвище та ім'я Коваленко помилка: вкажіть прізвище та ім'я повністю</w:t>
       </w:r>
     </w:p>
     <w:p>
@@ -8353,7 +4964,7 @@
           <w:sz w:val="28"/>
           <w:szCs w:val="28"/>
         </w:rPr>
-        <w:t>Пароль `short1` помилка: щонайменше 8 символів</w:t>
+        <w:t>Пароль short1 помилка: щонайменше 8 символів</w:t>
       </w:r>
     </w:p>
     <w:p>
@@ -8378,27 +4989,7 @@
           <w:sz w:val="28"/>
           <w:szCs w:val="28"/>
         </w:rPr>
-        <w:t>Пароль `</w:t>
-      </w:r>
-      <w:proofErr w:type="spellStart"/>
-      <w:r>
-        <w:rPr>
-          <w:rFonts w:ascii="Times New Roman" w:eastAsia="Times New Roman" w:hAnsi="Times New Roman" w:cs="Times New Roman"/>
-          <w:color w:val="000000"/>
-          <w:sz w:val="28"/>
-          <w:szCs w:val="28"/>
-        </w:rPr>
-        <w:t>onlyletters</w:t>
-      </w:r>
-      <w:proofErr w:type="spellEnd"/>
-      <w:r>
-        <w:rPr>
-          <w:rFonts w:ascii="Times New Roman" w:eastAsia="Times New Roman" w:hAnsi="Times New Roman" w:cs="Times New Roman"/>
-          <w:color w:val="000000"/>
-          <w:sz w:val="28"/>
-          <w:szCs w:val="28"/>
-        </w:rPr>
-        <w:t>` / `12345678` помилка: немає цифри / немає літери</w:t>
+        <w:t>Пароль onlyletters / 12345678 помилка: немає цифри / немає літери</w:t>
       </w:r>
     </w:p>
     <w:p>
@@ -8423,7 +5014,7 @@
           <w:sz w:val="28"/>
           <w:szCs w:val="28"/>
         </w:rPr>
-        <w:t>Пароль `Power2026` коректний, надійність «середній»</w:t>
+        <w:t>Пароль Power2026 коректний, надійність «середній»</w:t>
       </w:r>
     </w:p>
     <w:p>
@@ -8448,7 +5039,7 @@
           <w:sz w:val="28"/>
           <w:szCs w:val="28"/>
         </w:rPr>
-        <w:t>Пароль `Power2026!Grid` коректний, надійність «надійний»</w:t>
+        <w:t>Пароль Power2026!Grid коректний, надійність «надійний»</w:t>
       </w:r>
     </w:p>
     <w:p>
@@ -8473,7 +5064,7 @@
           <w:sz w:val="28"/>
           <w:szCs w:val="28"/>
         </w:rPr>
-        <w:t>Підтвердження `power2026` при паролі `Power2026` помилка: паролі не збігаються</w:t>
+        <w:t>Підтвердження power2026 при паролі Power2026 помилка: паролі не збігаються</w:t>
       </w:r>
     </w:p>
     <w:p>
@@ -8498,87 +5089,7 @@
           <w:sz w:val="28"/>
           <w:szCs w:val="28"/>
         </w:rPr>
-        <w:t xml:space="preserve">Вхід із </w:t>
-      </w:r>
-      <w:proofErr w:type="spellStart"/>
-      <w:r>
-        <w:rPr>
-          <w:rFonts w:ascii="Times New Roman" w:eastAsia="Times New Roman" w:hAnsi="Times New Roman" w:cs="Times New Roman"/>
-          <w:color w:val="000000"/>
-          <w:sz w:val="28"/>
-          <w:szCs w:val="28"/>
-        </w:rPr>
-        <w:t>демо</w:t>
-      </w:r>
-      <w:proofErr w:type="spellEnd"/>
-      <w:r>
-        <w:rPr>
-          <w:rFonts w:ascii="Times New Roman" w:eastAsia="Times New Roman" w:hAnsi="Times New Roman" w:cs="Times New Roman"/>
-          <w:color w:val="000000"/>
-          <w:sz w:val="28"/>
-          <w:szCs w:val="28"/>
-        </w:rPr>
-        <w:t>-акаунтом `dispatcher@power.ua` / `</w:t>
-      </w:r>
-      <w:proofErr w:type="spellStart"/>
-      <w:r>
-        <w:rPr>
-          <w:rFonts w:ascii="Times New Roman" w:eastAsia="Times New Roman" w:hAnsi="Times New Roman" w:cs="Times New Roman"/>
-          <w:color w:val="000000"/>
-          <w:sz w:val="28"/>
-          <w:szCs w:val="28"/>
-        </w:rPr>
-        <w:t>Passw@rd</w:t>
-      </w:r>
-      <w:proofErr w:type="spellEnd"/>
-      <w:r>
-        <w:rPr>
-          <w:rFonts w:ascii="Times New Roman" w:eastAsia="Times New Roman" w:hAnsi="Times New Roman" w:cs="Times New Roman"/>
-          <w:color w:val="000000"/>
-          <w:sz w:val="28"/>
-          <w:szCs w:val="28"/>
-        </w:rPr>
-        <w:t>` завершується успіхом; повторна реєстрація вже існуючого e-</w:t>
-      </w:r>
-      <w:proofErr w:type="spellStart"/>
-      <w:r>
-        <w:rPr>
-          <w:rFonts w:ascii="Times New Roman" w:eastAsia="Times New Roman" w:hAnsi="Times New Roman" w:cs="Times New Roman"/>
-          <w:color w:val="000000"/>
-          <w:sz w:val="28"/>
-          <w:szCs w:val="28"/>
-        </w:rPr>
-        <w:t>mail</w:t>
-      </w:r>
-      <w:proofErr w:type="spellEnd"/>
-      <w:r>
-        <w:rPr>
-          <w:rFonts w:ascii="Times New Roman" w:eastAsia="Times New Roman" w:hAnsi="Times New Roman" w:cs="Times New Roman"/>
-          <w:color w:val="000000"/>
-          <w:sz w:val="28"/>
-          <w:szCs w:val="28"/>
-        </w:rPr>
-        <w:t xml:space="preserve"> повертає помилку «Користувач із таким e-</w:t>
-      </w:r>
-      <w:proofErr w:type="spellStart"/>
-      <w:r>
-        <w:rPr>
-          <w:rFonts w:ascii="Times New Roman" w:eastAsia="Times New Roman" w:hAnsi="Times New Roman" w:cs="Times New Roman"/>
-          <w:color w:val="000000"/>
-          <w:sz w:val="28"/>
-          <w:szCs w:val="28"/>
-        </w:rPr>
-        <w:t>mail</w:t>
-      </w:r>
-      <w:proofErr w:type="spellEnd"/>
-      <w:r>
-        <w:rPr>
-          <w:rFonts w:ascii="Times New Roman" w:eastAsia="Times New Roman" w:hAnsi="Times New Roman" w:cs="Times New Roman"/>
-          <w:color w:val="000000"/>
-          <w:sz w:val="28"/>
-          <w:szCs w:val="28"/>
-        </w:rPr>
-        <w:t xml:space="preserve"> уже зареєстрований».</w:t>
+        <w:t>Вхід із демо-акаунтом dispatcher@power.ua / Passw@rd завершується успіхом; повторна реєстрація вже існуючого e-mail повертає помилку «Користувач із таким e-mail уже зареєстрований».</w:t>
       </w:r>
     </w:p>
     <w:p>
@@ -8603,27 +5114,7 @@
           <w:sz w:val="28"/>
           <w:szCs w:val="28"/>
         </w:rPr>
-        <w:t xml:space="preserve">Перевірки </w:t>
-      </w:r>
-      <w:proofErr w:type="spellStart"/>
-      <w:r>
-        <w:rPr>
-          <w:rFonts w:ascii="Times New Roman" w:eastAsia="Times New Roman" w:hAnsi="Times New Roman" w:cs="Times New Roman"/>
-          <w:color w:val="000000"/>
-          <w:sz w:val="28"/>
-          <w:szCs w:val="28"/>
-        </w:rPr>
-        <w:t>валідації</w:t>
-      </w:r>
-      <w:proofErr w:type="spellEnd"/>
-      <w:r>
-        <w:rPr>
-          <w:rFonts w:ascii="Times New Roman" w:eastAsia="Times New Roman" w:hAnsi="Times New Roman" w:cs="Times New Roman"/>
-          <w:color w:val="000000"/>
-          <w:sz w:val="28"/>
-          <w:szCs w:val="28"/>
-        </w:rPr>
-        <w:t xml:space="preserve"> автоматизовано в модульних тестах `pw4_*`.</w:t>
+        <w:t>Перевірки валідації автоматизовано в модульних тестах pw4_*.</w:t>
       </w:r>
     </w:p>
     <w:p>
@@ -8692,87 +5183,7 @@
           <w:sz w:val="28"/>
           <w:szCs w:val="28"/>
         </w:rPr>
-        <w:t>Модульні тести бізнес-логіки всіх чотирьох занять (21 тест) знаходяться у файлі `app/src/test/java/com/example/myapplication/EmergencyLogicTest.kt`. Запуск: `./</w:t>
-      </w:r>
-      <w:proofErr w:type="spellStart"/>
-      <w:r>
-        <w:rPr>
-          <w:rFonts w:ascii="Times New Roman" w:eastAsia="Times New Roman" w:hAnsi="Times New Roman" w:cs="Times New Roman"/>
-          <w:color w:val="000000"/>
-          <w:sz w:val="28"/>
-          <w:szCs w:val="28"/>
-        </w:rPr>
-        <w:t>gradlew</w:t>
-      </w:r>
-      <w:proofErr w:type="spellEnd"/>
-      <w:r>
-        <w:rPr>
-          <w:rFonts w:ascii="Times New Roman" w:eastAsia="Times New Roman" w:hAnsi="Times New Roman" w:cs="Times New Roman"/>
-          <w:color w:val="000000"/>
-          <w:sz w:val="28"/>
-          <w:szCs w:val="28"/>
-        </w:rPr>
-        <w:t xml:space="preserve"> :</w:t>
-      </w:r>
-      <w:proofErr w:type="spellStart"/>
-      <w:r>
-        <w:rPr>
-          <w:rFonts w:ascii="Times New Roman" w:eastAsia="Times New Roman" w:hAnsi="Times New Roman" w:cs="Times New Roman"/>
-          <w:color w:val="000000"/>
-          <w:sz w:val="28"/>
-          <w:szCs w:val="28"/>
-        </w:rPr>
-        <w:t>app:testDebugUnitTest</w:t>
-      </w:r>
-      <w:proofErr w:type="spellEnd"/>
-      <w:r>
-        <w:rPr>
-          <w:rFonts w:ascii="Times New Roman" w:eastAsia="Times New Roman" w:hAnsi="Times New Roman" w:cs="Times New Roman"/>
-          <w:color w:val="000000"/>
-          <w:sz w:val="28"/>
-          <w:szCs w:val="28"/>
-        </w:rPr>
-        <w:t>`. Усі тести проходять, збірка `:</w:t>
-      </w:r>
-      <w:proofErr w:type="spellStart"/>
-      <w:r>
-        <w:rPr>
-          <w:rFonts w:ascii="Times New Roman" w:eastAsia="Times New Roman" w:hAnsi="Times New Roman" w:cs="Times New Roman"/>
-          <w:color w:val="000000"/>
-          <w:sz w:val="28"/>
-          <w:szCs w:val="28"/>
-        </w:rPr>
-        <w:t>app:assembleDebug</w:t>
-      </w:r>
-      <w:proofErr w:type="spellEnd"/>
-      <w:r>
-        <w:rPr>
-          <w:rFonts w:ascii="Times New Roman" w:eastAsia="Times New Roman" w:hAnsi="Times New Roman" w:cs="Times New Roman"/>
-          <w:color w:val="000000"/>
-          <w:sz w:val="28"/>
-          <w:szCs w:val="28"/>
-        </w:rPr>
-        <w:t>` та перевірка `:</w:t>
-      </w:r>
-      <w:proofErr w:type="spellStart"/>
-      <w:r>
-        <w:rPr>
-          <w:rFonts w:ascii="Times New Roman" w:eastAsia="Times New Roman" w:hAnsi="Times New Roman" w:cs="Times New Roman"/>
-          <w:color w:val="000000"/>
-          <w:sz w:val="28"/>
-          <w:szCs w:val="28"/>
-        </w:rPr>
-        <w:t>app:lintDebug</w:t>
-      </w:r>
-      <w:proofErr w:type="spellEnd"/>
-      <w:r>
-        <w:rPr>
-          <w:rFonts w:ascii="Times New Roman" w:eastAsia="Times New Roman" w:hAnsi="Times New Roman" w:cs="Times New Roman"/>
-          <w:color w:val="000000"/>
-          <w:sz w:val="28"/>
-          <w:szCs w:val="28"/>
-        </w:rPr>
-        <w:t>` завершуються без помилок.</w:t>
+        <w:t>Модульні тести бізнес-логіки всіх чотирьох занять (21 тест) знаходяться у файлі app/src/test/java/com/example/myapplication/EmergencyLogicTest.kt. Запуск: ./gradlew :app:testDebugUnitTest. Усі тести проходять, збірка :app:assembleDebug та перевірка :app:lintDebug завершуються без помилок.</w:t>
       </w:r>
     </w:p>
     <w:p>
@@ -8894,209 +5305,8 @@
           <w:sz w:val="28"/>
           <w:szCs w:val="28"/>
         </w:rPr>
-        <w:t xml:space="preserve">У результаті виконання практичної роботи № 1 було засвоєно основи розробки </w:t>
-      </w:r>
-      <w:proofErr w:type="spellStart"/>
-      <w:r>
-        <w:rPr>
-          <w:rFonts w:ascii="Times New Roman" w:eastAsia="Times New Roman" w:hAnsi="Times New Roman" w:cs="Times New Roman"/>
-          <w:color w:val="000000"/>
-          <w:sz w:val="28"/>
-          <w:szCs w:val="28"/>
-        </w:rPr>
-        <w:t>Android</w:t>
-      </w:r>
-      <w:proofErr w:type="spellEnd"/>
-      <w:r>
-        <w:rPr>
-          <w:rFonts w:ascii="Times New Roman" w:eastAsia="Times New Roman" w:hAnsi="Times New Roman" w:cs="Times New Roman"/>
-          <w:color w:val="000000"/>
-          <w:sz w:val="28"/>
-          <w:szCs w:val="28"/>
-        </w:rPr>
-        <w:t xml:space="preserve">-застосунків мовою </w:t>
-      </w:r>
-      <w:proofErr w:type="spellStart"/>
-      <w:r>
-        <w:rPr>
-          <w:rFonts w:ascii="Times New Roman" w:eastAsia="Times New Roman" w:hAnsi="Times New Roman" w:cs="Times New Roman"/>
-          <w:color w:val="000000"/>
-          <w:sz w:val="28"/>
-          <w:szCs w:val="28"/>
-        </w:rPr>
-        <w:t>Kotlin</w:t>
-      </w:r>
-      <w:proofErr w:type="spellEnd"/>
-      <w:r>
-        <w:rPr>
-          <w:rFonts w:ascii="Times New Roman" w:eastAsia="Times New Roman" w:hAnsi="Times New Roman" w:cs="Times New Roman"/>
-          <w:color w:val="000000"/>
-          <w:sz w:val="28"/>
-          <w:szCs w:val="28"/>
-        </w:rPr>
-        <w:t xml:space="preserve"> із використанням </w:t>
-      </w:r>
-      <w:proofErr w:type="spellStart"/>
-      <w:r>
-        <w:rPr>
-          <w:rFonts w:ascii="Times New Roman" w:eastAsia="Times New Roman" w:hAnsi="Times New Roman" w:cs="Times New Roman"/>
-          <w:color w:val="000000"/>
-          <w:sz w:val="28"/>
-          <w:szCs w:val="28"/>
-        </w:rPr>
-        <w:t>Jetpack</w:t>
-      </w:r>
-      <w:proofErr w:type="spellEnd"/>
-      <w:r>
-        <w:rPr>
-          <w:rFonts w:ascii="Times New Roman" w:eastAsia="Times New Roman" w:hAnsi="Times New Roman" w:cs="Times New Roman"/>
-          <w:color w:val="000000"/>
-          <w:sz w:val="28"/>
-          <w:szCs w:val="28"/>
-        </w:rPr>
-        <w:t xml:space="preserve"> </w:t>
-      </w:r>
-      <w:proofErr w:type="spellStart"/>
-      <w:r>
-        <w:rPr>
-          <w:rFonts w:ascii="Times New Roman" w:eastAsia="Times New Roman" w:hAnsi="Times New Roman" w:cs="Times New Roman"/>
-          <w:color w:val="000000"/>
-          <w:sz w:val="28"/>
-          <w:szCs w:val="28"/>
-        </w:rPr>
-        <w:t>Compose</w:t>
-      </w:r>
-      <w:proofErr w:type="spellEnd"/>
-      <w:r>
-        <w:rPr>
-          <w:rFonts w:ascii="Times New Roman" w:eastAsia="Times New Roman" w:hAnsi="Times New Roman" w:cs="Times New Roman"/>
-          <w:color w:val="000000"/>
-          <w:sz w:val="28"/>
-          <w:szCs w:val="28"/>
-        </w:rPr>
-        <w:t xml:space="preserve"> для предметної галузі енергетики (варіант 18 — «Система аварійного електропостачання»). На практичному занятті № 1 створено </w:t>
-      </w:r>
-      <w:proofErr w:type="spellStart"/>
-      <w:r>
-        <w:rPr>
-          <w:rFonts w:ascii="Times New Roman" w:eastAsia="Times New Roman" w:hAnsi="Times New Roman" w:cs="Times New Roman"/>
-          <w:color w:val="000000"/>
-          <w:sz w:val="28"/>
-          <w:szCs w:val="28"/>
-        </w:rPr>
-        <w:t>проєкт</w:t>
-      </w:r>
-      <w:proofErr w:type="spellEnd"/>
-      <w:r>
-        <w:rPr>
-          <w:rFonts w:ascii="Times New Roman" w:eastAsia="Times New Roman" w:hAnsi="Times New Roman" w:cs="Times New Roman"/>
-          <w:color w:val="000000"/>
-          <w:sz w:val="28"/>
-          <w:szCs w:val="28"/>
-        </w:rPr>
-        <w:t xml:space="preserve"> в </w:t>
-      </w:r>
-      <w:proofErr w:type="spellStart"/>
-      <w:r>
-        <w:rPr>
-          <w:rFonts w:ascii="Times New Roman" w:eastAsia="Times New Roman" w:hAnsi="Times New Roman" w:cs="Times New Roman"/>
-          <w:color w:val="000000"/>
-          <w:sz w:val="28"/>
-          <w:szCs w:val="28"/>
-        </w:rPr>
-        <w:t>Android</w:t>
-      </w:r>
-      <w:proofErr w:type="spellEnd"/>
-      <w:r>
-        <w:rPr>
-          <w:rFonts w:ascii="Times New Roman" w:eastAsia="Times New Roman" w:hAnsi="Times New Roman" w:cs="Times New Roman"/>
-          <w:color w:val="000000"/>
-          <w:sz w:val="28"/>
-          <w:szCs w:val="28"/>
-        </w:rPr>
-        <w:t xml:space="preserve"> </w:t>
-      </w:r>
-      <w:proofErr w:type="spellStart"/>
-      <w:r>
-        <w:rPr>
-          <w:rFonts w:ascii="Times New Roman" w:eastAsia="Times New Roman" w:hAnsi="Times New Roman" w:cs="Times New Roman"/>
-          <w:color w:val="000000"/>
-          <w:sz w:val="28"/>
-          <w:szCs w:val="28"/>
-        </w:rPr>
-        <w:t>Studio</w:t>
-      </w:r>
-      <w:proofErr w:type="spellEnd"/>
-      <w:r>
-        <w:rPr>
-          <w:rFonts w:ascii="Times New Roman" w:eastAsia="Times New Roman" w:hAnsi="Times New Roman" w:cs="Times New Roman"/>
-          <w:color w:val="000000"/>
-          <w:sz w:val="28"/>
-          <w:szCs w:val="28"/>
-        </w:rPr>
-        <w:t xml:space="preserve"> та реалізовано екран моніторингу з анімацією зміни значень і керуванням станом через `</w:t>
-      </w:r>
-      <w:proofErr w:type="spellStart"/>
-      <w:r>
-        <w:rPr>
-          <w:rFonts w:ascii="Times New Roman" w:eastAsia="Times New Roman" w:hAnsi="Times New Roman" w:cs="Times New Roman"/>
-          <w:color w:val="000000"/>
-          <w:sz w:val="28"/>
-          <w:szCs w:val="28"/>
-        </w:rPr>
-        <w:t>remember</w:t>
-      </w:r>
-      <w:proofErr w:type="spellEnd"/>
-      <w:r>
-        <w:rPr>
-          <w:rFonts w:ascii="Times New Roman" w:eastAsia="Times New Roman" w:hAnsi="Times New Roman" w:cs="Times New Roman"/>
-          <w:color w:val="000000"/>
-          <w:sz w:val="28"/>
-          <w:szCs w:val="28"/>
-        </w:rPr>
-        <w:t>` / `</w:t>
-      </w:r>
-      <w:proofErr w:type="spellStart"/>
-      <w:r>
-        <w:rPr>
-          <w:rFonts w:ascii="Times New Roman" w:eastAsia="Times New Roman" w:hAnsi="Times New Roman" w:cs="Times New Roman"/>
-          <w:color w:val="000000"/>
-          <w:sz w:val="28"/>
-          <w:szCs w:val="28"/>
-        </w:rPr>
-        <w:t>mutableStateOf</w:t>
-      </w:r>
-      <w:proofErr w:type="spellEnd"/>
-      <w:r>
-        <w:rPr>
-          <w:rFonts w:ascii="Times New Roman" w:eastAsia="Times New Roman" w:hAnsi="Times New Roman" w:cs="Times New Roman"/>
-          <w:color w:val="000000"/>
-          <w:sz w:val="28"/>
-          <w:szCs w:val="28"/>
-        </w:rPr>
-        <w:t xml:space="preserve">` та стилізацією засобами </w:t>
-      </w:r>
-      <w:proofErr w:type="spellStart"/>
-      <w:r>
-        <w:rPr>
-          <w:rFonts w:ascii="Times New Roman" w:eastAsia="Times New Roman" w:hAnsi="Times New Roman" w:cs="Times New Roman"/>
-          <w:color w:val="000000"/>
-          <w:sz w:val="28"/>
-          <w:szCs w:val="28"/>
-        </w:rPr>
-        <w:t>Material</w:t>
-      </w:r>
-      <w:proofErr w:type="spellEnd"/>
-      <w:r>
-        <w:rPr>
-          <w:rFonts w:ascii="Times New Roman" w:eastAsia="Times New Roman" w:hAnsi="Times New Roman" w:cs="Times New Roman"/>
-          <w:color w:val="000000"/>
-          <w:sz w:val="28"/>
-          <w:szCs w:val="28"/>
-        </w:rPr>
-        <w:t xml:space="preserve"> </w:t>
-      </w:r>
-      <w:proofErr w:type="spellStart"/>
+        <w:t xml:space="preserve">У результаті виконання практичної роботи № 1 було засвоєно основи розробки Android-застосунків мовою Kotlin із використанням Jetpack Compose для предметної галузі енергетики (варіант 18 — «Система аварійного електропостачання»). На практичному занятті № 1 створено проєкт в Android Studio та реалізовано екран моніторингу з анімацією зміни значень і керуванням станом через remember / mutableStateOf та стилізацією засобами Material Theme. На занятті № 2 налаштовано Gradle (каталог версій, Compose BOM), бізнес-логіку розрахунку автономності винесено в окремий файл, відокремлено від UI, а результат візуалізовано власним графіком на Canvas. На занятті № 3 побудовано складніший інтерфейс із кількох composable-функцій, зображеннями зі своїх ресурсів (компонент Image, painterResource), інформаційними картками та адаптивним макетом на основі BoxWithConstraints. На занятті № 4 реалізовано екрани авторизації та </w:t>
+      </w:r>
       <w:r>
         <w:rPr>
           <w:rFonts w:ascii="Times New Roman" w:eastAsia="Times New Roman" w:hAnsi="Times New Roman" w:cs="Times New Roman"/>
@@ -9105,244 +5315,15 @@
           <w:szCs w:val="28"/>
         </w:rPr>
         <w:lastRenderedPageBreak/>
-        <w:t>Theme</w:t>
-      </w:r>
-      <w:proofErr w:type="spellEnd"/>
-      <w:r>
-        <w:rPr>
-          <w:rFonts w:ascii="Times New Roman" w:eastAsia="Times New Roman" w:hAnsi="Times New Roman" w:cs="Times New Roman"/>
-          <w:color w:val="000000"/>
-          <w:sz w:val="28"/>
-          <w:szCs w:val="28"/>
-        </w:rPr>
-        <w:t xml:space="preserve">. На занятті № 2 налаштовано </w:t>
-      </w:r>
-      <w:proofErr w:type="spellStart"/>
-      <w:r>
-        <w:rPr>
-          <w:rFonts w:ascii="Times New Roman" w:eastAsia="Times New Roman" w:hAnsi="Times New Roman" w:cs="Times New Roman"/>
-          <w:color w:val="000000"/>
-          <w:sz w:val="28"/>
-          <w:szCs w:val="28"/>
-        </w:rPr>
-        <w:t>Gradle</w:t>
-      </w:r>
-      <w:proofErr w:type="spellEnd"/>
-      <w:r>
-        <w:rPr>
-          <w:rFonts w:ascii="Times New Roman" w:eastAsia="Times New Roman" w:hAnsi="Times New Roman" w:cs="Times New Roman"/>
-          <w:color w:val="000000"/>
-          <w:sz w:val="28"/>
-          <w:szCs w:val="28"/>
-        </w:rPr>
-        <w:t xml:space="preserve"> (каталог версій, </w:t>
-      </w:r>
-      <w:proofErr w:type="spellStart"/>
-      <w:r>
-        <w:rPr>
-          <w:rFonts w:ascii="Times New Roman" w:eastAsia="Times New Roman" w:hAnsi="Times New Roman" w:cs="Times New Roman"/>
-          <w:color w:val="000000"/>
-          <w:sz w:val="28"/>
-          <w:szCs w:val="28"/>
-        </w:rPr>
-        <w:t>Compose</w:t>
-      </w:r>
-      <w:proofErr w:type="spellEnd"/>
-      <w:r>
-        <w:rPr>
-          <w:rFonts w:ascii="Times New Roman" w:eastAsia="Times New Roman" w:hAnsi="Times New Roman" w:cs="Times New Roman"/>
-          <w:color w:val="000000"/>
-          <w:sz w:val="28"/>
-          <w:szCs w:val="28"/>
-        </w:rPr>
-        <w:t xml:space="preserve"> BOM), бізнес-логіку розрахунку автономності винесено в окремий файл, </w:t>
-      </w:r>
-      <w:proofErr w:type="spellStart"/>
-      <w:r>
-        <w:rPr>
-          <w:rFonts w:ascii="Times New Roman" w:eastAsia="Times New Roman" w:hAnsi="Times New Roman" w:cs="Times New Roman"/>
-          <w:color w:val="000000"/>
-          <w:sz w:val="28"/>
-          <w:szCs w:val="28"/>
-        </w:rPr>
-        <w:t>відокремлено</w:t>
-      </w:r>
-      <w:proofErr w:type="spellEnd"/>
-      <w:r>
-        <w:rPr>
-          <w:rFonts w:ascii="Times New Roman" w:eastAsia="Times New Roman" w:hAnsi="Times New Roman" w:cs="Times New Roman"/>
-          <w:color w:val="000000"/>
-          <w:sz w:val="28"/>
-          <w:szCs w:val="28"/>
-        </w:rPr>
-        <w:t xml:space="preserve"> від UI, а результат візуалізовано власним графіком на `</w:t>
-      </w:r>
-      <w:proofErr w:type="spellStart"/>
-      <w:r>
-        <w:rPr>
-          <w:rFonts w:ascii="Times New Roman" w:eastAsia="Times New Roman" w:hAnsi="Times New Roman" w:cs="Times New Roman"/>
-          <w:color w:val="000000"/>
-          <w:sz w:val="28"/>
-          <w:szCs w:val="28"/>
-        </w:rPr>
-        <w:t>Canvas</w:t>
-      </w:r>
-      <w:proofErr w:type="spellEnd"/>
-      <w:r>
-        <w:rPr>
-          <w:rFonts w:ascii="Times New Roman" w:eastAsia="Times New Roman" w:hAnsi="Times New Roman" w:cs="Times New Roman"/>
-          <w:color w:val="000000"/>
-          <w:sz w:val="28"/>
-          <w:szCs w:val="28"/>
-        </w:rPr>
-        <w:t xml:space="preserve">`. На занятті № 3 побудовано складніший інтерфейс із кількох </w:t>
-      </w:r>
-      <w:proofErr w:type="spellStart"/>
-      <w:r>
-        <w:rPr>
-          <w:rFonts w:ascii="Times New Roman" w:eastAsia="Times New Roman" w:hAnsi="Times New Roman" w:cs="Times New Roman"/>
-          <w:color w:val="000000"/>
-          <w:sz w:val="28"/>
-          <w:szCs w:val="28"/>
-        </w:rPr>
-        <w:t>composable</w:t>
-      </w:r>
-      <w:proofErr w:type="spellEnd"/>
-      <w:r>
-        <w:rPr>
-          <w:rFonts w:ascii="Times New Roman" w:eastAsia="Times New Roman" w:hAnsi="Times New Roman" w:cs="Times New Roman"/>
-          <w:color w:val="000000"/>
-          <w:sz w:val="28"/>
-          <w:szCs w:val="28"/>
-        </w:rPr>
-        <w:t>-функцій, зображеннями зі своїх ресурсів (компонент `</w:t>
-      </w:r>
-      <w:proofErr w:type="spellStart"/>
-      <w:r>
-        <w:rPr>
-          <w:rFonts w:ascii="Times New Roman" w:eastAsia="Times New Roman" w:hAnsi="Times New Roman" w:cs="Times New Roman"/>
-          <w:color w:val="000000"/>
-          <w:sz w:val="28"/>
-          <w:szCs w:val="28"/>
-        </w:rPr>
-        <w:t>Image</w:t>
-      </w:r>
-      <w:proofErr w:type="spellEnd"/>
-      <w:r>
-        <w:rPr>
-          <w:rFonts w:ascii="Times New Roman" w:eastAsia="Times New Roman" w:hAnsi="Times New Roman" w:cs="Times New Roman"/>
-          <w:color w:val="000000"/>
-          <w:sz w:val="28"/>
-          <w:szCs w:val="28"/>
-        </w:rPr>
-        <w:t>`, `</w:t>
-      </w:r>
-      <w:proofErr w:type="spellStart"/>
-      <w:r>
-        <w:rPr>
-          <w:rFonts w:ascii="Times New Roman" w:eastAsia="Times New Roman" w:hAnsi="Times New Roman" w:cs="Times New Roman"/>
-          <w:color w:val="000000"/>
-          <w:sz w:val="28"/>
-          <w:szCs w:val="28"/>
-        </w:rPr>
-        <w:t>painterResource</w:t>
-      </w:r>
-      <w:proofErr w:type="spellEnd"/>
-      <w:r>
-        <w:rPr>
-          <w:rFonts w:ascii="Times New Roman" w:eastAsia="Times New Roman" w:hAnsi="Times New Roman" w:cs="Times New Roman"/>
-          <w:color w:val="000000"/>
-          <w:sz w:val="28"/>
-          <w:szCs w:val="28"/>
-        </w:rPr>
-        <w:t>`), інформаційними картками та адаптивним макетом на основі `</w:t>
-      </w:r>
-      <w:proofErr w:type="spellStart"/>
-      <w:r>
-        <w:rPr>
-          <w:rFonts w:ascii="Times New Roman" w:eastAsia="Times New Roman" w:hAnsi="Times New Roman" w:cs="Times New Roman"/>
-          <w:color w:val="000000"/>
-          <w:sz w:val="28"/>
-          <w:szCs w:val="28"/>
-        </w:rPr>
-        <w:t>BoxWithConstraints</w:t>
-      </w:r>
-      <w:proofErr w:type="spellEnd"/>
-      <w:r>
-        <w:rPr>
-          <w:rFonts w:ascii="Times New Roman" w:eastAsia="Times New Roman" w:hAnsi="Times New Roman" w:cs="Times New Roman"/>
-          <w:color w:val="000000"/>
-          <w:sz w:val="28"/>
-          <w:szCs w:val="28"/>
-        </w:rPr>
-        <w:t xml:space="preserve">`. На занятті № 4 реалізовано екрани авторизації та реєстрації з розділенням UI на </w:t>
-      </w:r>
-      <w:proofErr w:type="spellStart"/>
-      <w:r>
-        <w:rPr>
-          <w:rFonts w:ascii="Times New Roman" w:eastAsia="Times New Roman" w:hAnsi="Times New Roman" w:cs="Times New Roman"/>
-          <w:color w:val="000000"/>
-          <w:sz w:val="28"/>
-          <w:szCs w:val="28"/>
-        </w:rPr>
-        <w:t>composable</w:t>
-      </w:r>
-      <w:proofErr w:type="spellEnd"/>
-      <w:r>
-        <w:rPr>
-          <w:rFonts w:ascii="Times New Roman" w:eastAsia="Times New Roman" w:hAnsi="Times New Roman" w:cs="Times New Roman"/>
-          <w:color w:val="000000"/>
-          <w:sz w:val="28"/>
-          <w:szCs w:val="28"/>
-        </w:rPr>
-        <w:t xml:space="preserve">-компоненти, </w:t>
-      </w:r>
-      <w:proofErr w:type="spellStart"/>
-      <w:r>
-        <w:rPr>
-          <w:rFonts w:ascii="Times New Roman" w:eastAsia="Times New Roman" w:hAnsi="Times New Roman" w:cs="Times New Roman"/>
-          <w:color w:val="000000"/>
-          <w:sz w:val="28"/>
-          <w:szCs w:val="28"/>
-        </w:rPr>
-        <w:t>валідацією</w:t>
-      </w:r>
-      <w:proofErr w:type="spellEnd"/>
-      <w:r>
-        <w:rPr>
-          <w:rFonts w:ascii="Times New Roman" w:eastAsia="Times New Roman" w:hAnsi="Times New Roman" w:cs="Times New Roman"/>
-          <w:color w:val="000000"/>
-          <w:sz w:val="28"/>
-          <w:szCs w:val="28"/>
-        </w:rPr>
-        <w:t xml:space="preserve"> даних, станом завантаження й адаптивним розташуванням елементів. Було відпрацьовано розділення UI та бізнес-логіки, роботу зі станом і анімаціями в </w:t>
-      </w:r>
-      <w:proofErr w:type="spellStart"/>
-      <w:r>
-        <w:rPr>
-          <w:rFonts w:ascii="Times New Roman" w:eastAsia="Times New Roman" w:hAnsi="Times New Roman" w:cs="Times New Roman"/>
-          <w:color w:val="000000"/>
-          <w:sz w:val="28"/>
-          <w:szCs w:val="28"/>
-        </w:rPr>
-        <w:t>Compose</w:t>
-      </w:r>
-      <w:proofErr w:type="spellEnd"/>
-      <w:r>
-        <w:rPr>
-          <w:rFonts w:ascii="Times New Roman" w:eastAsia="Times New Roman" w:hAnsi="Times New Roman" w:cs="Times New Roman"/>
-          <w:color w:val="000000"/>
-          <w:sz w:val="28"/>
-          <w:szCs w:val="28"/>
-        </w:rPr>
-        <w:t>, а також перевірку коректності обчислень модульними тестами.</w:t>
+        <w:t>реєстрації з розділенням UI на composable-компоненти, валідацією даних, станом завантаження й адаптивним розташуванням елементів. Було відпрацьовано розділення UI та бізнес-логіки, роботу зі станом і анімаціями в Compose, а також перевірку коректності обчислень модульними тестами.</w:t>
       </w:r>
     </w:p>
     <w:sectPr>
-      <w:pgSz w:w="12240" w:h="15840"/>
+      <w:pgSz w:w="11906" w:h="16838" w:code="9"/>
       <w:pgMar w:top="1134" w:right="850" w:bottom="1134" w:left="1701" w:header="708" w:footer="708" w:gutter="0"/>
       <w:pgNumType w:start="1"/>
       <w:cols w:space="720"/>
+      <w:docGrid w:linePitch="299"/>
     </w:sectPr>
   </w:body>
 </w:document>
